--- a/How to Publish and Make Good Money/How to Publish and Make Good Money - Complete Manuscript.docx
+++ b/How to Publish and Make Good Money/How to Publish and Make Good Money - Complete Manuscript.docx
@@ -773,7 +773,7 @@
       </w:r>
     </w:p>
     <w:bookmarkEnd w:id="21"/>
-    <w:bookmarkStart w:id="34" w:name="part-i-the-landscape"/>
+    <w:bookmarkStart w:id="37" w:name="part-i-the-landscape"/>
     <w:p>
       <w:pPr>
         <w:pStyle w:val="Heading1"/>
@@ -782,7 +782,7 @@
         <w:t xml:space="preserve">Part I — The Landscape</w:t>
       </w:r>
     </w:p>
-    <w:bookmarkStart w:id="25" w:name="chapter-1-why-self-publish"/>
+    <w:bookmarkStart w:id="28" w:name="chapter-1-why-self-publish"/>
     <w:p>
       <w:pPr>
         <w:pStyle w:val="Heading2"/>
@@ -1181,7 +1181,7 @@
       </w:r>
     </w:p>
     <w:bookmarkEnd w:id="22"/>
-    <w:bookmarkStart w:id="23" w:name="Xe68f08bd59a101f334a3c7b46f7ae3c31eea1e4"/>
+    <w:bookmarkStart w:id="26" w:name="Xe68f08bd59a101f334a3c7b46f7ae3c31eea1e4"/>
     <w:p>
       <w:pPr>
         <w:pStyle w:val="Heading3"/>
@@ -1378,8 +1378,105 @@
         <w:t xml:space="preserve">for every author who uses it.</w:t>
       </w:r>
     </w:p>
-    <w:bookmarkEnd w:id="23"/>
-    <w:bookmarkStart w:id="24" w:name="a-note-on-doing-both"/>
+    <w:p>
+      <w:pPr>
+        <w:pStyle w:val="BodyText"/>
+      </w:pPr>
+      <w:r>
+        <w:t xml:space="preserve">Every chapter from here on is one stage of a single pipeline. It’s worth</w:t>
+      </w:r>
+      <w:r>
+        <w:t xml:space="preserve"> </w:t>
+      </w:r>
+      <w:r>
+        <w:t xml:space="preserve">seeing the whole shape before diving into the first piece of it:</w:t>
+      </w:r>
+    </w:p>
+    <w:p>
+      <w:pPr>
+        <w:pStyle w:val="FigureCaption"/>
+      </w:pPr>
+      <w:r>
+        <w:drawing>
+          <wp:inline>
+            <wp:extent cx="4013200" cy="5933410"/>
+            <wp:effectExtent b="0" l="0" r="0" t="0"/>
+            <wp:docPr descr="" title="" id="24" name="Picture"/>
+            <a:graphic>
+              <a:graphicData uri="http://schemas.openxmlformats.org/drawingml/2006/picture">
+                <pic:pic>
+                  <pic:nvPicPr>
+                    <pic:cNvPr descr="figures/fig01_publishing_workflow.png" id="25" name="Picture"/>
+                    <pic:cNvPicPr>
+                      <a:picLocks noChangeArrowheads="1" noChangeAspect="1"/>
+                    </pic:cNvPicPr>
+                  </pic:nvPicPr>
+                  <pic:blipFill>
+                    <a:blip r:embed="rId23"/>
+                    <a:stretch>
+                      <a:fillRect/>
+                    </a:stretch>
+                  </pic:blipFill>
+                  <pic:spPr bwMode="auto">
+                    <a:xfrm>
+                      <a:off x="0" y="0"/>
+                      <a:ext cx="4013200" cy="5933410"/>
+                    </a:xfrm>
+                    <a:prstGeom prst="rect">
+                      <a:avLst/>
+                    </a:prstGeom>
+                    <a:noFill/>
+                    <a:ln w="9525">
+                      <a:noFill/>
+                      <a:headEnd/>
+                      <a:tailEnd/>
+                    </a:ln>
+                  </pic:spPr>
+                </pic:pic>
+              </a:graphicData>
+            </a:graphic>
+          </wp:inline>
+        </w:drawing>
+      </w:r>
+    </w:p>
+    <w:p>
+      <w:pPr>
+        <w:pStyle w:val="FigureCaption"/>
+      </w:pPr>
+      <w:r>
+        <w:rPr>
+          <w:bCs/>
+          <w:b/>
+        </w:rPr>
+        <w:t xml:space="preserve">Figure 1.1</w:t>
+      </w:r>
+      <w:r>
+        <w:t xml:space="preserve"> </w:t>
+      </w:r>
+      <w:r>
+        <w:t xml:space="preserve">— The self-publishing workflow this book walks through, one</w:t>
+      </w:r>
+      <w:r>
+        <w:t xml:space="preserve"> </w:t>
+      </w:r>
+      <w:r>
+        <w:t xml:space="preserve">chapter at a time. Nothing here is optional; skipping a stage just means</w:t>
+      </w:r>
+      <w:r>
+        <w:t xml:space="preserve"> </w:t>
+      </w:r>
+      <w:r>
+        <w:t xml:space="preserve">finding out about it later, from a review or a royalty report instead of</w:t>
+      </w:r>
+      <w:r>
+        <w:t xml:space="preserve"> </w:t>
+      </w:r>
+      <w:r>
+        <w:t xml:space="preserve">from this book.</w:t>
+      </w:r>
+    </w:p>
+    <w:bookmarkEnd w:id="26"/>
+    <w:bookmarkStart w:id="27" w:name="a-note-on-doing-both"/>
     <w:p>
       <w:pPr>
         <w:pStyle w:val="Heading3"/>
@@ -1454,9 +1551,9 @@
         <w:t xml:space="preserve">you’d want from a publisher you were paying to do it for you.</w:t>
       </w:r>
     </w:p>
-    <w:bookmarkEnd w:id="24"/>
-    <w:bookmarkEnd w:id="25"/>
-    <w:bookmarkStart w:id="33" w:name="chapter-2-how-amazon-actually-pays-you"/>
+    <w:bookmarkEnd w:id="27"/>
+    <w:bookmarkEnd w:id="28"/>
+    <w:bookmarkStart w:id="36" w:name="chapter-2-how-amazon-actually-pays-you"/>
     <w:p>
       <w:pPr>
         <w:pStyle w:val="Heading2"/>
@@ -1503,7 +1600,7 @@
         <w:t xml:space="preserve">Get this part wrong and every later chapter inherits the error.</w:t>
       </w:r>
     </w:p>
-    <w:bookmarkStart w:id="29" w:name="the-ebook-royalty-two-plans-one-cliff"/>
+    <w:bookmarkStart w:id="32" w:name="the-ebook-royalty-two-plans-one-cliff"/>
     <w:p>
       <w:pPr>
         <w:pStyle w:val="Heading3"/>
@@ -1917,18 +2014,18 @@
           <wp:inline>
             <wp:extent cx="4013200" cy="2843771"/>
             <wp:effectExtent b="0" l="0" r="0" t="0"/>
-            <wp:docPr descr="" title="" id="27" name="Picture"/>
+            <wp:docPr descr="" title="" id="30" name="Picture"/>
             <a:graphic>
               <a:graphicData uri="http://schemas.openxmlformats.org/drawingml/2006/picture">
                 <pic:pic>
                   <pic:nvPicPr>
-                    <pic:cNvPr descr="figures/fig02_royalty_cliff.png" id="28" name="Picture"/>
+                    <pic:cNvPr descr="figures/fig02_royalty_cliff.png" id="31" name="Picture"/>
                     <pic:cNvPicPr>
                       <a:picLocks noChangeArrowheads="1" noChangeAspect="1"/>
                     </pic:cNvPicPr>
                   </pic:nvPicPr>
                   <pic:blipFill>
-                    <a:blip r:embed="rId26"/>
+                    <a:blip r:embed="rId29"/>
                     <a:stretch>
                       <a:fillRect/>
                     </a:stretch>
@@ -1985,8 +2082,8 @@
         <w:t xml:space="preserve">outside that band falls back to the flat 35% line.</w:t>
       </w:r>
     </w:p>
-    <w:bookmarkEnd w:id="29"/>
-    <w:bookmarkStart w:id="30" w:name="kindle-unlimited-and-the-page-read-fund"/>
+    <w:bookmarkEnd w:id="32"/>
+    <w:bookmarkStart w:id="33" w:name="kindle-unlimited-and-the-page-read-fund"/>
     <w:p>
       <w:pPr>
         <w:pStyle w:val="Heading3"/>
@@ -2219,8 +2316,8 @@
         <w:t xml:space="preserve">Chapter 12 answers.</w:t>
       </w:r>
     </w:p>
-    <w:bookmarkEnd w:id="30"/>
-    <w:bookmarkStart w:id="31" w:name="print-paperback-and-hardcover"/>
+    <w:bookmarkEnd w:id="33"/>
+    <w:bookmarkStart w:id="34" w:name="print-paperback-and-hardcover"/>
     <w:p>
       <w:pPr>
         <w:pStyle w:val="Heading3"/>
@@ -2505,8 +2602,8 @@
         <w:t xml:space="preserve">this book starts from the real number, not the advertised one.</w:t>
       </w:r>
     </w:p>
-    <w:bookmarkEnd w:id="31"/>
-    <w:bookmarkStart w:id="32" w:name="reading-your-own-numbers"/>
+    <w:bookmarkEnd w:id="34"/>
+    <w:bookmarkStart w:id="35" w:name="reading-your-own-numbers"/>
     <w:p>
       <w:pPr>
         <w:pStyle w:val="Heading3"/>
@@ -2603,10 +2700,10 @@
         <w:t xml:space="preserve">change in these numbers.</w:t>
       </w:r>
     </w:p>
-    <w:bookmarkEnd w:id="32"/>
-    <w:bookmarkEnd w:id="33"/>
-    <w:bookmarkEnd w:id="34"/>
-    <w:bookmarkStart w:id="57" w:name="part-ii-writing-and-producing-the-book"/>
+    <w:bookmarkEnd w:id="35"/>
+    <w:bookmarkEnd w:id="36"/>
+    <w:bookmarkEnd w:id="37"/>
+    <w:bookmarkStart w:id="63" w:name="part-ii-writing-and-producing-the-book"/>
     <w:p>
       <w:pPr>
         <w:pStyle w:val="Heading1"/>
@@ -2615,7 +2712,7 @@
         <w:t xml:space="preserve">Part II — Writing and Producing the Book</w:t>
       </w:r>
     </w:p>
-    <w:bookmarkStart w:id="38" w:name="chapter-3-choosing-what-to-write"/>
+    <w:bookmarkStart w:id="41" w:name="chapter-3-choosing-what-to-write"/>
     <w:p>
       <w:pPr>
         <w:pStyle w:val="Heading2"/>
@@ -2674,7 +2771,7 @@
         <w:t xml:space="preserve">as a research tool, instead of guessing.</w:t>
       </w:r>
     </w:p>
-    <w:bookmarkStart w:id="35" w:name="Xc81d673dad9bee37cd1f08a3335e6623c3f3c84"/>
+    <w:bookmarkStart w:id="38" w:name="Xc81d673dad9bee37cd1f08a3335e6623c3f3c84"/>
     <w:p>
       <w:pPr>
         <w:pStyle w:val="Heading3"/>
@@ -2949,8 +3046,8 @@
         <w:t xml:space="preserve">explained by someone who wanted it to be there. That gap is your outline.</w:t>
       </w:r>
     </w:p>
-    <w:bookmarkEnd w:id="35"/>
-    <w:bookmarkStart w:id="36" w:name="write-to-a-shelf-not-into-a-void"/>
+    <w:bookmarkEnd w:id="38"/>
+    <w:bookmarkStart w:id="39" w:name="write-to-a-shelf-not-into-a-void"/>
     <w:p>
       <w:pPr>
         <w:pStyle w:val="Heading3"/>
@@ -3163,8 +3260,8 @@
         <w:t xml:space="preserve">it, instead of asking a general browser to self-select from vague language.</w:t>
       </w:r>
     </w:p>
-    <w:bookmarkEnd w:id="36"/>
-    <w:bookmarkStart w:id="37" w:name="X6a3d2a2e3a156241cdebe5360930253989f642d"/>
+    <w:bookmarkEnd w:id="39"/>
+    <w:bookmarkStart w:id="40" w:name="X6a3d2a2e3a156241cdebe5360930253989f642d"/>
     <w:p>
       <w:pPr>
         <w:pStyle w:val="Heading3"/>
@@ -3389,9 +3486,9 @@
         <w:t xml:space="preserve">searching. Both take the same effort to write; only one reliably gets found.</w:t>
       </w:r>
     </w:p>
-    <w:bookmarkEnd w:id="37"/>
-    <w:bookmarkEnd w:id="38"/>
-    <w:bookmarkStart w:id="42" w:name="chapter-4-from-draft-to-manuscript"/>
+    <w:bookmarkEnd w:id="40"/>
+    <w:bookmarkEnd w:id="41"/>
+    <w:bookmarkStart w:id="48" w:name="chapter-4-from-draft-to-manuscript"/>
     <w:p>
       <w:pPr>
         <w:pStyle w:val="Heading2"/>
@@ -3438,7 +3535,7 @@
         <w:t xml:space="preserve">that person already knows what they meant to say.</w:t>
       </w:r>
     </w:p>
-    <w:bookmarkStart w:id="39" w:name="the-passes-in-order"/>
+    <w:bookmarkStart w:id="45" w:name="the-passes-in-order"/>
     <w:p>
       <w:pPr>
         <w:pStyle w:val="Heading3"/>
@@ -3671,1366 +3768,25 @@
     </w:p>
     <w:p>
       <w:pPr>
-        <w:pStyle w:val="CaseStudy"/>
-      </w:pPr>
-      <w:r>
-        <w:rPr>
-          <w:bCs/>
-          <w:b/>
-        </w:rPr>
-        <w:t xml:space="preserve">Case study: what</w:t>
-      </w:r>
-      <w:r>
-        <w:rPr>
-          <w:bCs/>
-          <w:b/>
-        </w:rPr>
-        <w:t xml:space="preserve"> </w:t>
-      </w:r>
-      <w:r>
-        <w:rPr>
-          <w:bCs/>
-          <w:b/>
-        </w:rPr>
-        <w:t xml:space="preserve">“</w:t>
-      </w:r>
-      <w:r>
-        <w:rPr>
-          <w:bCs/>
-          <w:b/>
-        </w:rPr>
-        <w:t xml:space="preserve">professional-grade</w:t>
-      </w:r>
-      <w:r>
-        <w:rPr>
-          <w:bCs/>
-          <w:b/>
-        </w:rPr>
-        <w:t xml:space="preserve">”</w:t>
-      </w:r>
-      <w:r>
-        <w:rPr>
-          <w:bCs/>
-          <w:b/>
-        </w:rPr>
-        <w:t xml:space="preserve"> </w:t>
-      </w:r>
-      <w:r>
-        <w:rPr>
-          <w:bCs/>
-          <w:b/>
-        </w:rPr>
-        <w:t xml:space="preserve">editing actually looks like in</w:t>
-      </w:r>
-      <w:r>
-        <w:rPr>
-          <w:bCs/>
-          <w:b/>
-        </w:rPr>
-        <w:t xml:space="preserve"> </w:t>
-      </w:r>
-      <w:r>
-        <w:rPr>
-          <w:bCs/>
-          <w:b/>
-        </w:rPr>
-        <w:t xml:space="preserve">practice.</w:t>
-      </w:r>
-      <w:r>
-        <w:t xml:space="preserve"> </w:t>
-      </w:r>
-      <w:r>
-        <w:t xml:space="preserve">Elsewhere in this same catalog, a 38-chapter technical book went</w:t>
-      </w:r>
-      <w:r>
-        <w:t xml:space="preserve"> </w:t>
-      </w:r>
-      <w:r>
-        <w:t xml:space="preserve">through</w:t>
-      </w:r>
-      <w:r>
-        <w:t xml:space="preserve"> </w:t>
-      </w:r>
-      <w:r>
-        <w:rPr>
-          <w:iCs/>
-          <w:i/>
-        </w:rPr>
-        <w:t xml:space="preserve">three separate independent review passes</w:t>
-      </w:r>
-      <w:r>
-        <w:t xml:space="preserve"> </w:t>
-      </w:r>
-      <w:r>
-        <w:t xml:space="preserve">after its first</w:t>
-      </w:r>
-      <w:r>
-        <w:t xml:space="preserve"> </w:t>
-      </w:r>
-      <w:r>
-        <w:t xml:space="preserve">“</w:t>
-      </w:r>
-      <w:r>
-        <w:t xml:space="preserve">complete</w:t>
-      </w:r>
-      <w:r>
-        <w:t xml:space="preserve">”</w:t>
-      </w:r>
-      <w:r>
-        <w:t xml:space="preserve"> </w:t>
-      </w:r>
-      <w:r>
-        <w:t xml:space="preserve">draft — each one specifically briefed to hunt for what the</w:t>
-      </w:r>
-      <w:r>
-        <w:t xml:space="preserve"> </w:t>
-      </w:r>
-      <w:r>
-        <w:t xml:space="preserve">previous pass missed rather than re-check settled items, each one</w:t>
-      </w:r>
-      <w:r>
-        <w:t xml:space="preserve"> </w:t>
-      </w:r>
-      <w:r>
-        <w:t xml:space="preserve">independently re-deriving every worked numerical example from scratch rather</w:t>
-      </w:r>
-      <w:r>
-        <w:t xml:space="preserve"> </w:t>
-      </w:r>
-      <w:r>
-        <w:t xml:space="preserve">than trusting the displayed answer. The three passes together found and fixed</w:t>
-      </w:r>
-      <w:r>
-        <w:t xml:space="preserve"> </w:t>
-      </w:r>
-      <w:r>
-        <w:t xml:space="preserve">13, then 21, then 18 confirmed issues — genuine arithmetic errors, a physics</w:t>
-      </w:r>
-      <w:r>
-        <w:t xml:space="preserve"> </w:t>
-      </w:r>
-      <w:r>
-        <w:t xml:space="preserve">claim that quietly contradicted the book’s own formula two paragraphs</w:t>
-      </w:r>
-      <w:r>
-        <w:t xml:space="preserve"> </w:t>
-      </w:r>
-      <w:r>
-        <w:t xml:space="preserve">earlier, cross-references pointing at the wrong chapter after a renumbering,</w:t>
-      </w:r>
-      <w:r>
-        <w:t xml:space="preserve"> </w:t>
-      </w:r>
-      <w:r>
-        <w:t xml:space="preserve">and (twice) a fix from an</w:t>
-      </w:r>
-      <w:r>
-        <w:t xml:space="preserve"> </w:t>
-      </w:r>
-      <w:r>
-        <w:rPr>
-          <w:iCs/>
-          <w:i/>
-        </w:rPr>
-        <w:t xml:space="preserve">earlier</w:t>
-      </w:r>
-      <w:r>
-        <w:t xml:space="preserve"> </w:t>
-      </w:r>
-      <w:r>
-        <w:t xml:space="preserve">pass that had itself introduced a new,</w:t>
-      </w:r>
-      <w:r>
-        <w:t xml:space="preserve"> </w:t>
-      </w:r>
-      <w:r>
-        <w:t xml:space="preserve">smaller inconsistency. A companion book in the same catalog ran a dedicated</w:t>
-      </w:r>
-      <w:r>
-        <w:t xml:space="preserve"> </w:t>
-      </w:r>
-      <w:r>
-        <w:t xml:space="preserve">mechanical sweep for overused qualifier words —</w:t>
-      </w:r>
-      <w:r>
-        <w:t xml:space="preserve"> </w:t>
-      </w:r>
-      <w:r>
-        <w:t xml:space="preserve">“</w:t>
-      </w:r>
-      <w:r>
-        <w:t xml:space="preserve">roughly,</w:t>
-      </w:r>
-      <w:r>
-        <w:t xml:space="preserve">”</w:t>
-      </w:r>
-      <w:r>
-        <w:t xml:space="preserve"> </w:t>
-      </w:r>
-      <w:r>
-        <w:t xml:space="preserve">“</w:t>
-      </w:r>
-      <w:r>
-        <w:t xml:space="preserve">essentially,</w:t>
-      </w:r>
-      <w:r>
-        <w:t xml:space="preserve">”</w:t>
-      </w:r>
-      <w:r>
-        <w:t xml:space="preserve"> </w:t>
-      </w:r>
-      <w:r>
-        <w:t xml:space="preserve">“</w:t>
-      </w:r>
-      <w:r>
-        <w:t xml:space="preserve">itself</w:t>
-      </w:r>
-      <w:r>
-        <w:t xml:space="preserve">”</w:t>
-      </w:r>
-      <w:r>
-        <w:t xml:space="preserve"> </w:t>
-      </w:r>
-      <w:r>
-        <w:t xml:space="preserve">— appearing twice on the same page, catching 111 instances a normal</w:t>
-      </w:r>
-      <w:r>
-        <w:t xml:space="preserve"> </w:t>
-      </w:r>
-      <w:r>
-        <w:t xml:space="preserve">read-through had sailed past every time, because a reader’s eye and a</w:t>
-      </w:r>
-      <w:r>
-        <w:t xml:space="preserve"> </w:t>
-      </w:r>
-      <w:r>
-        <w:t xml:space="preserve">targeted script are looking for different things. The lesson isn’t</w:t>
-      </w:r>
-      <w:r>
-        <w:t xml:space="preserve"> </w:t>
-      </w:r>
-      <w:r>
-        <w:t xml:space="preserve">“</w:t>
-      </w:r>
-      <w:r>
-        <w:t xml:space="preserve">hire</w:t>
-      </w:r>
-      <w:r>
-        <w:t xml:space="preserve"> </w:t>
-      </w:r>
-      <w:r>
-        <w:t xml:space="preserve">three editors</w:t>
-      </w:r>
-      <w:r>
-        <w:t xml:space="preserve">”</w:t>
-      </w:r>
-      <w:r>
-        <w:t xml:space="preserve"> </w:t>
-      </w:r>
-      <w:r>
-        <w:t xml:space="preserve">if your budget doesn’t allow it — it’s that</w:t>
-      </w:r>
-      <w:r>
-        <w:t xml:space="preserve"> </w:t>
-      </w:r>
-      <w:r>
-        <w:rPr>
-          <w:bCs/>
-          <w:b/>
-        </w:rPr>
-        <w:t xml:space="preserve">the errors</w:t>
-      </w:r>
-      <w:r>
-        <w:rPr>
-          <w:bCs/>
-          <w:b/>
-        </w:rPr>
-        <w:t xml:space="preserve"> </w:t>
-      </w:r>
-      <w:r>
-        <w:rPr>
-          <w:bCs/>
-          <w:b/>
-        </w:rPr>
-        <w:t xml:space="preserve">still in your manuscript after one careful read are, almost by definition,</w:t>
-      </w:r>
-      <w:r>
-        <w:rPr>
-          <w:bCs/>
-          <w:b/>
-        </w:rPr>
-        <w:t xml:space="preserve"> </w:t>
-      </w:r>
-      <w:r>
-        <w:rPr>
-          <w:bCs/>
-          <w:b/>
-        </w:rPr>
-        <w:t xml:space="preserve">the ones a normal read doesn’t catch.</w:t>
-      </w:r>
-      <w:r>
-        <w:t xml:space="preserve"> </w:t>
-      </w:r>
-      <w:r>
-        <w:t xml:space="preserve">Budget at least one pass that is</w:t>
-      </w:r>
-      <w:r>
-        <w:t xml:space="preserve"> </w:t>
-      </w:r>
-      <w:r>
-        <w:t xml:space="preserve">specifically</w:t>
-      </w:r>
-      <w:r>
-        <w:t xml:space="preserve"> </w:t>
-      </w:r>
-      <w:r>
-        <w:rPr>
-          <w:iCs/>
-          <w:i/>
-        </w:rPr>
-        <w:t xml:space="preserve">not</w:t>
-      </w:r>
-      <w:r>
-        <w:t xml:space="preserve"> </w:t>
-      </w:r>
-      <w:r>
-        <w:t xml:space="preserve">just reading the book again: a fact-check pass, a</w:t>
-      </w:r>
-      <w:r>
-        <w:t xml:space="preserve"> </w:t>
-      </w:r>
-      <w:r>
-        <w:t xml:space="preserve">consistency script, a reader who has never seen the manuscript before.</w:t>
-      </w:r>
-    </w:p>
-    <w:bookmarkEnd w:id="39"/>
-    <w:bookmarkStart w:id="40" w:name="X72d8730a9c8c3129ddaea5a55d3df5a49b8a18c"/>
-    <w:p>
-      <w:pPr>
-        <w:pStyle w:val="Heading3"/>
-      </w:pPr>
-      <w:r>
-        <w:t xml:space="preserve">Where AI genuinely helps, and where the line is</w:t>
-      </w:r>
-    </w:p>
-    <w:p>
-      <w:pPr>
-        <w:pStyle w:val="FirstParagraph"/>
-      </w:pPr>
-      <w:r>
-        <w:t xml:space="preserve">Used well, AI tools can speed up the unglamorous parts of this process: a</w:t>
-      </w:r>
-      <w:r>
-        <w:t xml:space="preserve"> </w:t>
-      </w:r>
-      <w:r>
-        <w:t xml:space="preserve">first-pass consistency check across hundreds of pages, generating several</w:t>
-      </w:r>
-      <w:r>
-        <w:t xml:space="preserve"> </w:t>
-      </w:r>
-      <w:r>
-        <w:t xml:space="preserve">alternative phrasings of an awkward paragraph for you to choose between and</w:t>
-      </w:r>
-      <w:r>
-        <w:t xml:space="preserve"> </w:t>
-      </w:r>
-      <w:r>
-        <w:t xml:space="preserve">rewrite, condensing research notes, or catching a subset of the kind of</w:t>
-      </w:r>
-      <w:r>
-        <w:t xml:space="preserve"> </w:t>
-      </w:r>
-      <w:r>
-        <w:t xml:space="preserve">mechanical errors described above. Used badly, it becomes the entire book —</w:t>
-      </w:r>
-      <w:r>
-        <w:t xml:space="preserve"> </w:t>
-      </w:r>
-      <w:r>
-        <w:t xml:space="preserve">a prompt, minimal human review, and a KDP upload — and readers have gotten</w:t>
-      </w:r>
-      <w:r>
-        <w:t xml:space="preserve"> </w:t>
-      </w:r>
-      <w:r>
-        <w:t xml:space="preserve">noticeably better at spotting the tell-tale flatness of that approach, which</w:t>
-      </w:r>
-      <w:r>
-        <w:t xml:space="preserve"> </w:t>
-      </w:r>
-      <w:r>
-        <w:t xml:space="preserve">shows up in review sections as a specific and damaging complaint.</w:t>
-      </w:r>
-    </w:p>
-    <w:p>
-      <w:pPr>
-        <w:pStyle w:val="BodyText"/>
-      </w:pPr>
-      <w:r>
-        <w:t xml:space="preserve">Two things are not optional, regardless of how much AI assistance you use in</w:t>
-      </w:r>
-      <w:r>
-        <w:t xml:space="preserve"> </w:t>
-      </w:r>
-      <w:r>
-        <w:t xml:space="preserve">your process:</w:t>
-      </w:r>
-    </w:p>
-    <w:p>
-      <w:pPr>
-        <w:numPr>
-          <w:ilvl w:val="0"/>
-          <w:numId w:val="1006"/>
-        </w:numPr>
-        <w:pStyle w:val="Compact"/>
-      </w:pPr>
-      <w:r>
-        <w:rPr>
-          <w:bCs/>
-          <w:b/>
-        </w:rPr>
-        <w:t xml:space="preserve">Amazon requires disclosure.</w:t>
-      </w:r>
-      <w:r>
-        <w:t xml:space="preserve"> </w:t>
-      </w:r>
-      <w:r>
-        <w:t xml:space="preserve">KDP’s publishing questionnaire asks you to</w:t>
-      </w:r>
-      <w:r>
-        <w:t xml:space="preserve"> </w:t>
-      </w:r>
-      <w:r>
-        <w:t xml:space="preserve">declare whether a title contains AI-generated text, images, or</w:t>
-      </w:r>
-      <w:r>
-        <w:t xml:space="preserve"> </w:t>
-      </w:r>
-      <w:r>
-        <w:t xml:space="preserve">translation, and misrepresenting that is a content-policy violation, not a</w:t>
-      </w:r>
-      <w:r>
-        <w:t xml:space="preserve"> </w:t>
-      </w:r>
-      <w:r>
-        <w:t xml:space="preserve">gray area. Answer it honestly.</w:t>
-      </w:r>
-    </w:p>
-    <w:p>
-      <w:pPr>
-        <w:numPr>
-          <w:ilvl w:val="0"/>
-          <w:numId w:val="1006"/>
-        </w:numPr>
-        <w:pStyle w:val="Compact"/>
-      </w:pPr>
-      <w:r>
-        <w:rPr>
-          <w:bCs/>
-          <w:b/>
-        </w:rPr>
-        <w:t xml:space="preserve">A human has to be the last editorial judgment.</w:t>
-      </w:r>
-      <w:r>
-        <w:t xml:space="preserve"> </w:t>
-      </w:r>
-      <w:r>
-        <w:t xml:space="preserve">Whatever tools condense,</w:t>
-      </w:r>
-      <w:r>
-        <w:t xml:space="preserve"> </w:t>
-      </w:r>
-      <w:r>
-        <w:t xml:space="preserve">draft, or suggest, the decision that a sentence is accurate, that an</w:t>
-      </w:r>
-      <w:r>
-        <w:t xml:space="preserve"> </w:t>
-      </w:r>
-      <w:r>
-        <w:t xml:space="preserve">example is correct, and that a chapter says what you actually mean has to</w:t>
-      </w:r>
-      <w:r>
-        <w:t xml:space="preserve"> </w:t>
-      </w:r>
-      <w:r>
-        <w:t xml:space="preserve">be made by a person who is accountable for it — which in practice means</w:t>
-      </w:r>
-      <w:r>
-        <w:t xml:space="preserve"> </w:t>
-      </w:r>
-      <w:r>
-        <w:t xml:space="preserve">the fact-check and consistency passes above are not optional just because</w:t>
-      </w:r>
-      <w:r>
-        <w:t xml:space="preserve"> </w:t>
-      </w:r>
-      <w:r>
-        <w:t xml:space="preserve">a tool helped write the first draft.</w:t>
-      </w:r>
-    </w:p>
-    <w:bookmarkEnd w:id="40"/>
-    <w:bookmarkStart w:id="41" w:name="a-minimum-revision-checklist"/>
-    <w:p>
-      <w:pPr>
-        <w:pStyle w:val="Heading3"/>
-      </w:pPr>
-      <w:r>
-        <w:t xml:space="preserve">A minimum revision checklist</w:t>
-      </w:r>
-    </w:p>
-    <w:p>
-      <w:pPr>
-        <w:pStyle w:val="FirstParagraph"/>
-      </w:pPr>
-      <w:r>
-        <w:t xml:space="preserve">If you do nothing else before publishing, do these:</w:t>
-      </w:r>
-    </w:p>
-    <w:p>
-      <w:pPr>
-        <w:numPr>
-          <w:ilvl w:val="0"/>
-          <w:numId w:val="1007"/>
-        </w:numPr>
-        <w:pStyle w:val="Compact"/>
-      </w:pPr>
-      <w:r>
-        <w:rPr>
-          <w:bCs/>
-          <w:b/>
-        </w:rPr>
-        <w:t xml:space="preserve">Read it aloud, or have text-to-speech read it to you.</w:t>
-      </w:r>
-      <w:r>
-        <w:t xml:space="preserve"> </w:t>
-      </w:r>
-      <w:r>
-        <w:t xml:space="preserve">Your ear catches</w:t>
-      </w:r>
-      <w:r>
-        <w:t xml:space="preserve"> </w:t>
-      </w:r>
-      <w:r>
-        <w:t xml:space="preserve">rhythm problems and repeated words your eye slides past.</w:t>
-      </w:r>
-    </w:p>
-    <w:p>
-      <w:pPr>
-        <w:numPr>
-          <w:ilvl w:val="0"/>
-          <w:numId w:val="1007"/>
-        </w:numPr>
-        <w:pStyle w:val="Compact"/>
-      </w:pPr>
-      <w:r>
-        <w:rPr>
-          <w:bCs/>
-          <w:b/>
-        </w:rPr>
-        <w:t xml:space="preserve">Check every number and every cross-reference.</w:t>
-      </w:r>
-      <w:r>
-        <w:t xml:space="preserve"> </w:t>
-      </w:r>
-      <w:r>
-        <w:t xml:space="preserve">“</w:t>
-      </w:r>
-      <w:r>
-        <w:t xml:space="preserve">As shown in Chapter 4</w:t>
-      </w:r>
-      <w:r>
-        <w:t xml:space="preserve">”</w:t>
-      </w:r>
-      <w:r>
-        <w:t xml:space="preserve"> </w:t>
-      </w:r>
-      <w:r>
-        <w:t xml:space="preserve">needs to actually be Chapter 4, still, after every reorganization.</w:t>
-      </w:r>
-    </w:p>
-    <w:p>
-      <w:pPr>
-        <w:numPr>
-          <w:ilvl w:val="0"/>
-          <w:numId w:val="1007"/>
-        </w:numPr>
-        <w:pStyle w:val="Compact"/>
-      </w:pPr>
-      <w:r>
-        <w:rPr>
-          <w:bCs/>
-          <w:b/>
-        </w:rPr>
-        <w:t xml:space="preserve">Run one adversarial pass.</w:t>
-      </w:r>
-      <w:r>
-        <w:t xml:space="preserve"> </w:t>
-      </w:r>
-      <w:r>
-        <w:t xml:space="preserve">Read it once specifically looking for ways</w:t>
-      </w:r>
-      <w:r>
-        <w:t xml:space="preserve"> </w:t>
-      </w:r>
-      <w:r>
-        <w:t xml:space="preserve">to be wrong — a claim you can’t actually back up, a promise the book</w:t>
-      </w:r>
-      <w:r>
-        <w:t xml:space="preserve"> </w:t>
-      </w:r>
-      <w:r>
-        <w:t xml:space="preserve">doesn’t deliver on, a contradiction between an early chapter and a later</w:t>
-      </w:r>
-      <w:r>
-        <w:t xml:space="preserve"> </w:t>
-      </w:r>
-      <w:r>
-        <w:t xml:space="preserve">one.</w:t>
-      </w:r>
-    </w:p>
-    <w:p>
-      <w:pPr>
-        <w:numPr>
-          <w:ilvl w:val="0"/>
-          <w:numId w:val="1007"/>
-        </w:numPr>
-        <w:pStyle w:val="Compact"/>
-      </w:pPr>
-      <w:r>
-        <w:rPr>
-          <w:bCs/>
-          <w:b/>
-        </w:rPr>
-        <w:t xml:space="preserve">Get at least one outside reader</w:t>
-      </w:r>
-      <w:r>
-        <w:t xml:space="preserve"> </w:t>
-      </w:r>
-      <w:r>
-        <w:t xml:space="preserve">who has never seen the manuscript</w:t>
-      </w:r>
-      <w:r>
-        <w:t xml:space="preserve"> </w:t>
-      </w:r>
-      <w:r>
-        <w:t xml:space="preserve">before, and ask them specifically where they got confused or bored, not</w:t>
-      </w:r>
-      <w:r>
-        <w:t xml:space="preserve"> </w:t>
-      </w:r>
-      <w:r>
-        <w:t xml:space="preserve">just whether they</w:t>
-      </w:r>
-      <w:r>
-        <w:t xml:space="preserve"> </w:t>
-      </w:r>
-      <w:r>
-        <w:t xml:space="preserve">“</w:t>
-      </w:r>
-      <w:r>
-        <w:t xml:space="preserve">liked it.</w:t>
-      </w:r>
-      <w:r>
-        <w:t xml:space="preserve">”</w:t>
-      </w:r>
-    </w:p>
-    <w:bookmarkEnd w:id="41"/>
-    <w:bookmarkEnd w:id="42"/>
-    <w:bookmarkStart w:id="48" w:name="Xc7622a188585e28435401aff35a225d1040f6f2"/>
-    <w:p>
-      <w:pPr>
-        <w:pStyle w:val="Heading2"/>
-      </w:pPr>
-      <w:r>
-        <w:t xml:space="preserve">Chapter 5: Formatting That Doesn’t Break Kindle</w:t>
-      </w:r>
-    </w:p>
-    <w:p>
-      <w:pPr>
-        <w:pStyle w:val="FirstParagraph"/>
-      </w:pPr>
-      <w:r>
-        <w:t xml:space="preserve">Ebook formatting and print formatting are not the same job wearing two hats —</w:t>
-      </w:r>
-      <w:r>
-        <w:t xml:space="preserve"> </w:t>
-      </w:r>
-      <w:r>
-        <w:t xml:space="preserve">they solve different problems, and treating one file as automatically</w:t>
-      </w:r>
-      <w:r>
-        <w:t xml:space="preserve"> </w:t>
-      </w:r>
-      <w:r>
-        <w:t xml:space="preserve">correct for both formats is where a lot of self-published books develop</w:t>
-      </w:r>
-      <w:r>
-        <w:t xml:space="preserve"> </w:t>
-      </w:r>
-      <w:r>
-        <w:t xml:space="preserve">avoidable, embarrassing bugs (a page-number reference in a book with no</w:t>
-      </w:r>
-      <w:r>
-        <w:t xml:space="preserve"> </w:t>
-      </w:r>
-      <w:r>
-        <w:t xml:space="preserve">fixed pages, a table of contents with no working links, a paperback with no</w:t>
-      </w:r>
-      <w:r>
-        <w:t xml:space="preserve"> </w:t>
-      </w:r>
-      <w:r>
-        <w:t xml:space="preserve">page numbers at all).</w:t>
-      </w:r>
-    </w:p>
-    <w:bookmarkStart w:id="43" w:name="ebooks-let-kindle-do-the-navigation"/>
-    <w:p>
-      <w:pPr>
-        <w:pStyle w:val="Heading3"/>
-      </w:pPr>
-      <w:r>
-        <w:t xml:space="preserve">Ebooks: let Kindle do the navigation</w:t>
-      </w:r>
-    </w:p>
-    <w:p>
-      <w:pPr>
-        <w:pStyle w:val="FirstParagraph"/>
-      </w:pPr>
-      <w:r>
-        <w:t xml:space="preserve">A Kindle reader can change font size, font, and line spacing, which means</w:t>
-      </w:r>
-      <w:r>
-        <w:t xml:space="preserve"> </w:t>
-      </w:r>
-      <w:r>
-        <w:t xml:space="preserve">your ebook has no fixed pages —</w:t>
-      </w:r>
-      <w:r>
-        <w:t xml:space="preserve"> </w:t>
-      </w:r>
-      <w:r>
-        <w:t xml:space="preserve">“</w:t>
-      </w:r>
-      <w:r>
-        <w:t xml:space="preserve">page 47</w:t>
-      </w:r>
-      <w:r>
-        <w:t xml:space="preserve">”</w:t>
-      </w:r>
-      <w:r>
-        <w:t xml:space="preserve"> </w:t>
-      </w:r>
-      <w:r>
-        <w:t xml:space="preserve">means something different on every</w:t>
-      </w:r>
-      <w:r>
-        <w:t xml:space="preserve"> </w:t>
-      </w:r>
-      <w:r>
-        <w:t xml:space="preserve">device and at every font size a reader might choose. Two consequences follow</w:t>
-      </w:r>
-      <w:r>
-        <w:t xml:space="preserve"> </w:t>
-      </w:r>
-      <w:r>
-        <w:t xml:space="preserve">directly:</w:t>
-      </w:r>
-    </w:p>
-    <w:p>
-      <w:pPr>
-        <w:numPr>
-          <w:ilvl w:val="0"/>
-          <w:numId w:val="1008"/>
-        </w:numPr>
-        <w:pStyle w:val="Compact"/>
-      </w:pPr>
-      <w:r>
-        <w:rPr>
-          <w:bCs/>
-          <w:b/>
-        </w:rPr>
-        <w:t xml:space="preserve">Don’t build a page-numbered table of contents.</w:t>
-      </w:r>
-      <w:r>
-        <w:t xml:space="preserve"> </w:t>
-      </w:r>
-      <w:r>
-        <w:t xml:space="preserve">It cannot be accurate,</w:t>
-      </w:r>
-      <w:r>
-        <w:t xml:space="preserve"> </w:t>
-      </w:r>
-      <w:r>
-        <w:t xml:space="preserve">because there are no fixed pages to number. Kindle instead builds its own</w:t>
-      </w:r>
-      <w:r>
-        <w:t xml:space="preserve"> </w:t>
-      </w:r>
-      <w:r>
-        <w:t xml:space="preserve">“</w:t>
-      </w:r>
-      <w:r>
-        <w:t xml:space="preserve">Go To</w:t>
-      </w:r>
-      <w:r>
-        <w:t xml:space="preserve">”</w:t>
-      </w:r>
-      <w:r>
-        <w:t xml:space="preserve"> </w:t>
-      </w:r>
-      <w:r>
-        <w:t xml:space="preserve">navigation menu automatically, directly from your document’s</w:t>
-      </w:r>
-      <w:r>
-        <w:t xml:space="preserve"> </w:t>
-      </w:r>
-      <w:r>
-        <w:rPr>
-          <w:bCs/>
-          <w:b/>
-        </w:rPr>
-        <w:t xml:space="preserve">Heading 1 / Heading 2</w:t>
-      </w:r>
-      <w:r>
-        <w:t xml:space="preserve"> </w:t>
-      </w:r>
-      <w:r>
-        <w:t xml:space="preserve">paragraph styles — which is why using real</w:t>
-      </w:r>
-      <w:r>
-        <w:t xml:space="preserve"> </w:t>
-      </w:r>
-      <w:r>
-        <w:t xml:space="preserve">heading styles (not just bold, oversized text that merely</w:t>
-      </w:r>
-      <w:r>
-        <w:t xml:space="preserve"> </w:t>
-      </w:r>
-      <w:r>
-        <w:rPr>
-          <w:iCs/>
-          <w:i/>
-        </w:rPr>
-        <w:t xml:space="preserve">looks</w:t>
-      </w:r>
-      <w:r>
-        <w:t xml:space="preserve"> </w:t>
-      </w:r>
-      <w:r>
-        <w:t xml:space="preserve">like a</w:t>
-      </w:r>
-      <w:r>
-        <w:t xml:space="preserve"> </w:t>
-      </w:r>
-      <w:r>
-        <w:t xml:space="preserve">heading) is the single most important formatting choice in the whole</w:t>
-      </w:r>
-      <w:r>
-        <w:t xml:space="preserve"> </w:t>
-      </w:r>
-      <w:r>
-        <w:t xml:space="preserve">manuscript. A plain-text contents</w:t>
-      </w:r>
-      <w:r>
-        <w:t xml:space="preserve"> </w:t>
-      </w:r>
-      <w:r>
-        <w:rPr>
-          <w:iCs/>
-          <w:i/>
-        </w:rPr>
-        <w:t xml:space="preserve">listing</w:t>
-      </w:r>
-      <w:r>
-        <w:t xml:space="preserve"> </w:t>
-      </w:r>
-      <w:r>
-        <w:t xml:space="preserve">(titles only, no page numbers,</w:t>
-      </w:r>
-      <w:r>
-        <w:t xml:space="preserve"> </w:t>
-      </w:r>
-      <w:r>
-        <w:t xml:space="preserve">the way this book’s own front matter does it) is a nice reader convenience</w:t>
-      </w:r>
-      <w:r>
-        <w:t xml:space="preserve"> </w:t>
-      </w:r>
-      <w:r>
-        <w:t xml:space="preserve">on top of that, not a replacement for it.</w:t>
-      </w:r>
-    </w:p>
-    <w:p>
-      <w:pPr>
-        <w:numPr>
-          <w:ilvl w:val="0"/>
-          <w:numId w:val="1008"/>
-        </w:numPr>
-        <w:pStyle w:val="Compact"/>
-      </w:pPr>
-      <w:r>
-        <w:rPr>
-          <w:bCs/>
-          <w:b/>
-        </w:rPr>
-        <w:t xml:space="preserve">Skip the index.</w:t>
-      </w:r>
-      <w:r>
-        <w:t xml:space="preserve"> </w:t>
-      </w:r>
-      <w:r>
-        <w:t xml:space="preserve">A print index maps terms to page numbers; without</w:t>
-      </w:r>
-      <w:r>
-        <w:t xml:space="preserve"> </w:t>
-      </w:r>
-      <w:r>
-        <w:t xml:space="preserve">fixed pages, that mapping is meaningless. If a reference title needs a</w:t>
-      </w:r>
-      <w:r>
-        <w:t xml:space="preserve"> </w:t>
-      </w:r>
-      <w:r>
-        <w:t xml:space="preserve">true, searchable index, that’s a signal to route it through print rather</w:t>
-      </w:r>
-      <w:r>
-        <w:t xml:space="preserve"> </w:t>
-      </w:r>
-      <w:r>
-        <w:t xml:space="preserve">than positioning it as a Kindle-only reference work.</w:t>
-      </w:r>
-    </w:p>
-    <w:p>
-      <w:pPr>
-        <w:pStyle w:val="FirstParagraph"/>
-      </w:pPr>
-      <w:r>
-        <w:t xml:space="preserve">Beyond headings, keep ebook formatting deliberately plain: standard paragraph</w:t>
-      </w:r>
-      <w:r>
-        <w:t xml:space="preserve"> </w:t>
-      </w:r>
-      <w:r>
-        <w:t xml:space="preserve">styles, images sized to look correct at typical device widths rather than at</w:t>
-      </w:r>
-      <w:r>
-        <w:t xml:space="preserve"> </w:t>
-      </w:r>
-      <w:r>
-        <w:t xml:space="preserve">one specific screen size, and no fixed-width text boxes or multi-column</w:t>
-      </w:r>
-      <w:r>
-        <w:t xml:space="preserve"> </w:t>
-      </w:r>
-      <w:r>
-        <w:t xml:space="preserve">layouts, which most reflowable Kindle formats handle poorly.</w:t>
-      </w:r>
-      <w:r>
-        <w:t xml:space="preserve"> </w:t>
-      </w:r>
-      <w:r>
-        <w:rPr>
-          <w:bCs/>
-          <w:b/>
-        </w:rPr>
-        <w:t xml:space="preserve">Kindle</w:t>
-      </w:r>
-      <w:r>
-        <w:rPr>
-          <w:bCs/>
-          <w:b/>
-        </w:rPr>
-        <w:t xml:space="preserve"> </w:t>
-      </w:r>
-      <w:r>
-        <w:rPr>
-          <w:bCs/>
-          <w:b/>
-        </w:rPr>
-        <w:t xml:space="preserve">Create</w:t>
-      </w:r>
-      <w:r>
-        <w:t xml:space="preserve"> </w:t>
-      </w:r>
-      <w:r>
-        <w:t xml:space="preserve">(Amazon’s free formatting tool) or a clean Word document with</w:t>
-      </w:r>
-      <w:r>
-        <w:t xml:space="preserve"> </w:t>
-      </w:r>
-      <w:r>
-        <w:t xml:space="preserve">correctly applied heading styles both get you there; what matters is the</w:t>
-      </w:r>
-      <w:r>
-        <w:t xml:space="preserve"> </w:t>
-      </w:r>
-      <w:r>
-        <w:t xml:space="preserve">underlying structure, not which tool produced it. Before you publish, use</w:t>
-      </w:r>
-      <w:r>
-        <w:t xml:space="preserve"> </w:t>
-      </w:r>
-      <w:r>
-        <w:t xml:space="preserve">KDP’s own</w:t>
-      </w:r>
-      <w:r>
-        <w:t xml:space="preserve"> </w:t>
-      </w:r>
-      <w:r>
-        <w:rPr>
-          <w:bCs/>
-          <w:b/>
-        </w:rPr>
-        <w:t xml:space="preserve">online previewer</w:t>
-      </w:r>
-      <w:r>
-        <w:t xml:space="preserve"> </w:t>
-      </w:r>
-      <w:r>
-        <w:t xml:space="preserve">and check the book on more than one simulated</w:t>
-      </w:r>
-      <w:r>
-        <w:t xml:space="preserve"> </w:t>
-      </w:r>
-      <w:r>
-        <w:t xml:space="preserve">device size — a layout that looks fine on a tablet-width preview can crowd</w:t>
-      </w:r>
-      <w:r>
-        <w:t xml:space="preserve"> </w:t>
-      </w:r>
-      <w:r>
-        <w:t xml:space="preserve">an image awkwardly on a phone-width one.</w:t>
-      </w:r>
-    </w:p>
-    <w:bookmarkEnd w:id="43"/>
-    <w:bookmarkStart w:id="47" w:name="print-everything-the-ebook-didnt-need"/>
-    <w:p>
-      <w:pPr>
-        <w:pStyle w:val="Heading3"/>
-      </w:pPr>
-      <w:r>
-        <w:t xml:space="preserve">Print: everything the ebook didn’t need</w:t>
-      </w:r>
-    </w:p>
-    <w:p>
-      <w:pPr>
-        <w:pStyle w:val="FirstParagraph"/>
-      </w:pPr>
-      <w:r>
-        <w:t xml:space="preserve">A paperback or hardcover interior needs the things the ebook explicitly</w:t>
-      </w:r>
-      <w:r>
-        <w:t xml:space="preserve"> </w:t>
-      </w:r>
-      <w:r>
-        <w:t xml:space="preserve">skipped, plus a few of its own:</w:t>
-      </w:r>
-    </w:p>
-    <w:p>
-      <w:pPr>
-        <w:numPr>
-          <w:ilvl w:val="0"/>
-          <w:numId w:val="1009"/>
-        </w:numPr>
-        <w:pStyle w:val="Compact"/>
-      </w:pPr>
-      <w:r>
-        <w:rPr>
-          <w:bCs/>
-          <w:b/>
-        </w:rPr>
-        <w:t xml:space="preserve">A real, page-numbered table of contents</w:t>
-      </w:r>
-      <w:r>
-        <w:t xml:space="preserve"> </w:t>
-      </w:r>
-      <w:r>
-        <w:t xml:space="preserve">— because print pages are</w:t>
-      </w:r>
-      <w:r>
-        <w:t xml:space="preserve"> </w:t>
-      </w:r>
-      <w:r>
-        <w:t xml:space="preserve">fixed, this one actually works, and readers expect it.</w:t>
-      </w:r>
-    </w:p>
-    <w:p>
-      <w:pPr>
-        <w:numPr>
-          <w:ilvl w:val="0"/>
-          <w:numId w:val="1009"/>
-        </w:numPr>
-        <w:pStyle w:val="Compact"/>
-      </w:pPr>
-      <w:r>
-        <w:rPr>
-          <w:bCs/>
-          <w:b/>
-        </w:rPr>
-        <w:t xml:space="preserve">Page numbers and (usually) running headers</w:t>
-      </w:r>
-      <w:r>
-        <w:t xml:space="preserve">, placed and styled</w:t>
-      </w:r>
-      <w:r>
-        <w:t xml:space="preserve"> </w:t>
-      </w:r>
-      <w:r>
-        <w:t xml:space="preserve">consistently throughout.</w:t>
-      </w:r>
-    </w:p>
-    <w:p>
-      <w:pPr>
-        <w:numPr>
-          <w:ilvl w:val="0"/>
-          <w:numId w:val="1009"/>
-        </w:numPr>
-        <w:pStyle w:val="Compact"/>
-      </w:pPr>
-      <w:r>
-        <w:rPr>
-          <w:bCs/>
-          <w:b/>
-        </w:rPr>
-        <w:t xml:space="preserve">Front matter in the conventional order</w:t>
-      </w:r>
-      <w:r>
-        <w:t xml:space="preserve">: title page, copyright page,</w:t>
-      </w:r>
-      <w:r>
-        <w:t xml:space="preserve"> </w:t>
-      </w:r>
-      <w:r>
-        <w:t xml:space="preserve">optional dedication, table of contents, then the body — readers of print</w:t>
-      </w:r>
-      <w:r>
-        <w:t xml:space="preserve"> </w:t>
-      </w:r>
-      <w:r>
-        <w:t xml:space="preserve">nonfiction expect this shape, and deviating from it reads as amateur even</w:t>
-      </w:r>
-      <w:r>
-        <w:t xml:space="preserve"> </w:t>
-      </w:r>
-      <w:r>
-        <w:t xml:space="preserve">when nothing is technically wrong.</w:t>
-      </w:r>
-    </w:p>
-    <w:p>
-      <w:pPr>
-        <w:numPr>
-          <w:ilvl w:val="0"/>
-          <w:numId w:val="1009"/>
-        </w:numPr>
-        <w:pStyle w:val="Compact"/>
-      </w:pPr>
-      <w:r>
-        <w:rPr>
-          <w:bCs/>
-          <w:b/>
-        </w:rPr>
-        <w:t xml:space="preserve">A trim size choice.</w:t>
-      </w:r>
-      <w:r>
-        <w:t xml:space="preserve"> </w:t>
-      </w:r>
-      <w:r>
-        <w:t xml:space="preserve">6”×9” is the most common choice for nonfiction —</w:t>
-      </w:r>
-      <w:r>
-        <w:t xml:space="preserve"> </w:t>
-      </w:r>
-      <w:r>
-        <w:t xml:space="preserve">large enough to keep line lengths comfortable, small enough to print</w:t>
-      </w:r>
-      <w:r>
-        <w:t xml:space="preserve"> </w:t>
-      </w:r>
-      <w:r>
-        <w:t xml:space="preserve">economically — with 5.5”×8.5” a common alternative for shorter, more</w:t>
-      </w:r>
-      <w:r>
-        <w:t xml:space="preserve"> </w:t>
-      </w:r>
-      <w:r>
-        <w:t xml:space="preserve">portable guides.</w:t>
-      </w:r>
-    </w:p>
-    <w:p>
-      <w:pPr>
-        <w:numPr>
-          <w:ilvl w:val="0"/>
-          <w:numId w:val="1009"/>
-        </w:numPr>
-        <w:pStyle w:val="Compact"/>
-      </w:pPr>
-      <w:r>
-        <w:rPr>
-          <w:bCs/>
-          <w:b/>
-        </w:rPr>
-        <w:t xml:space="preserve">Margins that account for the gutter</w:t>
-      </w:r>
-      <w:r>
-        <w:t xml:space="preserve"> </w:t>
-      </w:r>
-      <w:r>
-        <w:t xml:space="preserve">— the inner margin needs extra</w:t>
-      </w:r>
-      <w:r>
-        <w:t xml:space="preserve"> </w:t>
-      </w:r>
-      <w:r>
-        <w:t xml:space="preserve">room so text isn’t swallowed by the binding, especially as page count</w:t>
-      </w:r>
-      <w:r>
-        <w:t xml:space="preserve"> </w:t>
-      </w:r>
-      <w:r>
-        <w:t xml:space="preserve">grows.</w:t>
-      </w:r>
-    </w:p>
-    <w:p>
-      <w:pPr>
-        <w:numPr>
-          <w:ilvl w:val="0"/>
-          <w:numId w:val="1009"/>
-        </w:numPr>
-        <w:pStyle w:val="Compact"/>
-      </w:pPr>
-      <w:r>
-        <w:rPr>
-          <w:bCs/>
-          <w:b/>
-        </w:rPr>
-        <w:t xml:space="preserve">Bleed, only if something touches the page edge.</w:t>
-      </w:r>
-      <w:r>
-        <w:t xml:space="preserve"> </w:t>
-      </w:r>
-      <w:r>
-        <w:t xml:space="preserve">A book with no</w:t>
-      </w:r>
-      <w:r>
-        <w:t xml:space="preserve"> </w:t>
-      </w:r>
-      <w:r>
-        <w:t xml:space="preserve">full-bleed images or background color doesn’t need a bleed margin at all;</w:t>
-      </w:r>
-      <w:r>
-        <w:t xml:space="preserve"> </w:t>
-      </w:r>
-      <w:r>
-        <w:t xml:space="preserve">add one only for pages that actually require it.</w:t>
-      </w:r>
-    </w:p>
-    <w:p>
-      <w:pPr>
-        <w:numPr>
-          <w:ilvl w:val="0"/>
-          <w:numId w:val="1009"/>
-        </w:numPr>
-        <w:pStyle w:val="Compact"/>
-      </w:pPr>
-      <w:r>
-        <w:rPr>
-          <w:bCs/>
-          <w:b/>
-        </w:rPr>
-        <w:t xml:space="preserve">Spine width and cover dimensions calculated by KDP’s own cover</w:t>
-      </w:r>
-      <w:r>
-        <w:rPr>
-          <w:bCs/>
-          <w:b/>
-        </w:rPr>
-        <w:t xml:space="preserve"> </w:t>
-      </w:r>
-      <w:r>
-        <w:rPr>
-          <w:bCs/>
-          <w:b/>
-        </w:rPr>
-        <w:t xml:space="preserve">template tool</w:t>
-      </w:r>
-      <w:r>
-        <w:t xml:space="preserve">, not by hand. Spine width depends on exact page count,</w:t>
-      </w:r>
-      <w:r>
-        <w:t xml:space="preserve"> </w:t>
-      </w:r>
-      <w:r>
-        <w:t xml:space="preserve">trim size, paper color (white vs. cream), and interior ink (black-and-white</w:t>
-      </w:r>
-      <w:r>
-        <w:t xml:space="preserve"> </w:t>
-      </w:r>
-      <w:r>
-        <w:t xml:space="preserve">vs. color) — four variables that make hand-calculating it a good way to</w:t>
-      </w:r>
-      <w:r>
-        <w:t xml:space="preserve"> </w:t>
-      </w:r>
-      <w:r>
-        <w:t xml:space="preserve">order a cover that doesn’t fit.</w:t>
-      </w:r>
-    </w:p>
-    <w:p>
-      <w:pPr>
-        <w:numPr>
-          <w:ilvl w:val="0"/>
-          <w:numId w:val="1009"/>
-        </w:numPr>
-        <w:pStyle w:val="Compact"/>
-      </w:pPr>
-      <w:r>
-        <w:rPr>
-          <w:bCs/>
-          <w:b/>
-        </w:rPr>
-        <w:t xml:space="preserve">A physical proof, ordered and actually read, before you hit publish.</w:t>
-      </w:r>
-      <w:r>
-        <w:t xml:space="preserve"> </w:t>
-      </w:r>
-      <w:r>
-        <w:t xml:space="preserve">Screen previews miss things — color that renders differently in print, a</w:t>
-      </w:r>
-      <w:r>
-        <w:t xml:space="preserve"> </w:t>
-      </w:r>
-      <w:r>
-        <w:t xml:space="preserve">margin that looked fine on screen but crowds the gutter, a font substitution</w:t>
-      </w:r>
-      <w:r>
-        <w:t xml:space="preserve"> </w:t>
-      </w:r>
-      <w:r>
-        <w:t xml:space="preserve">— that only show up in your hands.</w:t>
-      </w:r>
-    </w:p>
-    <w:p>
-      <w:pPr>
         <w:pStyle w:val="FigureCaption"/>
       </w:pPr>
       <w:r>
         <w:drawing>
           <wp:inline>
-            <wp:extent cx="4013200" cy="3186237"/>
+            <wp:extent cx="4013200" cy="4822122"/>
             <wp:effectExtent b="0" l="0" r="0" t="0"/>
-            <wp:docPr descr="" title="" id="45" name="Picture"/>
+            <wp:docPr descr="" title="" id="43" name="Picture"/>
             <a:graphic>
               <a:graphicData uri="http://schemas.openxmlformats.org/drawingml/2006/picture">
                 <pic:pic>
                   <pic:nvPicPr>
-                    <pic:cNvPr descr="figures/fig05_ebook_vs_print.png" id="46" name="Picture"/>
+                    <pic:cNvPr descr="figures/fig04_editing_workflow.png" id="44" name="Picture"/>
                     <pic:cNvPicPr>
                       <a:picLocks noChangeArrowheads="1" noChangeAspect="1"/>
                     </pic:cNvPicPr>
                   </pic:nvPicPr>
                   <pic:blipFill>
-                    <a:blip r:embed="rId44"/>
+                    <a:blip r:embed="rId42"/>
                     <a:stretch>
                       <a:fillRect/>
                     </a:stretch>
@@ -5038,7 +3794,7 @@
                   <pic:spPr bwMode="auto">
                     <a:xfrm>
                       <a:off x="0" y="0"/>
-                      <a:ext cx="4013200" cy="3186237"/>
+                      <a:ext cx="4013200" cy="4822122"/>
                     </a:xfrm>
                     <a:prstGeom prst="rect">
                       <a:avLst/>
@@ -5066,83 +3822,1525 @@
           <w:bCs/>
           <w:b/>
         </w:rPr>
-        <w:t xml:space="preserve">Figure 5.1</w:t>
-      </w:r>
-      <w:r>
-        <w:t xml:space="preserve"> </w:t>
-      </w:r>
-      <w:r>
-        <w:t xml:space="preserve">— What each format needs and what it doesn’t. Building both</w:t>
-      </w:r>
-      <w:r>
-        <w:t xml:space="preserve"> </w:t>
-      </w:r>
-      <w:r>
-        <w:t xml:space="preserve">from one file works only if you’re deliberate about which list applies to</w:t>
-      </w:r>
-      <w:r>
-        <w:t xml:space="preserve"> </w:t>
-      </w:r>
-      <w:r>
-        <w:t xml:space="preserve">which output.</w:t>
-      </w:r>
-    </w:p>
-    <w:p>
-      <w:pPr>
-        <w:pStyle w:val="KeyTakeaway"/>
+        <w:t xml:space="preserve">Figure 4.1</w:t>
+      </w:r>
+      <w:r>
+        <w:t xml:space="preserve"> </w:t>
+      </w:r>
+      <w:r>
+        <w:t xml:space="preserve">— Four genuinely different passes, run in order, ending in a</w:t>
+      </w:r>
+      <w:r>
+        <w:t xml:space="preserve"> </w:t>
+      </w:r>
+      <w:r>
+        <w:t xml:space="preserve">manuscript that’s actually ready for Chapter 5 — not four names for the</w:t>
+      </w:r>
+      <w:r>
+        <w:t xml:space="preserve"> </w:t>
+      </w:r>
+      <w:r>
+        <w:t xml:space="preserve">same read-through.</w:t>
+      </w:r>
+    </w:p>
+    <w:p>
+      <w:pPr>
+        <w:pStyle w:val="CaseStudy"/>
       </w:pPr>
       <w:r>
         <w:rPr>
           <w:bCs/>
           <w:b/>
         </w:rPr>
-        <w:t xml:space="preserve">Key takeaway:</w:t>
-      </w:r>
-      <w:r>
-        <w:t xml:space="preserve"> </w:t>
-      </w:r>
-      <w:r>
-        <w:t xml:space="preserve">Format for the reader’s actual device, not for how the</w:t>
-      </w:r>
-      <w:r>
-        <w:t xml:space="preserve"> </w:t>
-      </w:r>
-      <w:r>
-        <w:t xml:space="preserve">manuscript looks in your word processor. An ebook formatted like a Word</w:t>
-      </w:r>
-      <w:r>
-        <w:t xml:space="preserve"> </w:t>
-      </w:r>
-      <w:r>
-        <w:t xml:space="preserve">printout (fixed page-number references, a dead table of contents) looks</w:t>
-      </w:r>
-      <w:r>
-        <w:t xml:space="preserve"> </w:t>
-      </w:r>
-      <w:r>
-        <w:t xml:space="preserve">broken to a Kindle reader; a paperback formatted like a webpage (no page</w:t>
-      </w:r>
-      <w:r>
-        <w:t xml:space="preserve"> </w:t>
-      </w:r>
-      <w:r>
-        <w:t xml:space="preserve">numbers, no running headers) looks unfinished to a print reader. Same words,</w:t>
-      </w:r>
-      <w:r>
-        <w:t xml:space="preserve"> </w:t>
-      </w:r>
-      <w:r>
-        <w:t xml:space="preserve">two different finished products.</w:t>
+        <w:t xml:space="preserve">Case study: what</w:t>
+      </w:r>
+      <w:r>
+        <w:rPr>
+          <w:bCs/>
+          <w:b/>
+        </w:rPr>
+        <w:t xml:space="preserve"> </w:t>
+      </w:r>
+      <w:r>
+        <w:rPr>
+          <w:bCs/>
+          <w:b/>
+        </w:rPr>
+        <w:t xml:space="preserve">“</w:t>
+      </w:r>
+      <w:r>
+        <w:rPr>
+          <w:bCs/>
+          <w:b/>
+        </w:rPr>
+        <w:t xml:space="preserve">professional-grade</w:t>
+      </w:r>
+      <w:r>
+        <w:rPr>
+          <w:bCs/>
+          <w:b/>
+        </w:rPr>
+        <w:t xml:space="preserve">”</w:t>
+      </w:r>
+      <w:r>
+        <w:rPr>
+          <w:bCs/>
+          <w:b/>
+        </w:rPr>
+        <w:t xml:space="preserve"> </w:t>
+      </w:r>
+      <w:r>
+        <w:rPr>
+          <w:bCs/>
+          <w:b/>
+        </w:rPr>
+        <w:t xml:space="preserve">editing actually looks like in</w:t>
+      </w:r>
+      <w:r>
+        <w:rPr>
+          <w:bCs/>
+          <w:b/>
+        </w:rPr>
+        <w:t xml:space="preserve"> </w:t>
+      </w:r>
+      <w:r>
+        <w:rPr>
+          <w:bCs/>
+          <w:b/>
+        </w:rPr>
+        <w:t xml:space="preserve">practice.</w:t>
+      </w:r>
+      <w:r>
+        <w:t xml:space="preserve"> </w:t>
+      </w:r>
+      <w:r>
+        <w:t xml:space="preserve">Elsewhere in this same catalog, a 38-chapter technical book went</w:t>
+      </w:r>
+      <w:r>
+        <w:t xml:space="preserve"> </w:t>
+      </w:r>
+      <w:r>
+        <w:t xml:space="preserve">through</w:t>
+      </w:r>
+      <w:r>
+        <w:t xml:space="preserve"> </w:t>
+      </w:r>
+      <w:r>
+        <w:rPr>
+          <w:iCs/>
+          <w:i/>
+        </w:rPr>
+        <w:t xml:space="preserve">three separate independent review passes</w:t>
+      </w:r>
+      <w:r>
+        <w:t xml:space="preserve"> </w:t>
+      </w:r>
+      <w:r>
+        <w:t xml:space="preserve">after its first</w:t>
+      </w:r>
+      <w:r>
+        <w:t xml:space="preserve"> </w:t>
+      </w:r>
+      <w:r>
+        <w:t xml:space="preserve">“</w:t>
+      </w:r>
+      <w:r>
+        <w:t xml:space="preserve">complete</w:t>
+      </w:r>
+      <w:r>
+        <w:t xml:space="preserve">”</w:t>
+      </w:r>
+      <w:r>
+        <w:t xml:space="preserve"> </w:t>
+      </w:r>
+      <w:r>
+        <w:t xml:space="preserve">draft — each one specifically briefed to hunt for what the</w:t>
+      </w:r>
+      <w:r>
+        <w:t xml:space="preserve"> </w:t>
+      </w:r>
+      <w:r>
+        <w:t xml:space="preserve">previous pass missed rather than re-check settled items, each one</w:t>
+      </w:r>
+      <w:r>
+        <w:t xml:space="preserve"> </w:t>
+      </w:r>
+      <w:r>
+        <w:t xml:space="preserve">independently re-deriving every worked numerical example from scratch rather</w:t>
+      </w:r>
+      <w:r>
+        <w:t xml:space="preserve"> </w:t>
+      </w:r>
+      <w:r>
+        <w:t xml:space="preserve">than trusting the displayed answer. The three passes together found and fixed</w:t>
+      </w:r>
+      <w:r>
+        <w:t xml:space="preserve"> </w:t>
+      </w:r>
+      <w:r>
+        <w:t xml:space="preserve">13, then 21, then 18 confirmed issues — genuine arithmetic errors, a physics</w:t>
+      </w:r>
+      <w:r>
+        <w:t xml:space="preserve"> </w:t>
+      </w:r>
+      <w:r>
+        <w:t xml:space="preserve">claim that quietly contradicted the book’s own formula two paragraphs</w:t>
+      </w:r>
+      <w:r>
+        <w:t xml:space="preserve"> </w:t>
+      </w:r>
+      <w:r>
+        <w:t xml:space="preserve">earlier, cross-references pointing at the wrong chapter after a renumbering,</w:t>
+      </w:r>
+      <w:r>
+        <w:t xml:space="preserve"> </w:t>
+      </w:r>
+      <w:r>
+        <w:t xml:space="preserve">and (twice) a fix from an</w:t>
+      </w:r>
+      <w:r>
+        <w:t xml:space="preserve"> </w:t>
+      </w:r>
+      <w:r>
+        <w:rPr>
+          <w:iCs/>
+          <w:i/>
+        </w:rPr>
+        <w:t xml:space="preserve">earlier</w:t>
+      </w:r>
+      <w:r>
+        <w:t xml:space="preserve"> </w:t>
+      </w:r>
+      <w:r>
+        <w:t xml:space="preserve">pass that had itself introduced a new,</w:t>
+      </w:r>
+      <w:r>
+        <w:t xml:space="preserve"> </w:t>
+      </w:r>
+      <w:r>
+        <w:t xml:space="preserve">smaller inconsistency. A companion book in the same catalog ran a dedicated</w:t>
+      </w:r>
+      <w:r>
+        <w:t xml:space="preserve"> </w:t>
+      </w:r>
+      <w:r>
+        <w:t xml:space="preserve">mechanical sweep for overused qualifier words —</w:t>
+      </w:r>
+      <w:r>
+        <w:t xml:space="preserve"> </w:t>
+      </w:r>
+      <w:r>
+        <w:t xml:space="preserve">“</w:t>
+      </w:r>
+      <w:r>
+        <w:t xml:space="preserve">roughly,</w:t>
+      </w:r>
+      <w:r>
+        <w:t xml:space="preserve">”</w:t>
+      </w:r>
+      <w:r>
+        <w:t xml:space="preserve"> </w:t>
+      </w:r>
+      <w:r>
+        <w:t xml:space="preserve">“</w:t>
+      </w:r>
+      <w:r>
+        <w:t xml:space="preserve">essentially,</w:t>
+      </w:r>
+      <w:r>
+        <w:t xml:space="preserve">”</w:t>
+      </w:r>
+      <w:r>
+        <w:t xml:space="preserve"> </w:t>
+      </w:r>
+      <w:r>
+        <w:t xml:space="preserve">“</w:t>
+      </w:r>
+      <w:r>
+        <w:t xml:space="preserve">itself</w:t>
+      </w:r>
+      <w:r>
+        <w:t xml:space="preserve">”</w:t>
+      </w:r>
+      <w:r>
+        <w:t xml:space="preserve"> </w:t>
+      </w:r>
+      <w:r>
+        <w:t xml:space="preserve">— appearing twice on the same page, catching 111 instances a normal</w:t>
+      </w:r>
+      <w:r>
+        <w:t xml:space="preserve"> </w:t>
+      </w:r>
+      <w:r>
+        <w:t xml:space="preserve">read-through had sailed past every time, because a reader’s eye and a</w:t>
+      </w:r>
+      <w:r>
+        <w:t xml:space="preserve"> </w:t>
+      </w:r>
+      <w:r>
+        <w:t xml:space="preserve">targeted script are looking for different things. The lesson isn’t</w:t>
+      </w:r>
+      <w:r>
+        <w:t xml:space="preserve"> </w:t>
+      </w:r>
+      <w:r>
+        <w:t xml:space="preserve">“</w:t>
+      </w:r>
+      <w:r>
+        <w:t xml:space="preserve">hire</w:t>
+      </w:r>
+      <w:r>
+        <w:t xml:space="preserve"> </w:t>
+      </w:r>
+      <w:r>
+        <w:t xml:space="preserve">three editors</w:t>
+      </w:r>
+      <w:r>
+        <w:t xml:space="preserve">”</w:t>
+      </w:r>
+      <w:r>
+        <w:t xml:space="preserve"> </w:t>
+      </w:r>
+      <w:r>
+        <w:t xml:space="preserve">if your budget doesn’t allow it — it’s that</w:t>
+      </w:r>
+      <w:r>
+        <w:t xml:space="preserve"> </w:t>
+      </w:r>
+      <w:r>
+        <w:rPr>
+          <w:bCs/>
+          <w:b/>
+        </w:rPr>
+        <w:t xml:space="preserve">the errors</w:t>
+      </w:r>
+      <w:r>
+        <w:rPr>
+          <w:bCs/>
+          <w:b/>
+        </w:rPr>
+        <w:t xml:space="preserve"> </w:t>
+      </w:r>
+      <w:r>
+        <w:rPr>
+          <w:bCs/>
+          <w:b/>
+        </w:rPr>
+        <w:t xml:space="preserve">still in your manuscript after one careful read are, almost by definition,</w:t>
+      </w:r>
+      <w:r>
+        <w:rPr>
+          <w:bCs/>
+          <w:b/>
+        </w:rPr>
+        <w:t xml:space="preserve"> </w:t>
+      </w:r>
+      <w:r>
+        <w:rPr>
+          <w:bCs/>
+          <w:b/>
+        </w:rPr>
+        <w:t xml:space="preserve">the ones a normal read doesn’t catch.</w:t>
+      </w:r>
+      <w:r>
+        <w:t xml:space="preserve"> </w:t>
+      </w:r>
+      <w:r>
+        <w:t xml:space="preserve">Budget at least one pass that is</w:t>
+      </w:r>
+      <w:r>
+        <w:t xml:space="preserve"> </w:t>
+      </w:r>
+      <w:r>
+        <w:t xml:space="preserve">specifically</w:t>
+      </w:r>
+      <w:r>
+        <w:t xml:space="preserve"> </w:t>
+      </w:r>
+      <w:r>
+        <w:rPr>
+          <w:iCs/>
+          <w:i/>
+        </w:rPr>
+        <w:t xml:space="preserve">not</w:t>
+      </w:r>
+      <w:r>
+        <w:t xml:space="preserve"> </w:t>
+      </w:r>
+      <w:r>
+        <w:t xml:space="preserve">just reading the book again: a fact-check pass, a</w:t>
+      </w:r>
+      <w:r>
+        <w:t xml:space="preserve"> </w:t>
+      </w:r>
+      <w:r>
+        <w:t xml:space="preserve">consistency script, a reader who has never seen the manuscript before.</w:t>
+      </w:r>
+    </w:p>
+    <w:bookmarkEnd w:id="45"/>
+    <w:bookmarkStart w:id="46" w:name="X72d8730a9c8c3129ddaea5a55d3df5a49b8a18c"/>
+    <w:p>
+      <w:pPr>
+        <w:pStyle w:val="Heading3"/>
+      </w:pPr>
+      <w:r>
+        <w:t xml:space="preserve">Where AI genuinely helps, and where the line is</w:t>
+      </w:r>
+    </w:p>
+    <w:p>
+      <w:pPr>
+        <w:pStyle w:val="FirstParagraph"/>
+      </w:pPr>
+      <w:r>
+        <w:t xml:space="preserve">Used well, AI tools can speed up the unglamorous parts of this process: a</w:t>
+      </w:r>
+      <w:r>
+        <w:t xml:space="preserve"> </w:t>
+      </w:r>
+      <w:r>
+        <w:t xml:space="preserve">first-pass consistency check across hundreds of pages, generating several</w:t>
+      </w:r>
+      <w:r>
+        <w:t xml:space="preserve"> </w:t>
+      </w:r>
+      <w:r>
+        <w:t xml:space="preserve">alternative phrasings of an awkward paragraph for you to choose between and</w:t>
+      </w:r>
+      <w:r>
+        <w:t xml:space="preserve"> </w:t>
+      </w:r>
+      <w:r>
+        <w:t xml:space="preserve">rewrite, condensing research notes, or catching a subset of the kind of</w:t>
+      </w:r>
+      <w:r>
+        <w:t xml:space="preserve"> </w:t>
+      </w:r>
+      <w:r>
+        <w:t xml:space="preserve">mechanical errors described above. Used badly, it becomes the entire book —</w:t>
+      </w:r>
+      <w:r>
+        <w:t xml:space="preserve"> </w:t>
+      </w:r>
+      <w:r>
+        <w:t xml:space="preserve">a prompt, minimal human review, and a KDP upload — and readers have gotten</w:t>
+      </w:r>
+      <w:r>
+        <w:t xml:space="preserve"> </w:t>
+      </w:r>
+      <w:r>
+        <w:t xml:space="preserve">noticeably better at spotting the tell-tale flatness of that approach, which</w:t>
+      </w:r>
+      <w:r>
+        <w:t xml:space="preserve"> </w:t>
+      </w:r>
+      <w:r>
+        <w:t xml:space="preserve">shows up in review sections as a specific and damaging complaint.</w:t>
+      </w:r>
+    </w:p>
+    <w:p>
+      <w:pPr>
+        <w:pStyle w:val="BodyText"/>
+      </w:pPr>
+      <w:r>
+        <w:t xml:space="preserve">Two things are not optional, regardless of how much AI assistance you use in</w:t>
+      </w:r>
+      <w:r>
+        <w:t xml:space="preserve"> </w:t>
+      </w:r>
+      <w:r>
+        <w:t xml:space="preserve">your process:</w:t>
+      </w:r>
+    </w:p>
+    <w:p>
+      <w:pPr>
+        <w:numPr>
+          <w:ilvl w:val="0"/>
+          <w:numId w:val="1006"/>
+        </w:numPr>
+        <w:pStyle w:val="Compact"/>
+      </w:pPr>
+      <w:r>
+        <w:rPr>
+          <w:bCs/>
+          <w:b/>
+        </w:rPr>
+        <w:t xml:space="preserve">Amazon requires disclosure.</w:t>
+      </w:r>
+      <w:r>
+        <w:t xml:space="preserve"> </w:t>
+      </w:r>
+      <w:r>
+        <w:t xml:space="preserve">KDP’s publishing questionnaire asks you to</w:t>
+      </w:r>
+      <w:r>
+        <w:t xml:space="preserve"> </w:t>
+      </w:r>
+      <w:r>
+        <w:t xml:space="preserve">declare whether a title contains AI-generated text, images, or</w:t>
+      </w:r>
+      <w:r>
+        <w:t xml:space="preserve"> </w:t>
+      </w:r>
+      <w:r>
+        <w:t xml:space="preserve">translation, and misrepresenting that is a content-policy violation, not a</w:t>
+      </w:r>
+      <w:r>
+        <w:t xml:space="preserve"> </w:t>
+      </w:r>
+      <w:r>
+        <w:t xml:space="preserve">gray area. Answer it honestly.</w:t>
+      </w:r>
+    </w:p>
+    <w:p>
+      <w:pPr>
+        <w:numPr>
+          <w:ilvl w:val="0"/>
+          <w:numId w:val="1006"/>
+        </w:numPr>
+        <w:pStyle w:val="Compact"/>
+      </w:pPr>
+      <w:r>
+        <w:rPr>
+          <w:bCs/>
+          <w:b/>
+        </w:rPr>
+        <w:t xml:space="preserve">A human has to be the last editorial judgment.</w:t>
+      </w:r>
+      <w:r>
+        <w:t xml:space="preserve"> </w:t>
+      </w:r>
+      <w:r>
+        <w:t xml:space="preserve">Whatever tools condense,</w:t>
+      </w:r>
+      <w:r>
+        <w:t xml:space="preserve"> </w:t>
+      </w:r>
+      <w:r>
+        <w:t xml:space="preserve">draft, or suggest, the decision that a sentence is accurate, that an</w:t>
+      </w:r>
+      <w:r>
+        <w:t xml:space="preserve"> </w:t>
+      </w:r>
+      <w:r>
+        <w:t xml:space="preserve">example is correct, and that a chapter says what you actually mean has to</w:t>
+      </w:r>
+      <w:r>
+        <w:t xml:space="preserve"> </w:t>
+      </w:r>
+      <w:r>
+        <w:t xml:space="preserve">be made by a person who is accountable for it — which in practice means</w:t>
+      </w:r>
+      <w:r>
+        <w:t xml:space="preserve"> </w:t>
+      </w:r>
+      <w:r>
+        <w:t xml:space="preserve">the fact-check and consistency passes above are not optional just because</w:t>
+      </w:r>
+      <w:r>
+        <w:t xml:space="preserve"> </w:t>
+      </w:r>
+      <w:r>
+        <w:t xml:space="preserve">a tool helped write the first draft.</w:t>
+      </w:r>
+    </w:p>
+    <w:bookmarkEnd w:id="46"/>
+    <w:bookmarkStart w:id="47" w:name="a-minimum-revision-checklist"/>
+    <w:p>
+      <w:pPr>
+        <w:pStyle w:val="Heading3"/>
+      </w:pPr>
+      <w:r>
+        <w:t xml:space="preserve">A minimum revision checklist</w:t>
+      </w:r>
+    </w:p>
+    <w:p>
+      <w:pPr>
+        <w:pStyle w:val="FirstParagraph"/>
+      </w:pPr>
+      <w:r>
+        <w:t xml:space="preserve">If you do nothing else before publishing, do these:</w:t>
+      </w:r>
+    </w:p>
+    <w:p>
+      <w:pPr>
+        <w:numPr>
+          <w:ilvl w:val="0"/>
+          <w:numId w:val="1007"/>
+        </w:numPr>
+        <w:pStyle w:val="Compact"/>
+      </w:pPr>
+      <w:r>
+        <w:rPr>
+          <w:bCs/>
+          <w:b/>
+        </w:rPr>
+        <w:t xml:space="preserve">Read it aloud, or have text-to-speech read it to you.</w:t>
+      </w:r>
+      <w:r>
+        <w:t xml:space="preserve"> </w:t>
+      </w:r>
+      <w:r>
+        <w:t xml:space="preserve">Your ear catches</w:t>
+      </w:r>
+      <w:r>
+        <w:t xml:space="preserve"> </w:t>
+      </w:r>
+      <w:r>
+        <w:t xml:space="preserve">rhythm problems and repeated words your eye slides past.</w:t>
+      </w:r>
+    </w:p>
+    <w:p>
+      <w:pPr>
+        <w:numPr>
+          <w:ilvl w:val="0"/>
+          <w:numId w:val="1007"/>
+        </w:numPr>
+        <w:pStyle w:val="Compact"/>
+      </w:pPr>
+      <w:r>
+        <w:rPr>
+          <w:bCs/>
+          <w:b/>
+        </w:rPr>
+        <w:t xml:space="preserve">Check every number and every cross-reference.</w:t>
+      </w:r>
+      <w:r>
+        <w:t xml:space="preserve"> </w:t>
+      </w:r>
+      <w:r>
+        <w:t xml:space="preserve">“</w:t>
+      </w:r>
+      <w:r>
+        <w:t xml:space="preserve">As shown in Chapter 4</w:t>
+      </w:r>
+      <w:r>
+        <w:t xml:space="preserve">”</w:t>
+      </w:r>
+      <w:r>
+        <w:t xml:space="preserve"> </w:t>
+      </w:r>
+      <w:r>
+        <w:t xml:space="preserve">needs to actually be Chapter 4, still, after every reorganization.</w:t>
+      </w:r>
+    </w:p>
+    <w:p>
+      <w:pPr>
+        <w:numPr>
+          <w:ilvl w:val="0"/>
+          <w:numId w:val="1007"/>
+        </w:numPr>
+        <w:pStyle w:val="Compact"/>
+      </w:pPr>
+      <w:r>
+        <w:rPr>
+          <w:bCs/>
+          <w:b/>
+        </w:rPr>
+        <w:t xml:space="preserve">Run one adversarial pass.</w:t>
+      </w:r>
+      <w:r>
+        <w:t xml:space="preserve"> </w:t>
+      </w:r>
+      <w:r>
+        <w:t xml:space="preserve">Read it once specifically looking for ways</w:t>
+      </w:r>
+      <w:r>
+        <w:t xml:space="preserve"> </w:t>
+      </w:r>
+      <w:r>
+        <w:t xml:space="preserve">to be wrong — a claim you can’t actually back up, a promise the book</w:t>
+      </w:r>
+      <w:r>
+        <w:t xml:space="preserve"> </w:t>
+      </w:r>
+      <w:r>
+        <w:t xml:space="preserve">doesn’t deliver on, a contradiction between an early chapter and a later</w:t>
+      </w:r>
+      <w:r>
+        <w:t xml:space="preserve"> </w:t>
+      </w:r>
+      <w:r>
+        <w:t xml:space="preserve">one.</w:t>
+      </w:r>
+    </w:p>
+    <w:p>
+      <w:pPr>
+        <w:numPr>
+          <w:ilvl w:val="0"/>
+          <w:numId w:val="1007"/>
+        </w:numPr>
+        <w:pStyle w:val="Compact"/>
+      </w:pPr>
+      <w:r>
+        <w:rPr>
+          <w:bCs/>
+          <w:b/>
+        </w:rPr>
+        <w:t xml:space="preserve">Get at least one outside reader</w:t>
+      </w:r>
+      <w:r>
+        <w:t xml:space="preserve"> </w:t>
+      </w:r>
+      <w:r>
+        <w:t xml:space="preserve">who has never seen the manuscript</w:t>
+      </w:r>
+      <w:r>
+        <w:t xml:space="preserve"> </w:t>
+      </w:r>
+      <w:r>
+        <w:t xml:space="preserve">before, and ask them specifically where they got confused or bored, not</w:t>
+      </w:r>
+      <w:r>
+        <w:t xml:space="preserve"> </w:t>
+      </w:r>
+      <w:r>
+        <w:t xml:space="preserve">just whether they</w:t>
+      </w:r>
+      <w:r>
+        <w:t xml:space="preserve"> </w:t>
+      </w:r>
+      <w:r>
+        <w:t xml:space="preserve">“</w:t>
+      </w:r>
+      <w:r>
+        <w:t xml:space="preserve">liked it.</w:t>
+      </w:r>
+      <w:r>
+        <w:t xml:space="preserve">”</w:t>
       </w:r>
     </w:p>
     <w:bookmarkEnd w:id="47"/>
     <w:bookmarkEnd w:id="48"/>
-    <w:bookmarkStart w:id="56" w:name="X7393335c740f488c082861b9b1d0ccaf9a90b6c"/>
+    <w:bookmarkStart w:id="54" w:name="Xc7622a188585e28435401aff35a225d1040f6f2"/>
     <w:p>
       <w:pPr>
         <w:pStyle w:val="Heading2"/>
       </w:pPr>
       <w:r>
+        <w:t xml:space="preserve">Chapter 5: Formatting That Doesn’t Break Kindle</w:t>
+      </w:r>
+    </w:p>
+    <w:p>
+      <w:pPr>
+        <w:pStyle w:val="FirstParagraph"/>
+      </w:pPr>
+      <w:r>
+        <w:t xml:space="preserve">Ebook formatting and print formatting are not the same job wearing two hats —</w:t>
+      </w:r>
+      <w:r>
+        <w:t xml:space="preserve"> </w:t>
+      </w:r>
+      <w:r>
+        <w:t xml:space="preserve">they solve different problems, and treating one file as automatically</w:t>
+      </w:r>
+      <w:r>
+        <w:t xml:space="preserve"> </w:t>
+      </w:r>
+      <w:r>
+        <w:t xml:space="preserve">correct for both formats is where a lot of self-published books develop</w:t>
+      </w:r>
+      <w:r>
+        <w:t xml:space="preserve"> </w:t>
+      </w:r>
+      <w:r>
+        <w:t xml:space="preserve">avoidable, embarrassing bugs (a page-number reference in a book with no</w:t>
+      </w:r>
+      <w:r>
+        <w:t xml:space="preserve"> </w:t>
+      </w:r>
+      <w:r>
+        <w:t xml:space="preserve">fixed pages, a table of contents with no working links, a paperback with no</w:t>
+      </w:r>
+      <w:r>
+        <w:t xml:space="preserve"> </w:t>
+      </w:r>
+      <w:r>
+        <w:t xml:space="preserve">page numbers at all).</w:t>
+      </w:r>
+    </w:p>
+    <w:bookmarkStart w:id="49" w:name="ebooks-let-kindle-do-the-navigation"/>
+    <w:p>
+      <w:pPr>
+        <w:pStyle w:val="Heading3"/>
+      </w:pPr>
+      <w:r>
+        <w:t xml:space="preserve">Ebooks: let Kindle do the navigation</w:t>
+      </w:r>
+    </w:p>
+    <w:p>
+      <w:pPr>
+        <w:pStyle w:val="FirstParagraph"/>
+      </w:pPr>
+      <w:r>
+        <w:t xml:space="preserve">A Kindle reader can change font size, font, and line spacing, which means</w:t>
+      </w:r>
+      <w:r>
+        <w:t xml:space="preserve"> </w:t>
+      </w:r>
+      <w:r>
+        <w:t xml:space="preserve">your ebook has no fixed pages —</w:t>
+      </w:r>
+      <w:r>
+        <w:t xml:space="preserve"> </w:t>
+      </w:r>
+      <w:r>
+        <w:t xml:space="preserve">“</w:t>
+      </w:r>
+      <w:r>
+        <w:t xml:space="preserve">page 47</w:t>
+      </w:r>
+      <w:r>
+        <w:t xml:space="preserve">”</w:t>
+      </w:r>
+      <w:r>
+        <w:t xml:space="preserve"> </w:t>
+      </w:r>
+      <w:r>
+        <w:t xml:space="preserve">means something different on every</w:t>
+      </w:r>
+      <w:r>
+        <w:t xml:space="preserve"> </w:t>
+      </w:r>
+      <w:r>
+        <w:t xml:space="preserve">device and at every font size a reader might choose. Two consequences follow</w:t>
+      </w:r>
+      <w:r>
+        <w:t xml:space="preserve"> </w:t>
+      </w:r>
+      <w:r>
+        <w:t xml:space="preserve">directly:</w:t>
+      </w:r>
+    </w:p>
+    <w:p>
+      <w:pPr>
+        <w:numPr>
+          <w:ilvl w:val="0"/>
+          <w:numId w:val="1008"/>
+        </w:numPr>
+        <w:pStyle w:val="Compact"/>
+      </w:pPr>
+      <w:r>
+        <w:rPr>
+          <w:bCs/>
+          <w:b/>
+        </w:rPr>
+        <w:t xml:space="preserve">Don’t build a page-numbered table of contents.</w:t>
+      </w:r>
+      <w:r>
+        <w:t xml:space="preserve"> </w:t>
+      </w:r>
+      <w:r>
+        <w:t xml:space="preserve">It cannot be accurate,</w:t>
+      </w:r>
+      <w:r>
+        <w:t xml:space="preserve"> </w:t>
+      </w:r>
+      <w:r>
+        <w:t xml:space="preserve">because there are no fixed pages to number. Kindle instead builds its own</w:t>
+      </w:r>
+      <w:r>
+        <w:t xml:space="preserve"> </w:t>
+      </w:r>
+      <w:r>
+        <w:t xml:space="preserve">“</w:t>
+      </w:r>
+      <w:r>
+        <w:t xml:space="preserve">Go To</w:t>
+      </w:r>
+      <w:r>
+        <w:t xml:space="preserve">”</w:t>
+      </w:r>
+      <w:r>
+        <w:t xml:space="preserve"> </w:t>
+      </w:r>
+      <w:r>
+        <w:t xml:space="preserve">navigation menu automatically, directly from your document’s</w:t>
+      </w:r>
+      <w:r>
+        <w:t xml:space="preserve"> </w:t>
+      </w:r>
+      <w:r>
+        <w:rPr>
+          <w:bCs/>
+          <w:b/>
+        </w:rPr>
+        <w:t xml:space="preserve">Heading 1 / Heading 2</w:t>
+      </w:r>
+      <w:r>
+        <w:t xml:space="preserve"> </w:t>
+      </w:r>
+      <w:r>
+        <w:t xml:space="preserve">paragraph styles — which is why using real</w:t>
+      </w:r>
+      <w:r>
+        <w:t xml:space="preserve"> </w:t>
+      </w:r>
+      <w:r>
+        <w:t xml:space="preserve">heading styles (not just bold, oversized text that merely</w:t>
+      </w:r>
+      <w:r>
+        <w:t xml:space="preserve"> </w:t>
+      </w:r>
+      <w:r>
+        <w:rPr>
+          <w:iCs/>
+          <w:i/>
+        </w:rPr>
+        <w:t xml:space="preserve">looks</w:t>
+      </w:r>
+      <w:r>
+        <w:t xml:space="preserve"> </w:t>
+      </w:r>
+      <w:r>
+        <w:t xml:space="preserve">like a</w:t>
+      </w:r>
+      <w:r>
+        <w:t xml:space="preserve"> </w:t>
+      </w:r>
+      <w:r>
+        <w:t xml:space="preserve">heading) is the single most important formatting choice in the whole</w:t>
+      </w:r>
+      <w:r>
+        <w:t xml:space="preserve"> </w:t>
+      </w:r>
+      <w:r>
+        <w:t xml:space="preserve">manuscript. A plain-text contents</w:t>
+      </w:r>
+      <w:r>
+        <w:t xml:space="preserve"> </w:t>
+      </w:r>
+      <w:r>
+        <w:rPr>
+          <w:iCs/>
+          <w:i/>
+        </w:rPr>
+        <w:t xml:space="preserve">listing</w:t>
+      </w:r>
+      <w:r>
+        <w:t xml:space="preserve"> </w:t>
+      </w:r>
+      <w:r>
+        <w:t xml:space="preserve">(titles only, no page numbers,</w:t>
+      </w:r>
+      <w:r>
+        <w:t xml:space="preserve"> </w:t>
+      </w:r>
+      <w:r>
+        <w:t xml:space="preserve">the way this book’s own front matter does it) is a nice reader convenience</w:t>
+      </w:r>
+      <w:r>
+        <w:t xml:space="preserve"> </w:t>
+      </w:r>
+      <w:r>
+        <w:t xml:space="preserve">on top of that, not a replacement for it.</w:t>
+      </w:r>
+    </w:p>
+    <w:p>
+      <w:pPr>
+        <w:numPr>
+          <w:ilvl w:val="0"/>
+          <w:numId w:val="1008"/>
+        </w:numPr>
+        <w:pStyle w:val="Compact"/>
+      </w:pPr>
+      <w:r>
+        <w:rPr>
+          <w:bCs/>
+          <w:b/>
+        </w:rPr>
+        <w:t xml:space="preserve">Skip the index.</w:t>
+      </w:r>
+      <w:r>
+        <w:t xml:space="preserve"> </w:t>
+      </w:r>
+      <w:r>
+        <w:t xml:space="preserve">A print index maps terms to page numbers; without</w:t>
+      </w:r>
+      <w:r>
+        <w:t xml:space="preserve"> </w:t>
+      </w:r>
+      <w:r>
+        <w:t xml:space="preserve">fixed pages, that mapping is meaningless. If a reference title needs a</w:t>
+      </w:r>
+      <w:r>
+        <w:t xml:space="preserve"> </w:t>
+      </w:r>
+      <w:r>
+        <w:t xml:space="preserve">true, searchable index, that’s a signal to route it through print rather</w:t>
+      </w:r>
+      <w:r>
+        <w:t xml:space="preserve"> </w:t>
+      </w:r>
+      <w:r>
+        <w:t xml:space="preserve">than positioning it as a Kindle-only reference work.</w:t>
+      </w:r>
+    </w:p>
+    <w:p>
+      <w:pPr>
+        <w:pStyle w:val="FirstParagraph"/>
+      </w:pPr>
+      <w:r>
+        <w:t xml:space="preserve">Beyond headings, keep ebook formatting deliberately plain: standard paragraph</w:t>
+      </w:r>
+      <w:r>
+        <w:t xml:space="preserve"> </w:t>
+      </w:r>
+      <w:r>
+        <w:t xml:space="preserve">styles, images sized to look correct at typical device widths rather than at</w:t>
+      </w:r>
+      <w:r>
+        <w:t xml:space="preserve"> </w:t>
+      </w:r>
+      <w:r>
+        <w:t xml:space="preserve">one specific screen size, and no fixed-width text boxes or multi-column</w:t>
+      </w:r>
+      <w:r>
+        <w:t xml:space="preserve"> </w:t>
+      </w:r>
+      <w:r>
+        <w:t xml:space="preserve">layouts, which most reflowable Kindle formats handle poorly.</w:t>
+      </w:r>
+      <w:r>
+        <w:t xml:space="preserve"> </w:t>
+      </w:r>
+      <w:r>
+        <w:rPr>
+          <w:bCs/>
+          <w:b/>
+        </w:rPr>
+        <w:t xml:space="preserve">Kindle</w:t>
+      </w:r>
+      <w:r>
+        <w:rPr>
+          <w:bCs/>
+          <w:b/>
+        </w:rPr>
+        <w:t xml:space="preserve"> </w:t>
+      </w:r>
+      <w:r>
+        <w:rPr>
+          <w:bCs/>
+          <w:b/>
+        </w:rPr>
+        <w:t xml:space="preserve">Create</w:t>
+      </w:r>
+      <w:r>
+        <w:t xml:space="preserve"> </w:t>
+      </w:r>
+      <w:r>
+        <w:t xml:space="preserve">(Amazon’s free formatting tool) or a clean Word document with</w:t>
+      </w:r>
+      <w:r>
+        <w:t xml:space="preserve"> </w:t>
+      </w:r>
+      <w:r>
+        <w:t xml:space="preserve">correctly applied heading styles both get you there; what matters is the</w:t>
+      </w:r>
+      <w:r>
+        <w:t xml:space="preserve"> </w:t>
+      </w:r>
+      <w:r>
+        <w:t xml:space="preserve">underlying structure, not which tool produced it. Before you publish, use</w:t>
+      </w:r>
+      <w:r>
+        <w:t xml:space="preserve"> </w:t>
+      </w:r>
+      <w:r>
+        <w:t xml:space="preserve">KDP’s own</w:t>
+      </w:r>
+      <w:r>
+        <w:t xml:space="preserve"> </w:t>
+      </w:r>
+      <w:r>
+        <w:rPr>
+          <w:bCs/>
+          <w:b/>
+        </w:rPr>
+        <w:t xml:space="preserve">online previewer</w:t>
+      </w:r>
+      <w:r>
+        <w:t xml:space="preserve"> </w:t>
+      </w:r>
+      <w:r>
+        <w:t xml:space="preserve">and check the book on more than one simulated</w:t>
+      </w:r>
+      <w:r>
+        <w:t xml:space="preserve"> </w:t>
+      </w:r>
+      <w:r>
+        <w:t xml:space="preserve">device size — a layout that looks fine on a tablet-width preview can crowd</w:t>
+      </w:r>
+      <w:r>
+        <w:t xml:space="preserve"> </w:t>
+      </w:r>
+      <w:r>
+        <w:t xml:space="preserve">an image awkwardly on a phone-width one.</w:t>
+      </w:r>
+    </w:p>
+    <w:bookmarkEnd w:id="49"/>
+    <w:bookmarkStart w:id="53" w:name="print-everything-the-ebook-didnt-need"/>
+    <w:p>
+      <w:pPr>
+        <w:pStyle w:val="Heading3"/>
+      </w:pPr>
+      <w:r>
+        <w:t xml:space="preserve">Print: everything the ebook didn’t need</w:t>
+      </w:r>
+    </w:p>
+    <w:p>
+      <w:pPr>
+        <w:pStyle w:val="FirstParagraph"/>
+      </w:pPr>
+      <w:r>
+        <w:t xml:space="preserve">A paperback or hardcover interior needs the things the ebook explicitly</w:t>
+      </w:r>
+      <w:r>
+        <w:t xml:space="preserve"> </w:t>
+      </w:r>
+      <w:r>
+        <w:t xml:space="preserve">skipped, plus a few of its own:</w:t>
+      </w:r>
+    </w:p>
+    <w:p>
+      <w:pPr>
+        <w:numPr>
+          <w:ilvl w:val="0"/>
+          <w:numId w:val="1009"/>
+        </w:numPr>
+        <w:pStyle w:val="Compact"/>
+      </w:pPr>
+      <w:r>
+        <w:rPr>
+          <w:bCs/>
+          <w:b/>
+        </w:rPr>
+        <w:t xml:space="preserve">A real, page-numbered table of contents</w:t>
+      </w:r>
+      <w:r>
+        <w:t xml:space="preserve"> </w:t>
+      </w:r>
+      <w:r>
+        <w:t xml:space="preserve">— because print pages are</w:t>
+      </w:r>
+      <w:r>
+        <w:t xml:space="preserve"> </w:t>
+      </w:r>
+      <w:r>
+        <w:t xml:space="preserve">fixed, this one actually works, and readers expect it.</w:t>
+      </w:r>
+    </w:p>
+    <w:p>
+      <w:pPr>
+        <w:numPr>
+          <w:ilvl w:val="0"/>
+          <w:numId w:val="1009"/>
+        </w:numPr>
+        <w:pStyle w:val="Compact"/>
+      </w:pPr>
+      <w:r>
+        <w:rPr>
+          <w:bCs/>
+          <w:b/>
+        </w:rPr>
+        <w:t xml:space="preserve">Page numbers and (usually) running headers</w:t>
+      </w:r>
+      <w:r>
+        <w:t xml:space="preserve">, placed and styled</w:t>
+      </w:r>
+      <w:r>
+        <w:t xml:space="preserve"> </w:t>
+      </w:r>
+      <w:r>
+        <w:t xml:space="preserve">consistently throughout.</w:t>
+      </w:r>
+    </w:p>
+    <w:p>
+      <w:pPr>
+        <w:numPr>
+          <w:ilvl w:val="0"/>
+          <w:numId w:val="1009"/>
+        </w:numPr>
+        <w:pStyle w:val="Compact"/>
+      </w:pPr>
+      <w:r>
+        <w:rPr>
+          <w:bCs/>
+          <w:b/>
+        </w:rPr>
+        <w:t xml:space="preserve">Front matter in the conventional order</w:t>
+      </w:r>
+      <w:r>
+        <w:t xml:space="preserve">: title page, copyright page,</w:t>
+      </w:r>
+      <w:r>
+        <w:t xml:space="preserve"> </w:t>
+      </w:r>
+      <w:r>
+        <w:t xml:space="preserve">optional dedication, table of contents, then the body — readers of print</w:t>
+      </w:r>
+      <w:r>
+        <w:t xml:space="preserve"> </w:t>
+      </w:r>
+      <w:r>
+        <w:t xml:space="preserve">nonfiction expect this shape, and deviating from it reads as amateur even</w:t>
+      </w:r>
+      <w:r>
+        <w:t xml:space="preserve"> </w:t>
+      </w:r>
+      <w:r>
+        <w:t xml:space="preserve">when nothing is technically wrong.</w:t>
+      </w:r>
+    </w:p>
+    <w:p>
+      <w:pPr>
+        <w:numPr>
+          <w:ilvl w:val="0"/>
+          <w:numId w:val="1009"/>
+        </w:numPr>
+        <w:pStyle w:val="Compact"/>
+      </w:pPr>
+      <w:r>
+        <w:rPr>
+          <w:bCs/>
+          <w:b/>
+        </w:rPr>
+        <w:t xml:space="preserve">A trim size choice.</w:t>
+      </w:r>
+      <w:r>
+        <w:t xml:space="preserve"> </w:t>
+      </w:r>
+      <w:r>
+        <w:t xml:space="preserve">6”×9” is the most common choice for nonfiction —</w:t>
+      </w:r>
+      <w:r>
+        <w:t xml:space="preserve"> </w:t>
+      </w:r>
+      <w:r>
+        <w:t xml:space="preserve">large enough to keep line lengths comfortable, small enough to print</w:t>
+      </w:r>
+      <w:r>
+        <w:t xml:space="preserve"> </w:t>
+      </w:r>
+      <w:r>
+        <w:t xml:space="preserve">economically — with 5.5”×8.5” a common alternative for shorter, more</w:t>
+      </w:r>
+      <w:r>
+        <w:t xml:space="preserve"> </w:t>
+      </w:r>
+      <w:r>
+        <w:t xml:space="preserve">portable guides.</w:t>
+      </w:r>
+    </w:p>
+    <w:p>
+      <w:pPr>
+        <w:numPr>
+          <w:ilvl w:val="0"/>
+          <w:numId w:val="1009"/>
+        </w:numPr>
+        <w:pStyle w:val="Compact"/>
+      </w:pPr>
+      <w:r>
+        <w:rPr>
+          <w:bCs/>
+          <w:b/>
+        </w:rPr>
+        <w:t xml:space="preserve">Margins that account for the gutter</w:t>
+      </w:r>
+      <w:r>
+        <w:t xml:space="preserve"> </w:t>
+      </w:r>
+      <w:r>
+        <w:t xml:space="preserve">— the inner margin needs extra</w:t>
+      </w:r>
+      <w:r>
+        <w:t xml:space="preserve"> </w:t>
+      </w:r>
+      <w:r>
+        <w:t xml:space="preserve">room so text isn’t swallowed by the binding, especially as page count</w:t>
+      </w:r>
+      <w:r>
+        <w:t xml:space="preserve"> </w:t>
+      </w:r>
+      <w:r>
+        <w:t xml:space="preserve">grows.</w:t>
+      </w:r>
+    </w:p>
+    <w:p>
+      <w:pPr>
+        <w:numPr>
+          <w:ilvl w:val="0"/>
+          <w:numId w:val="1009"/>
+        </w:numPr>
+        <w:pStyle w:val="Compact"/>
+      </w:pPr>
+      <w:r>
+        <w:rPr>
+          <w:bCs/>
+          <w:b/>
+        </w:rPr>
+        <w:t xml:space="preserve">Bleed, only if something touches the page edge.</w:t>
+      </w:r>
+      <w:r>
+        <w:t xml:space="preserve"> </w:t>
+      </w:r>
+      <w:r>
+        <w:t xml:space="preserve">A book with no</w:t>
+      </w:r>
+      <w:r>
+        <w:t xml:space="preserve"> </w:t>
+      </w:r>
+      <w:r>
+        <w:t xml:space="preserve">full-bleed images or background color doesn’t need a bleed margin at all;</w:t>
+      </w:r>
+      <w:r>
+        <w:t xml:space="preserve"> </w:t>
+      </w:r>
+      <w:r>
+        <w:t xml:space="preserve">add one only for pages that actually require it.</w:t>
+      </w:r>
+    </w:p>
+    <w:p>
+      <w:pPr>
+        <w:numPr>
+          <w:ilvl w:val="0"/>
+          <w:numId w:val="1009"/>
+        </w:numPr>
+        <w:pStyle w:val="Compact"/>
+      </w:pPr>
+      <w:r>
+        <w:rPr>
+          <w:bCs/>
+          <w:b/>
+        </w:rPr>
+        <w:t xml:space="preserve">Spine width and cover dimensions calculated by KDP’s own cover</w:t>
+      </w:r>
+      <w:r>
+        <w:rPr>
+          <w:bCs/>
+          <w:b/>
+        </w:rPr>
+        <w:t xml:space="preserve"> </w:t>
+      </w:r>
+      <w:r>
+        <w:rPr>
+          <w:bCs/>
+          <w:b/>
+        </w:rPr>
+        <w:t xml:space="preserve">template tool</w:t>
+      </w:r>
+      <w:r>
+        <w:t xml:space="preserve">, not by hand. Spine width depends on exact page count,</w:t>
+      </w:r>
+      <w:r>
+        <w:t xml:space="preserve"> </w:t>
+      </w:r>
+      <w:r>
+        <w:t xml:space="preserve">trim size, paper color (white vs. cream), and interior ink (black-and-white</w:t>
+      </w:r>
+      <w:r>
+        <w:t xml:space="preserve"> </w:t>
+      </w:r>
+      <w:r>
+        <w:t xml:space="preserve">vs. color) — four variables that make hand-calculating it a good way to</w:t>
+      </w:r>
+      <w:r>
+        <w:t xml:space="preserve"> </w:t>
+      </w:r>
+      <w:r>
+        <w:t xml:space="preserve">order a cover that doesn’t fit.</w:t>
+      </w:r>
+    </w:p>
+    <w:p>
+      <w:pPr>
+        <w:numPr>
+          <w:ilvl w:val="0"/>
+          <w:numId w:val="1009"/>
+        </w:numPr>
+        <w:pStyle w:val="Compact"/>
+      </w:pPr>
+      <w:r>
+        <w:rPr>
+          <w:bCs/>
+          <w:b/>
+        </w:rPr>
+        <w:t xml:space="preserve">A physical proof, ordered and actually read, before you hit publish.</w:t>
+      </w:r>
+      <w:r>
+        <w:t xml:space="preserve"> </w:t>
+      </w:r>
+      <w:r>
+        <w:t xml:space="preserve">Screen previews miss things — color that renders differently in print, a</w:t>
+      </w:r>
+      <w:r>
+        <w:t xml:space="preserve"> </w:t>
+      </w:r>
+      <w:r>
+        <w:t xml:space="preserve">margin that looked fine on screen but crowds the gutter, a font substitution</w:t>
+      </w:r>
+      <w:r>
+        <w:t xml:space="preserve"> </w:t>
+      </w:r>
+      <w:r>
+        <w:t xml:space="preserve">— that only show up in your hands.</w:t>
+      </w:r>
+    </w:p>
+    <w:p>
+      <w:pPr>
+        <w:pStyle w:val="FigureCaption"/>
+      </w:pPr>
+      <w:r>
+        <w:drawing>
+          <wp:inline>
+            <wp:extent cx="4013200" cy="3660524"/>
+            <wp:effectExtent b="0" l="0" r="0" t="0"/>
+            <wp:docPr descr="" title="" id="51" name="Picture"/>
+            <a:graphic>
+              <a:graphicData uri="http://schemas.openxmlformats.org/drawingml/2006/picture">
+                <pic:pic>
+                  <pic:nvPicPr>
+                    <pic:cNvPr descr="figures/fig05_ebook_vs_print.png" id="52" name="Picture"/>
+                    <pic:cNvPicPr>
+                      <a:picLocks noChangeArrowheads="1" noChangeAspect="1"/>
+                    </pic:cNvPicPr>
+                  </pic:nvPicPr>
+                  <pic:blipFill>
+                    <a:blip r:embed="rId50"/>
+                    <a:stretch>
+                      <a:fillRect/>
+                    </a:stretch>
+                  </pic:blipFill>
+                  <pic:spPr bwMode="auto">
+                    <a:xfrm>
+                      <a:off x="0" y="0"/>
+                      <a:ext cx="4013200" cy="3660524"/>
+                    </a:xfrm>
+                    <a:prstGeom prst="rect">
+                      <a:avLst/>
+                    </a:prstGeom>
+                    <a:noFill/>
+                    <a:ln w="9525">
+                      <a:noFill/>
+                      <a:headEnd/>
+                      <a:tailEnd/>
+                    </a:ln>
+                  </pic:spPr>
+                </pic:pic>
+              </a:graphicData>
+            </a:graphic>
+          </wp:inline>
+        </w:drawing>
+      </w:r>
+    </w:p>
+    <w:p>
+      <w:pPr>
+        <w:pStyle w:val="FigureCaption"/>
+      </w:pPr>
+      <w:r>
+        <w:rPr>
+          <w:bCs/>
+          <w:b/>
+        </w:rPr>
+        <w:t xml:space="preserve">Figure 5.1</w:t>
+      </w:r>
+      <w:r>
+        <w:t xml:space="preserve"> </w:t>
+      </w:r>
+      <w:r>
+        <w:t xml:space="preserve">— The same finished manuscript, two different finishing</w:t>
+      </w:r>
+      <w:r>
+        <w:t xml:space="preserve"> </w:t>
+      </w:r>
+      <w:r>
+        <w:t xml:space="preserve">workflows. They diverge immediately, and</w:t>
+      </w:r>
+      <w:r>
+        <w:t xml:space="preserve"> </w:t>
+      </w:r>
+      <w:r>
+        <w:t xml:space="preserve">“</w:t>
+      </w:r>
+      <w:r>
+        <w:t xml:space="preserve">did the ebook steps by habit on</w:t>
+      </w:r>
+      <w:r>
+        <w:t xml:space="preserve"> </w:t>
+      </w:r>
+      <w:r>
+        <w:t xml:space="preserve">the print file</w:t>
+      </w:r>
+      <w:r>
+        <w:t xml:space="preserve">”</w:t>
+      </w:r>
+      <w:r>
+        <w:t xml:space="preserve"> </w:t>
+      </w:r>
+      <w:r>
+        <w:t xml:space="preserve">(or vice versa) is exactly the kind of avoidable bug this</w:t>
+      </w:r>
+      <w:r>
+        <w:t xml:space="preserve"> </w:t>
+      </w:r>
+      <w:r>
+        <w:t xml:space="preserve">split is meant to prevent.</w:t>
+      </w:r>
+    </w:p>
+    <w:p>
+      <w:pPr>
+        <w:pStyle w:val="KeyTakeaway"/>
+      </w:pPr>
+      <w:r>
+        <w:rPr>
+          <w:bCs/>
+          <w:b/>
+        </w:rPr>
+        <w:t xml:space="preserve">Key takeaway:</w:t>
+      </w:r>
+      <w:r>
+        <w:t xml:space="preserve"> </w:t>
+      </w:r>
+      <w:r>
+        <w:t xml:space="preserve">Format for the reader’s actual device, not for how the</w:t>
+      </w:r>
+      <w:r>
+        <w:t xml:space="preserve"> </w:t>
+      </w:r>
+      <w:r>
+        <w:t xml:space="preserve">manuscript looks in your word processor. An ebook formatted like a Word</w:t>
+      </w:r>
+      <w:r>
+        <w:t xml:space="preserve"> </w:t>
+      </w:r>
+      <w:r>
+        <w:t xml:space="preserve">printout (fixed page-number references, a dead table of contents) looks</w:t>
+      </w:r>
+      <w:r>
+        <w:t xml:space="preserve"> </w:t>
+      </w:r>
+      <w:r>
+        <w:t xml:space="preserve">broken to a Kindle reader; a paperback formatted like a webpage (no page</w:t>
+      </w:r>
+      <w:r>
+        <w:t xml:space="preserve"> </w:t>
+      </w:r>
+      <w:r>
+        <w:t xml:space="preserve">numbers, no running headers) looks unfinished to a print reader. Same words,</w:t>
+      </w:r>
+      <w:r>
+        <w:t xml:space="preserve"> </w:t>
+      </w:r>
+      <w:r>
+        <w:t xml:space="preserve">two different finished products.</w:t>
+      </w:r>
+    </w:p>
+    <w:bookmarkEnd w:id="53"/>
+    <w:bookmarkEnd w:id="54"/>
+    <w:bookmarkStart w:id="62" w:name="X7393335c740f488c082861b9b1d0ccaf9a90b6c"/>
+    <w:p>
+      <w:pPr>
+        <w:pStyle w:val="Heading2"/>
+      </w:pPr>
+      <w:r>
         <w:t xml:space="preserve">Chapter 6: Covers That Sell in a Thumbnail</w:t>
       </w:r>
     </w:p>
@@ -5214,7 +5412,7 @@
         <w:t xml:space="preserve">the artwork is.</w:t>
       </w:r>
     </w:p>
-    <w:bookmarkStart w:id="52" w:name="the-thumbnail-test"/>
+    <w:bookmarkStart w:id="58" w:name="the-thumbnail-test"/>
     <w:p>
       <w:pPr>
         <w:pStyle w:val="Heading3"/>
@@ -5300,18 +5498,18 @@
           <wp:inline>
             <wp:extent cx="4013200" cy="2912610"/>
             <wp:effectExtent b="0" l="0" r="0" t="0"/>
-            <wp:docPr descr="" title="" id="50" name="Picture"/>
+            <wp:docPr descr="" title="" id="56" name="Picture"/>
             <a:graphic>
               <a:graphicData uri="http://schemas.openxmlformats.org/drawingml/2006/picture">
                 <pic:pic>
                   <pic:nvPicPr>
-                    <pic:cNvPr descr="figures/fig06_thumbnail_test.png" id="51" name="Picture"/>
+                    <pic:cNvPr descr="figures/fig06_thumbnail_test.png" id="57" name="Picture"/>
                     <pic:cNvPicPr>
                       <a:picLocks noChangeArrowheads="1" noChangeAspect="1"/>
                     </pic:cNvPicPr>
                   </pic:nvPicPr>
                   <pic:blipFill>
-                    <a:blip r:embed="rId49"/>
+                    <a:blip r:embed="rId55"/>
                     <a:stretch>
                       <a:fillRect/>
                     </a:stretch>
@@ -5374,8 +5572,8 @@
         <w:t xml:space="preserve">larger one.</w:t>
       </w:r>
     </w:p>
-    <w:bookmarkEnd w:id="52"/>
-    <w:bookmarkStart w:id="53" w:name="Xfbc52b445dbbe76034ccd208d9c8a78694bb02f"/>
+    <w:bookmarkEnd w:id="58"/>
+    <w:bookmarkStart w:id="59" w:name="Xfbc52b445dbbe76034ccd208d9c8a78694bb02f"/>
     <w:p>
       <w:pPr>
         <w:pStyle w:val="Heading3"/>
@@ -5474,8 +5672,8 @@
         <w:t xml:space="preserve">title.</w:t>
       </w:r>
     </w:p>
-    <w:bookmarkEnd w:id="53"/>
-    <w:bookmarkStart w:id="54" w:name="X3976923392f8172aad9f4cdee749317536ab754"/>
+    <w:bookmarkEnd w:id="59"/>
+    <w:bookmarkStart w:id="60" w:name="X3976923392f8172aad9f4cdee749317536ab754"/>
     <w:p>
       <w:pPr>
         <w:pStyle w:val="Heading3"/>
@@ -5573,8 +5771,8 @@
         <w:t xml:space="preserve">gives the eye nowhere obvious to start.</w:t>
       </w:r>
     </w:p>
-    <w:bookmarkEnd w:id="54"/>
-    <w:bookmarkStart w:id="55" w:name="X68541cb9df0f323e46b555a8b1fa3ce04ad6df1"/>
+    <w:bookmarkEnd w:id="60"/>
+    <w:bookmarkStart w:id="61" w:name="X68541cb9df0f323e46b555a8b1fa3ce04ad6df1"/>
     <w:p>
       <w:pPr>
         <w:pStyle w:val="Heading3"/>
@@ -5750,10 +5948,10 @@
         <w:t xml:space="preserve">entire chapter, and the one most often skipped.</w:t>
       </w:r>
     </w:p>
-    <w:bookmarkEnd w:id="55"/>
-    <w:bookmarkEnd w:id="56"/>
-    <w:bookmarkEnd w:id="57"/>
-    <w:bookmarkStart w:id="86" w:name="part-iii-getting-discovered"/>
+    <w:bookmarkEnd w:id="61"/>
+    <w:bookmarkEnd w:id="62"/>
+    <w:bookmarkEnd w:id="63"/>
+    <w:bookmarkStart w:id="95" w:name="part-iii-getting-discovered"/>
     <w:p>
       <w:pPr>
         <w:pStyle w:val="Heading1"/>
@@ -5762,7 +5960,7 @@
         <w:t xml:space="preserve">Part III — Getting Discovered</w:t>
       </w:r>
     </w:p>
-    <w:bookmarkStart w:id="63" w:name="X56243dcd9bbb4b670e18ec63c1835c986368394"/>
+    <w:bookmarkStart w:id="69" w:name="X56243dcd9bbb4b670e18ec63c1835c986368394"/>
     <w:p>
       <w:pPr>
         <w:pStyle w:val="Heading2"/>
@@ -5815,7 +6013,7 @@
         <w:t xml:space="preserve">immediately.</w:t>
       </w:r>
     </w:p>
-    <w:bookmarkStart w:id="61" w:name="the-seven-keyword-slots"/>
+    <w:bookmarkStart w:id="67" w:name="the-seven-keyword-slots"/>
     <w:p>
       <w:pPr>
         <w:pStyle w:val="Heading3"/>
@@ -6180,18 +6378,18 @@
           <wp:inline>
             <wp:extent cx="4013200" cy="3868912"/>
             <wp:effectExtent b="0" l="0" r="0" t="0"/>
-            <wp:docPr descr="" title="" id="59" name="Picture"/>
+            <wp:docPr descr="" title="" id="65" name="Picture"/>
             <a:graphic>
               <a:graphicData uri="http://schemas.openxmlformats.org/drawingml/2006/picture">
                 <pic:pic>
                   <pic:nvPicPr>
-                    <pic:cNvPr descr="figures/fig07_keyword_funnel.png" id="60" name="Picture"/>
+                    <pic:cNvPr descr="figures/fig07_keyword_funnel.png" id="66" name="Picture"/>
                     <pic:cNvPicPr>
                       <a:picLocks noChangeArrowheads="1" noChangeAspect="1"/>
                     </pic:cNvPicPr>
                   </pic:nvPicPr>
                   <pic:blipFill>
-                    <a:blip r:embed="rId58"/>
+                    <a:blip r:embed="rId64"/>
                     <a:stretch>
                       <a:fillRect/>
                     </a:stretch>
@@ -6260,8 +6458,8 @@
         <w:t xml:space="preserve">browses for.</w:t>
       </w:r>
     </w:p>
-    <w:bookmarkEnd w:id="61"/>
-    <w:bookmarkStart w:id="62" w:name="Xc6caf282e8cb20119dd4dab833725cf66370e82"/>
+    <w:bookmarkEnd w:id="67"/>
+    <w:bookmarkStart w:id="68" w:name="Xc6caf282e8cb20119dd4dab833725cf66370e82"/>
     <w:p>
       <w:pPr>
         <w:pStyle w:val="Heading3"/>
@@ -6541,9 +6739,9 @@
         <w:t xml:space="preserve">reasonable window, it costs nothing to request a better-fitting one.</w:t>
       </w:r>
     </w:p>
-    <w:bookmarkEnd w:id="62"/>
-    <w:bookmarkEnd w:id="63"/>
-    <w:bookmarkStart w:id="71" w:name="chapter-8-pricing-for-profit"/>
+    <w:bookmarkEnd w:id="68"/>
+    <w:bookmarkEnd w:id="69"/>
+    <w:bookmarkStart w:id="77" w:name="chapter-8-pricing-for-profit"/>
     <w:p>
       <w:pPr>
         <w:pStyle w:val="Heading2"/>
@@ -6620,7 +6818,7 @@
         <w:t xml:space="preserve">answers for a new nonfiction title.</w:t>
       </w:r>
     </w:p>
-    <w:bookmarkStart w:id="67" w:name="the-default-range-and-why"/>
+    <w:bookmarkStart w:id="73" w:name="the-default-range-and-why"/>
     <w:p>
       <w:pPr>
         <w:pStyle w:val="Heading3"/>
@@ -6820,18 +7018,18 @@
           <wp:inline>
             <wp:extent cx="4013200" cy="2626871"/>
             <wp:effectExtent b="0" l="0" r="0" t="0"/>
-            <wp:docPr descr="" title="" id="65" name="Picture"/>
+            <wp:docPr descr="" title="" id="71" name="Picture"/>
             <a:graphic>
               <a:graphicData uri="http://schemas.openxmlformats.org/drawingml/2006/picture">
                 <pic:pic>
                   <pic:nvPicPr>
-                    <pic:cNvPr descr="figures/fig08_pricing_sweet_spot.png" id="66" name="Picture"/>
+                    <pic:cNvPr descr="figures/fig08_pricing_sweet_spot.png" id="72" name="Picture"/>
                     <pic:cNvPicPr>
                       <a:picLocks noChangeArrowheads="1" noChangeAspect="1"/>
                     </pic:cNvPicPr>
                   </pic:nvPicPr>
                   <pic:blipFill>
-                    <a:blip r:embed="rId64"/>
+                    <a:blip r:embed="rId70"/>
                     <a:stretch>
                       <a:fillRect/>
                     </a:stretch>
@@ -6910,8 +7108,8 @@
         <w:t xml:space="preserve">lesson; the exact peak location varies by book, category, and audience.</w:t>
       </w:r>
     </w:p>
-    <w:bookmarkEnd w:id="67"/>
-    <w:bookmarkStart w:id="68" w:name="print-has-its-own-floor"/>
+    <w:bookmarkEnd w:id="73"/>
+    <w:bookmarkStart w:id="74" w:name="print-has-its-own-floor"/>
     <w:p>
       <w:pPr>
         <w:pStyle w:val="Heading3"/>
@@ -6980,8 +7178,8 @@
         <w:t xml:space="preserve">covers approximately none of the time this book has described so far.</w:t>
       </w:r>
     </w:p>
-    <w:bookmarkEnd w:id="68"/>
-    <w:bookmarkStart w:id="69" w:name="pricing-a-series-on-purpose"/>
+    <w:bookmarkEnd w:id="74"/>
+    <w:bookmarkStart w:id="75" w:name="pricing-a-series-on-purpose"/>
     <w:p>
       <w:pPr>
         <w:pStyle w:val="Heading3"/>
@@ -7101,8 +7299,8 @@
         <w:t xml:space="preserve">a lower verified price found elsewhere.</w:t>
       </w:r>
     </w:p>
-    <w:bookmarkEnd w:id="69"/>
-    <w:bookmarkStart w:id="70" w:name="discount-tools-honestly-described"/>
+    <w:bookmarkEnd w:id="75"/>
+    <w:bookmarkStart w:id="76" w:name="discount-tools-honestly-described"/>
     <w:p>
       <w:pPr>
         <w:pStyle w:val="Heading3"/>
@@ -7193,9 +7391,9 @@
         <w:t xml:space="preserve">not relying on what an older blog post describes.</w:t>
       </w:r>
     </w:p>
-    <w:bookmarkEnd w:id="70"/>
-    <w:bookmarkEnd w:id="71"/>
-    <w:bookmarkStart w:id="78" w:name="chapter-9-launching-without-an-audience"/>
+    <w:bookmarkEnd w:id="76"/>
+    <w:bookmarkEnd w:id="77"/>
+    <w:bookmarkStart w:id="84" w:name="chapter-9-launching-without-an-audience"/>
     <w:p>
       <w:pPr>
         <w:pStyle w:val="Heading2"/>
@@ -7265,7 +7463,7 @@
         <w:t xml:space="preserve">— how fast a book is moving right now — not just cumulative totals.</w:t>
       </w:r>
     </w:p>
-    <w:bookmarkStart w:id="72" w:name="Xa2cd2331ca1763a0a9730258a5f4e76659291cb"/>
+    <w:bookmarkStart w:id="78" w:name="Xa2cd2331ca1763a0a9730258a5f4e76659291cb"/>
     <w:p>
       <w:pPr>
         <w:pStyle w:val="Heading3"/>
@@ -7346,8 +7544,8 @@
         <w:t xml:space="preserve">margin before it, not right up against it.</w:t>
       </w:r>
     </w:p>
-    <w:bookmarkEnd w:id="72"/>
-    <w:bookmarkStart w:id="73" w:name="building-an-arc-team-correctly"/>
+    <w:bookmarkEnd w:id="78"/>
+    <w:bookmarkStart w:id="79" w:name="building-an-arc-team-correctly"/>
     <w:p>
       <w:pPr>
         <w:pStyle w:val="Heading3"/>
@@ -7493,8 +7691,8 @@
         <w:t xml:space="preserve">praise, and say so explicitly when you hand out review copies.</w:t>
       </w:r>
     </w:p>
-    <w:bookmarkEnd w:id="73"/>
-    <w:bookmarkStart w:id="77" w:name="X389c8d599179c911861fa3c4985db8079842bd3"/>
+    <w:bookmarkEnd w:id="79"/>
+    <w:bookmarkStart w:id="83" w:name="X389c8d599179c911861fa3c4985db8079842bd3"/>
     <w:p>
       <w:pPr>
         <w:pStyle w:val="Heading3"/>
@@ -7681,18 +7879,18 @@
           <wp:inline>
             <wp:extent cx="4013200" cy="2539070"/>
             <wp:effectExtent b="0" l="0" r="0" t="0"/>
-            <wp:docPr descr="" title="" id="75" name="Picture"/>
+            <wp:docPr descr="" title="" id="81" name="Picture"/>
             <a:graphic>
               <a:graphicData uri="http://schemas.openxmlformats.org/drawingml/2006/picture">
                 <pic:pic>
                   <pic:nvPicPr>
-                    <pic:cNvPr descr="figures/fig09_launch_concentration.png" id="76" name="Picture"/>
+                    <pic:cNvPr descr="figures/fig09_launch_concentration.png" id="82" name="Picture"/>
                     <pic:cNvPicPr>
                       <a:picLocks noChangeArrowheads="1" noChangeAspect="1"/>
                     </pic:cNvPicPr>
                   </pic:nvPicPr>
                   <pic:blipFill>
-                    <a:blip r:embed="rId74"/>
+                    <a:blip r:embed="rId80"/>
                     <a:stretch>
                       <a:fillRect/>
                     </a:stretch>
@@ -7811,9 +8009,9 @@
         <w:t xml:space="preserve">start the same day rather than staggering it in afterward.</w:t>
       </w:r>
     </w:p>
-    <w:bookmarkEnd w:id="77"/>
-    <w:bookmarkEnd w:id="78"/>
-    <w:bookmarkStart w:id="85" w:name="Xde3363154b1ca87587c62381d611a294ab124f6"/>
+    <w:bookmarkEnd w:id="83"/>
+    <w:bookmarkEnd w:id="84"/>
+    <w:bookmarkStart w:id="94" w:name="Xde3363154b1ca87587c62381d611a294ab124f6"/>
     <w:p>
       <w:pPr>
         <w:pStyle w:val="Heading2"/>
@@ -7860,7 +8058,7 @@
         <w:t xml:space="preserve">profitable at all.</w:t>
       </w:r>
     </w:p>
-    <w:bookmarkStart w:id="79" w:name="Xffc6b0632a74d7c9d202dc12685426c040d3586"/>
+    <w:bookmarkStart w:id="88" w:name="Xffc6b0632a74d7c9d202dc12685426c040d3586"/>
     <w:p>
       <w:pPr>
         <w:pStyle w:val="Heading3"/>
@@ -7978,229 +8176,6 @@
         <w:t xml:space="preserve">keywords from scratch and bidding blind.</w:t>
       </w:r>
     </w:p>
-    <w:bookmarkEnd w:id="79"/>
-    <w:bookmarkStart w:id="83" w:name="X8e62b280a5cdc7edce20a52b2db9f09fe8a7fd1"/>
-    <w:p>
-      <w:pPr>
-        <w:pStyle w:val="Heading3"/>
-      </w:pPr>
-      <w:r>
-        <w:t xml:space="preserve">The only formula that matters: break-even ACOS</w:t>
-      </w:r>
-    </w:p>
-    <w:p>
-      <w:pPr>
-        <w:pStyle w:val="FirstParagraph"/>
-      </w:pPr>
-      <w:r>
-        <w:rPr>
-          <w:bCs/>
-          <w:b/>
-        </w:rPr>
-        <w:t xml:space="preserve">ACOS</w:t>
-      </w:r>
-      <w:r>
-        <w:t xml:space="preserve"> </w:t>
-      </w:r>
-      <w:r>
-        <w:t xml:space="preserve">(Advertising Cost of Sales) is simply:</w:t>
-      </w:r>
-    </w:p>
-    <w:p>
-      <w:pPr>
-        <w:pStyle w:val="BlockText"/>
-      </w:pPr>
-      <w:r>
-        <w:rPr>
-          <w:bCs/>
-          <w:b/>
-        </w:rPr>
-        <w:t xml:space="preserve">ACOS = Ad Spend ÷ Ad-Attributed Sales × 100%</w:t>
-      </w:r>
-    </w:p>
-    <w:p>
-      <w:pPr>
-        <w:pStyle w:val="FirstParagraph"/>
-      </w:pPr>
-      <w:r>
-        <w:t xml:space="preserve">An ad is profitable exactly when its ACOS is</w:t>
-      </w:r>
-      <w:r>
-        <w:t xml:space="preserve"> </w:t>
-      </w:r>
-      <w:r>
-        <w:rPr>
-          <w:iCs/>
-          <w:i/>
-        </w:rPr>
-        <w:t xml:space="preserve">below</w:t>
-      </w:r>
-      <w:r>
-        <w:t xml:space="preserve"> </w:t>
-      </w:r>
-      <w:r>
-        <w:t xml:space="preserve">your</w:t>
-      </w:r>
-      <w:r>
-        <w:t xml:space="preserve"> </w:t>
-      </w:r>
-      <w:r>
-        <w:rPr>
-          <w:bCs/>
-          <w:b/>
-        </w:rPr>
-        <w:t xml:space="preserve">break-even</w:t>
-      </w:r>
-      <w:r>
-        <w:rPr>
-          <w:bCs/>
-          <w:b/>
-        </w:rPr>
-        <w:t xml:space="preserve"> </w:t>
-      </w:r>
-      <w:r>
-        <w:rPr>
-          <w:bCs/>
-          <w:b/>
-        </w:rPr>
-        <w:t xml:space="preserve">ACOS</w:t>
-      </w:r>
-      <w:r>
-        <w:t xml:space="preserve"> </w:t>
-      </w:r>
-      <w:r>
-        <w:t xml:space="preserve">— the percentage of a sale’s revenue that equals your actual royalty</w:t>
-      </w:r>
-      <w:r>
-        <w:t xml:space="preserve"> </w:t>
-      </w:r>
-      <w:r>
-        <w:t xml:space="preserve">margin:</w:t>
-      </w:r>
-    </w:p>
-    <w:p>
-      <w:pPr>
-        <w:pStyle w:val="BlockText"/>
-      </w:pPr>
-      <w:r>
-        <w:rPr>
-          <w:bCs/>
-          <w:b/>
-        </w:rPr>
-        <w:t xml:space="preserve">Break-even ACOS ≈ Royalty per Copy ÷ Sale Price × 100%</w:t>
-      </w:r>
-    </w:p>
-    <w:p>
-      <w:pPr>
-        <w:pStyle w:val="WorkedExample"/>
-      </w:pPr>
-      <w:r>
-        <w:rPr>
-          <w:bCs/>
-          <w:b/>
-        </w:rPr>
-        <w:t xml:space="preserve">Worked example.</w:t>
-      </w:r>
-      <w:r>
-        <w:t xml:space="preserve"> </w:t>
-      </w:r>
-      <w:r>
-        <w:t xml:space="preserve">A $4.99 ebook earning a $3.31 net royalty (Chapter 2’s</w:t>
-      </w:r>
-      <w:r>
-        <w:t xml:space="preserve"> </w:t>
-      </w:r>
-      <w:r>
-        <w:t xml:space="preserve">worked example) has a break-even ACOS of 3.31 ÷ 4.99 ≈</w:t>
-      </w:r>
-      <w:r>
-        <w:t xml:space="preserve"> </w:t>
-      </w:r>
-      <w:r>
-        <w:rPr>
-          <w:bCs/>
-          <w:b/>
-        </w:rPr>
-        <w:t xml:space="preserve">66%</w:t>
-      </w:r>
-      <w:r>
-        <w:t xml:space="preserve">. Spend $10 in</w:t>
-      </w:r>
-      <w:r>
-        <w:t xml:space="preserve"> </w:t>
-      </w:r>
-      <w:r>
-        <w:t xml:space="preserve">ads and sell three copies attributed to that spend (royalty: $9.93) and your</w:t>
-      </w:r>
-      <w:r>
-        <w:t xml:space="preserve"> </w:t>
-      </w:r>
-      <w:r>
-        <w:t xml:space="preserve">actual ACOS is 10 ÷ 9.93 ≈</w:t>
-      </w:r>
-      <w:r>
-        <w:t xml:space="preserve"> </w:t>
-      </w:r>
-      <w:r>
-        <w:rPr>
-          <w:bCs/>
-          <w:b/>
-        </w:rPr>
-        <w:t xml:space="preserve">101%</w:t>
-      </w:r>
-      <w:r>
-        <w:t xml:space="preserve"> </w:t>
-      </w:r>
-      <w:r>
-        <w:t xml:space="preserve">— losing money on the ad, even though it</w:t>
-      </w:r>
-      <w:r>
-        <w:t xml:space="preserve"> </w:t>
-      </w:r>
-      <w:r>
-        <w:t xml:space="preserve">“</w:t>
-      </w:r>
-      <w:r>
-        <w:t xml:space="preserve">worked</w:t>
-      </w:r>
-      <w:r>
-        <w:t xml:space="preserve">”</w:t>
-      </w:r>
-      <w:r>
-        <w:t xml:space="preserve"> </w:t>
-      </w:r>
-      <w:r>
-        <w:t xml:space="preserve">in the sense of generating sales. The same $10 spend producing five</w:t>
-      </w:r>
-      <w:r>
-        <w:t xml:space="preserve"> </w:t>
-      </w:r>
-      <w:r>
-        <w:t xml:space="preserve">sales (royalty: $16.55) gives an ACOS of 10 ÷ 16.55 ≈</w:t>
-      </w:r>
-      <w:r>
-        <w:t xml:space="preserve"> </w:t>
-      </w:r>
-      <w:r>
-        <w:rPr>
-          <w:bCs/>
-          <w:b/>
-        </w:rPr>
-        <w:t xml:space="preserve">60%</w:t>
-      </w:r>
-      <w:r>
-        <w:t xml:space="preserve"> </w:t>
-      </w:r>
-      <w:r>
-        <w:t xml:space="preserve">— under the</w:t>
-      </w:r>
-      <w:r>
-        <w:t xml:space="preserve"> </w:t>
-      </w:r>
-      <w:r>
-        <w:t xml:space="preserve">66% break-even line, and genuinely profitable.</w:t>
-      </w:r>
-    </w:p>
     <w:p>
       <w:pPr>
         <w:pStyle w:val="FigureCaption"/>
@@ -8208,20 +8183,320 @@
       <w:r>
         <w:drawing>
           <wp:inline>
-            <wp:extent cx="4013200" cy="2729310"/>
+            <wp:extent cx="4013200" cy="3301388"/>
             <wp:effectExtent b="0" l="0" r="0" t="0"/>
-            <wp:docPr descr="" title="" id="81" name="Picture"/>
+            <wp:docPr descr="" title="" id="86" name="Picture"/>
             <a:graphic>
               <a:graphicData uri="http://schemas.openxmlformats.org/drawingml/2006/picture">
                 <pic:pic>
                   <pic:nvPicPr>
-                    <pic:cNvPr descr="figures/fig10_acos_breakeven.png" id="82" name="Picture"/>
+                    <pic:cNvPr descr="figures/fig10b_ad_workflow.png" id="87" name="Picture"/>
                     <pic:cNvPicPr>
                       <a:picLocks noChangeArrowheads="1" noChangeAspect="1"/>
                     </pic:cNvPicPr>
                   </pic:nvPicPr>
                   <pic:blipFill>
-                    <a:blip r:embed="rId80"/>
+                    <a:blip r:embed="rId85"/>
+                    <a:stretch>
+                      <a:fillRect/>
+                    </a:stretch>
+                  </pic:blipFill>
+                  <pic:spPr bwMode="auto">
+                    <a:xfrm>
+                      <a:off x="0" y="0"/>
+                      <a:ext cx="4013200" cy="3301388"/>
+                    </a:xfrm>
+                    <a:prstGeom prst="rect">
+                      <a:avLst/>
+                    </a:prstGeom>
+                    <a:noFill/>
+                    <a:ln w="9525">
+                      <a:noFill/>
+                      <a:headEnd/>
+                      <a:tailEnd/>
+                    </a:ln>
+                  </pic:spPr>
+                </pic:pic>
+              </a:graphicData>
+            </a:graphic>
+          </wp:inline>
+        </w:drawing>
+      </w:r>
+    </w:p>
+    <w:p>
+      <w:pPr>
+        <w:pStyle w:val="FigureCaption"/>
+      </w:pPr>
+      <w:r>
+        <w:rPr>
+          <w:bCs/>
+          <w:b/>
+        </w:rPr>
+        <w:t xml:space="preserve">Figure 10.1</w:t>
+      </w:r>
+      <w:r>
+        <w:t xml:space="preserve"> </w:t>
+      </w:r>
+      <w:r>
+        <w:t xml:space="preserve">— This isn’t a one-time setup. New search terms keep</w:t>
+      </w:r>
+      <w:r>
+        <w:t xml:space="preserve"> </w:t>
+      </w:r>
+      <w:r>
+        <w:t xml:space="preserve">surfacing after the first harvest, so the loop back to the Search Term</w:t>
+      </w:r>
+      <w:r>
+        <w:t xml:space="preserve"> </w:t>
+      </w:r>
+      <w:r>
+        <w:t xml:space="preserve">Report keeps running for as long as the campaign does.</w:t>
+      </w:r>
+    </w:p>
+    <w:bookmarkEnd w:id="88"/>
+    <w:bookmarkStart w:id="92" w:name="X8e62b280a5cdc7edce20a52b2db9f09fe8a7fd1"/>
+    <w:p>
+      <w:pPr>
+        <w:pStyle w:val="Heading3"/>
+      </w:pPr>
+      <w:r>
+        <w:t xml:space="preserve">The only formula that matters: break-even ACOS</w:t>
+      </w:r>
+    </w:p>
+    <w:p>
+      <w:pPr>
+        <w:pStyle w:val="FirstParagraph"/>
+      </w:pPr>
+      <w:r>
+        <w:rPr>
+          <w:bCs/>
+          <w:b/>
+        </w:rPr>
+        <w:t xml:space="preserve">ACOS</w:t>
+      </w:r>
+      <w:r>
+        <w:t xml:space="preserve"> </w:t>
+      </w:r>
+      <w:r>
+        <w:t xml:space="preserve">(Advertising Cost of Sales) is simply:</w:t>
+      </w:r>
+    </w:p>
+    <w:p>
+      <w:pPr>
+        <w:pStyle w:val="BlockText"/>
+      </w:pPr>
+      <w:r>
+        <w:rPr>
+          <w:bCs/>
+          <w:b/>
+        </w:rPr>
+        <w:t xml:space="preserve">ACOS = Ad Spend ÷ Ad-Attributed Sales × 100%</w:t>
+      </w:r>
+    </w:p>
+    <w:p>
+      <w:pPr>
+        <w:pStyle w:val="FirstParagraph"/>
+      </w:pPr>
+      <w:r>
+        <w:t xml:space="preserve">An ad is profitable exactly when its ACOS is</w:t>
+      </w:r>
+      <w:r>
+        <w:t xml:space="preserve"> </w:t>
+      </w:r>
+      <w:r>
+        <w:rPr>
+          <w:iCs/>
+          <w:i/>
+        </w:rPr>
+        <w:t xml:space="preserve">below</w:t>
+      </w:r>
+      <w:r>
+        <w:t xml:space="preserve"> </w:t>
+      </w:r>
+      <w:r>
+        <w:t xml:space="preserve">your</w:t>
+      </w:r>
+      <w:r>
+        <w:t xml:space="preserve"> </w:t>
+      </w:r>
+      <w:r>
+        <w:rPr>
+          <w:bCs/>
+          <w:b/>
+        </w:rPr>
+        <w:t xml:space="preserve">break-even</w:t>
+      </w:r>
+      <w:r>
+        <w:rPr>
+          <w:bCs/>
+          <w:b/>
+        </w:rPr>
+        <w:t xml:space="preserve"> </w:t>
+      </w:r>
+      <w:r>
+        <w:rPr>
+          <w:bCs/>
+          <w:b/>
+        </w:rPr>
+        <w:t xml:space="preserve">ACOS</w:t>
+      </w:r>
+      <w:r>
+        <w:t xml:space="preserve"> </w:t>
+      </w:r>
+      <w:r>
+        <w:t xml:space="preserve">— the percentage of a sale’s revenue that equals your actual royalty</w:t>
+      </w:r>
+      <w:r>
+        <w:t xml:space="preserve"> </w:t>
+      </w:r>
+      <w:r>
+        <w:t xml:space="preserve">margin:</w:t>
+      </w:r>
+    </w:p>
+    <w:p>
+      <w:pPr>
+        <w:pStyle w:val="BlockText"/>
+      </w:pPr>
+      <w:r>
+        <w:rPr>
+          <w:bCs/>
+          <w:b/>
+        </w:rPr>
+        <w:t xml:space="preserve">Break-even ACOS ≈ Royalty per Copy ÷ Sale Price × 100%</w:t>
+      </w:r>
+    </w:p>
+    <w:p>
+      <w:pPr>
+        <w:pStyle w:val="WorkedExample"/>
+      </w:pPr>
+      <w:r>
+        <w:rPr>
+          <w:bCs/>
+          <w:b/>
+        </w:rPr>
+        <w:t xml:space="preserve">Worked example.</w:t>
+      </w:r>
+      <w:r>
+        <w:t xml:space="preserve"> </w:t>
+      </w:r>
+      <w:r>
+        <w:t xml:space="preserve">A $4.99 ebook earning a $3.31 net royalty (Chapter 2’s</w:t>
+      </w:r>
+      <w:r>
+        <w:t xml:space="preserve"> </w:t>
+      </w:r>
+      <w:r>
+        <w:t xml:space="preserve">worked example) has a break-even ACOS of 3.31 ÷ 4.99 ≈</w:t>
+      </w:r>
+      <w:r>
+        <w:t xml:space="preserve"> </w:t>
+      </w:r>
+      <w:r>
+        <w:rPr>
+          <w:bCs/>
+          <w:b/>
+        </w:rPr>
+        <w:t xml:space="preserve">66%</w:t>
+      </w:r>
+      <w:r>
+        <w:t xml:space="preserve">. Spend $10 in</w:t>
+      </w:r>
+      <w:r>
+        <w:t xml:space="preserve"> </w:t>
+      </w:r>
+      <w:r>
+        <w:t xml:space="preserve">ads and sell three copies attributed to that spend (royalty: $9.93) and your</w:t>
+      </w:r>
+      <w:r>
+        <w:t xml:space="preserve"> </w:t>
+      </w:r>
+      <w:r>
+        <w:t xml:space="preserve">actual ACOS is 10 ÷ 9.93 ≈</w:t>
+      </w:r>
+      <w:r>
+        <w:t xml:space="preserve"> </w:t>
+      </w:r>
+      <w:r>
+        <w:rPr>
+          <w:bCs/>
+          <w:b/>
+        </w:rPr>
+        <w:t xml:space="preserve">101%</w:t>
+      </w:r>
+      <w:r>
+        <w:t xml:space="preserve"> </w:t>
+      </w:r>
+      <w:r>
+        <w:t xml:space="preserve">— losing money on the ad, even though it</w:t>
+      </w:r>
+      <w:r>
+        <w:t xml:space="preserve"> </w:t>
+      </w:r>
+      <w:r>
+        <w:t xml:space="preserve">“</w:t>
+      </w:r>
+      <w:r>
+        <w:t xml:space="preserve">worked</w:t>
+      </w:r>
+      <w:r>
+        <w:t xml:space="preserve">”</w:t>
+      </w:r>
+      <w:r>
+        <w:t xml:space="preserve"> </w:t>
+      </w:r>
+      <w:r>
+        <w:t xml:space="preserve">in the sense of generating sales. The same $10 spend producing five</w:t>
+      </w:r>
+      <w:r>
+        <w:t xml:space="preserve"> </w:t>
+      </w:r>
+      <w:r>
+        <w:t xml:space="preserve">sales (royalty: $16.55) gives an ACOS of 10 ÷ 16.55 ≈</w:t>
+      </w:r>
+      <w:r>
+        <w:t xml:space="preserve"> </w:t>
+      </w:r>
+      <w:r>
+        <w:rPr>
+          <w:bCs/>
+          <w:b/>
+        </w:rPr>
+        <w:t xml:space="preserve">60%</w:t>
+      </w:r>
+      <w:r>
+        <w:t xml:space="preserve"> </w:t>
+      </w:r>
+      <w:r>
+        <w:t xml:space="preserve">— under the</w:t>
+      </w:r>
+      <w:r>
+        <w:t xml:space="preserve"> </w:t>
+      </w:r>
+      <w:r>
+        <w:t xml:space="preserve">66% break-even line, and genuinely profitable.</w:t>
+      </w:r>
+    </w:p>
+    <w:p>
+      <w:pPr>
+        <w:pStyle w:val="FigureCaption"/>
+      </w:pPr>
+      <w:r>
+        <w:drawing>
+          <wp:inline>
+            <wp:extent cx="4013200" cy="2729310"/>
+            <wp:effectExtent b="0" l="0" r="0" t="0"/>
+            <wp:docPr descr="" title="" id="90" name="Picture"/>
+            <a:graphic>
+              <a:graphicData uri="http://schemas.openxmlformats.org/drawingml/2006/picture">
+                <pic:pic>
+                  <pic:nvPicPr>
+                    <pic:cNvPr descr="figures/fig10_acos_breakeven.png" id="91" name="Picture"/>
+                    <pic:cNvPicPr>
+                      <a:picLocks noChangeArrowheads="1" noChangeAspect="1"/>
+                    </pic:cNvPicPr>
+                  </pic:nvPicPr>
+                  <pic:blipFill>
+                    <a:blip r:embed="rId89"/>
                     <a:stretch>
                       <a:fillRect/>
                     </a:stretch>
@@ -8257,7 +8532,7 @@
           <w:bCs/>
           <w:b/>
         </w:rPr>
-        <w:t xml:space="preserve">Figure 10.1</w:t>
+        <w:t xml:space="preserve">Figure 10.2</w:t>
       </w:r>
       <w:r>
         <w:t xml:space="preserve"> </w:t>
@@ -8364,8 +8639,8 @@
         <w:t xml:space="preserve">writing off a campaign that looks marginal on book one alone.</w:t>
       </w:r>
     </w:p>
-    <w:bookmarkEnd w:id="83"/>
-    <w:bookmarkStart w:id="84" w:name="budget-discipline-for-a-new-advertiser"/>
+    <w:bookmarkEnd w:id="92"/>
+    <w:bookmarkStart w:id="93" w:name="budget-discipline-for-a-new-advertiser"/>
     <w:p>
       <w:pPr>
         <w:pStyle w:val="Heading3"/>
@@ -8516,10 +8791,10 @@
         <w:t xml:space="preserve">small campaign’s numbers is mostly randomness, not signal.</w:t>
       </w:r>
     </w:p>
-    <w:bookmarkEnd w:id="84"/>
-    <w:bookmarkEnd w:id="85"/>
-    <w:bookmarkEnd w:id="86"/>
-    <w:bookmarkStart w:id="108" w:name="part-iv-the-business-side"/>
+    <w:bookmarkEnd w:id="93"/>
+    <w:bookmarkEnd w:id="94"/>
+    <w:bookmarkEnd w:id="95"/>
+    <w:bookmarkStart w:id="117" w:name="part-iv-the-business-side"/>
     <w:p>
       <w:pPr>
         <w:pStyle w:val="Heading1"/>
@@ -8528,7 +8803,7 @@
         <w:t xml:space="preserve">Part IV — The Business Side</w:t>
       </w:r>
     </w:p>
-    <w:bookmarkStart w:id="91" w:name="X569a6a5b94bb0868978a15d9d04c8ff1d059c83"/>
+    <w:bookmarkStart w:id="100" w:name="X569a6a5b94bb0868978a15d9d04c8ff1d059c83"/>
     <w:p>
       <w:pPr>
         <w:pStyle w:val="Heading2"/>
@@ -8569,7 +8844,7 @@
         <w:t xml:space="preserve">supposed to.</w:t>
       </w:r>
     </w:p>
-    <w:bookmarkStart w:id="87" w:name="X53a733f1fa0f98e69b6c8dd430272cadb7a2523"/>
+    <w:bookmarkStart w:id="96" w:name="X53a733f1fa0f98e69b6c8dd430272cadb7a2523"/>
     <w:p>
       <w:pPr>
         <w:pStyle w:val="Heading3"/>
@@ -8937,8 +9212,8 @@
         <w:t xml:space="preserve">— rather than discovering the delay when a payment is already held up.</w:t>
       </w:r>
     </w:p>
-    <w:bookmarkEnd w:id="87"/>
-    <w:bookmarkStart w:id="88" w:name="how-and-when-youre-actually-paid"/>
+    <w:bookmarkEnd w:id="96"/>
+    <w:bookmarkStart w:id="97" w:name="how-and-when-youre-actually-paid"/>
     <w:p>
       <w:pPr>
         <w:pStyle w:val="Heading3"/>
@@ -9040,8 +9315,8 @@
         <w:t xml:space="preserve">announcement.</w:t>
       </w:r>
     </w:p>
-    <w:bookmarkEnd w:id="88"/>
-    <w:bookmarkStart w:id="89" w:name="Xb24afdb1e516cdcb1246e20916c5fbfa51c9b43"/>
+    <w:bookmarkEnd w:id="97"/>
+    <w:bookmarkStart w:id="98" w:name="Xb24afdb1e516cdcb1246e20916c5fbfa51c9b43"/>
     <w:p>
       <w:pPr>
         <w:pStyle w:val="Heading3"/>
@@ -9212,8 +9487,8 @@
         <w:t xml:space="preserve">use for any real accounting.</w:t>
       </w:r>
     </w:p>
-    <w:bookmarkEnd w:id="89"/>
-    <w:bookmarkStart w:id="90" w:name="treat-it-like-the-business-it-is"/>
+    <w:bookmarkEnd w:id="98"/>
+    <w:bookmarkStart w:id="99" w:name="treat-it-like-the-business-it-is"/>
     <w:p>
       <w:pPr>
         <w:pStyle w:val="Heading3"/>
@@ -9326,9 +9601,9 @@
         <w:t xml:space="preserve">a guess from a general-purpose guide like this one.</w:t>
       </w:r>
     </w:p>
-    <w:bookmarkEnd w:id="90"/>
-    <w:bookmarkEnd w:id="91"/>
-    <w:bookmarkStart w:id="98" w:name="chapter-12-kdp-select-vs.-going-wide"/>
+    <w:bookmarkEnd w:id="99"/>
+    <w:bookmarkEnd w:id="100"/>
+    <w:bookmarkStart w:id="107" w:name="chapter-12-kdp-select-vs.-going-wide"/>
     <w:p>
       <w:pPr>
         <w:pStyle w:val="Heading2"/>
@@ -9369,7 +9644,7 @@
         <w:t xml:space="preserve">specific readers.</w:t>
       </w:r>
     </w:p>
-    <w:bookmarkStart w:id="92" w:name="X9a2790796af4b7b05f5f31f640b3ff9bf4b47ce"/>
+    <w:bookmarkStart w:id="101" w:name="X9a2790796af4b7b05f5f31f640b3ff9bf4b47ce"/>
     <w:p>
       <w:pPr>
         <w:pStyle w:val="Heading3"/>
@@ -9548,8 +9823,8 @@
         <w:t xml:space="preserve">forgetting the renewal date exists.</w:t>
       </w:r>
     </w:p>
-    <w:bookmarkEnd w:id="92"/>
-    <w:bookmarkStart w:id="96" w:name="what-going-wide-gets-you-instead"/>
+    <w:bookmarkEnd w:id="101"/>
+    <w:bookmarkStart w:id="105" w:name="what-going-wide-gets-you-instead"/>
     <w:p>
       <w:pPr>
         <w:pStyle w:val="Heading3"/>
@@ -9671,20 +9946,20 @@
       <w:r>
         <w:drawing>
           <wp:inline>
-            <wp:extent cx="4013200" cy="3088947"/>
+            <wp:extent cx="4013200" cy="3761178"/>
             <wp:effectExtent b="0" l="0" r="0" t="0"/>
-            <wp:docPr descr="" title="" id="94" name="Picture"/>
+            <wp:docPr descr="" title="" id="103" name="Picture"/>
             <a:graphic>
               <a:graphicData uri="http://schemas.openxmlformats.org/drawingml/2006/picture">
                 <pic:pic>
                   <pic:nvPicPr>
-                    <pic:cNvPr descr="figures/fig12_select_vs_wide.png" id="95" name="Picture"/>
+                    <pic:cNvPr descr="figures/fig12_select_vs_wide.png" id="104" name="Picture"/>
                     <pic:cNvPicPr>
                       <a:picLocks noChangeArrowheads="1" noChangeAspect="1"/>
                     </pic:cNvPicPr>
                   </pic:nvPicPr>
                   <pic:blipFill>
-                    <a:blip r:embed="rId93"/>
+                    <a:blip r:embed="rId102"/>
                     <a:stretch>
                       <a:fillRect/>
                     </a:stretch>
@@ -9692,7 +9967,7 @@
                   <pic:spPr bwMode="auto">
                     <a:xfrm>
                       <a:off x="0" y="0"/>
-                      <a:ext cx="4013200" cy="3088947"/>
+                      <a:ext cx="4013200" cy="3761178"/>
                     </a:xfrm>
                     <a:prstGeom prst="rect">
                       <a:avLst/>
@@ -9726,29 +10001,23 @@
         <w:t xml:space="preserve"> </w:t>
       </w:r>
       <w:r>
-        <w:t xml:space="preserve">— The trade-off in one picture: Select concentrates</w:t>
-      </w:r>
-      <w:r>
-        <w:t xml:space="preserve"> </w:t>
-      </w:r>
-      <w:r>
-        <w:t xml:space="preserve">distribution on one platform in exchange for Kindle Unlimited income and</w:t>
-      </w:r>
-      <w:r>
-        <w:t xml:space="preserve"> </w:t>
-      </w:r>
-      <w:r>
-        <w:t xml:space="preserve">promotional tools; wide trades that concentration for reach and independence</w:t>
-      </w:r>
-      <w:r>
-        <w:t xml:space="preserve"> </w:t>
-      </w:r>
-      <w:r>
-        <w:t xml:space="preserve">from any single platform’s rules.</w:t>
-      </w:r>
-    </w:p>
-    <w:bookmarkEnd w:id="96"/>
-    <w:bookmarkStart w:id="97" w:name="choosing-without-guessing"/>
+        <w:t xml:space="preserve">— Not a one-time choice: run one real 90-day term, then let</w:t>
+      </w:r>
+      <w:r>
+        <w:t xml:space="preserve"> </w:t>
+      </w:r>
+      <w:r>
+        <w:t xml:space="preserve">what actually happened to your page-reads make the next decision instead of</w:t>
+      </w:r>
+      <w:r>
+        <w:t xml:space="preserve"> </w:t>
+      </w:r>
+      <w:r>
+        <w:t xml:space="preserve">a genre-wide generalization.</w:t>
+      </w:r>
+    </w:p>
+    <w:bookmarkEnd w:id="105"/>
+    <w:bookmarkStart w:id="106" w:name="choosing-without-guessing"/>
     <w:p>
       <w:pPr>
         <w:pStyle w:val="Heading3"/>
@@ -9858,9 +10127,9 @@
         <w:t xml:space="preserve">why testing one real term beats assuming either way.</w:t>
       </w:r>
     </w:p>
-    <w:bookmarkEnd w:id="97"/>
-    <w:bookmarkEnd w:id="98"/>
-    <w:bookmarkStart w:id="107" w:name="chapter-13-avoiding-the-traps"/>
+    <w:bookmarkEnd w:id="106"/>
+    <w:bookmarkEnd w:id="107"/>
+    <w:bookmarkStart w:id="116" w:name="chapter-13-avoiding-the-traps"/>
     <w:p>
       <w:pPr>
         <w:pStyle w:val="Heading2"/>
@@ -9913,7 +10182,7 @@
         <w:t xml:space="preserve">doesn’t.</w:t>
       </w:r>
     </w:p>
-    <w:bookmarkStart w:id="99" w:name="vanity-and-predatory-hybrid-publishers"/>
+    <w:bookmarkStart w:id="108" w:name="vanity-and-predatory-hybrid-publishers"/>
     <w:p>
       <w:pPr>
         <w:pStyle w:val="Heading3"/>
@@ -10193,8 +10462,8 @@
         <w:t xml:space="preserve">instantly. A predatory hybrid publisher’s answer is deliberately vague.</w:t>
       </w:r>
     </w:p>
-    <w:bookmarkEnd w:id="99"/>
-    <w:bookmarkStart w:id="100" w:name="fake-reviews-and-rank-manipulation"/>
+    <w:bookmarkEnd w:id="108"/>
+    <w:bookmarkStart w:id="109" w:name="fake-reviews-and-rank-manipulation"/>
     <w:p>
       <w:pPr>
         <w:pStyle w:val="Heading3"/>
@@ -10319,8 +10588,8 @@
         <w:t xml:space="preserve">downside risk.</w:t>
       </w:r>
     </w:p>
-    <w:bookmarkEnd w:id="100"/>
-    <w:bookmarkStart w:id="101" w:name="ai-content-flooding"/>
+    <w:bookmarkEnd w:id="109"/>
+    <w:bookmarkStart w:id="110" w:name="ai-content-flooding"/>
     <w:p>
       <w:pPr>
         <w:pStyle w:val="Heading3"/>
@@ -10397,8 +10666,8 @@
         <w:t xml:space="preserve">”</w:t>
       </w:r>
     </w:p>
-    <w:bookmarkEnd w:id="101"/>
-    <w:bookmarkStart w:id="105" w:name="copyright-and-licensing-traps"/>
+    <w:bookmarkEnd w:id="110"/>
+    <w:bookmarkStart w:id="114" w:name="copyright-and-licensing-traps"/>
     <w:p>
       <w:pPr>
         <w:pStyle w:val="Heading3"/>
@@ -10509,18 +10778,18 @@
           <wp:inline>
             <wp:extent cx="4013200" cy="3371696"/>
             <wp:effectExtent b="0" l="0" r="0" t="0"/>
-            <wp:docPr descr="" title="" id="103" name="Picture"/>
+            <wp:docPr descr="" title="" id="112" name="Picture"/>
             <a:graphic>
               <a:graphicData uri="http://schemas.openxmlformats.org/drawingml/2006/picture">
                 <pic:pic>
                   <pic:nvPicPr>
-                    <pic:cNvPr descr="figures/fig13_red_flags.png" id="104" name="Picture"/>
+                    <pic:cNvPr descr="figures/fig13_red_flags.png" id="113" name="Picture"/>
                     <pic:cNvPicPr>
                       <a:picLocks noChangeArrowheads="1" noChangeAspect="1"/>
                     </pic:cNvPicPr>
                   </pic:nvPicPr>
                   <pic:blipFill>
-                    <a:blip r:embed="rId102"/>
+                    <a:blip r:embed="rId111"/>
                     <a:stretch>
                       <a:fillRect/>
                     </a:stretch>
@@ -10589,8 +10858,8 @@
         <w:t xml:space="preserve">your favor.</w:t>
       </w:r>
     </w:p>
-    <w:bookmarkEnd w:id="105"/>
-    <w:bookmarkStart w:id="106" w:name="X65e863de229a6fa8fe003fa9ba19edbdf74109c"/>
+    <w:bookmarkEnd w:id="114"/>
+    <w:bookmarkStart w:id="115" w:name="X65e863de229a6fa8fe003fa9ba19edbdf74109c"/>
     <w:p>
       <w:pPr>
         <w:pStyle w:val="Heading3"/>
@@ -10691,10 +10960,10 @@
         <w:t xml:space="preserve">attached. Often, it is.</w:t>
       </w:r>
     </w:p>
-    <w:bookmarkEnd w:id="106"/>
-    <w:bookmarkEnd w:id="107"/>
-    <w:bookmarkEnd w:id="108"/>
-    <w:bookmarkStart w:id="127" w:name="part-v-playing-the-long-game"/>
+    <w:bookmarkEnd w:id="115"/>
+    <w:bookmarkEnd w:id="116"/>
+    <w:bookmarkEnd w:id="117"/>
+    <w:bookmarkStart w:id="136" w:name="part-v-playing-the-long-game"/>
     <w:p>
       <w:pPr>
         <w:pStyle w:val="Heading1"/>
@@ -10703,7 +10972,7 @@
         <w:t xml:space="preserve">Part V — Playing the Long Game</w:t>
       </w:r>
     </w:p>
-    <w:bookmarkStart w:id="114" w:name="chapter-14-from-one-book-to-a-catalog"/>
+    <w:bookmarkStart w:id="123" w:name="chapter-14-from-one-book-to-a-catalog"/>
     <w:p>
       <w:pPr>
         <w:pStyle w:val="Heading2"/>
@@ -10757,7 +11026,7 @@
         <w:t xml:space="preserve">already in the catalog, not just its own.</w:t>
       </w:r>
     </w:p>
-    <w:bookmarkStart w:id="112" w:name="X2510e9c2be7d23f1b9e0fba598f214f9df463db"/>
+    <w:bookmarkStart w:id="121" w:name="X2510e9c2be7d23f1b9e0fba598f214f9df463db"/>
     <w:p>
       <w:pPr>
         <w:pStyle w:val="Heading3"/>
@@ -11121,18 +11390,18 @@
           <wp:inline>
             <wp:extent cx="4013200" cy="2578974"/>
             <wp:effectExtent b="0" l="0" r="0" t="0"/>
-            <wp:docPr descr="" title="" id="110" name="Picture"/>
+            <wp:docPr descr="" title="" id="119" name="Picture"/>
             <a:graphic>
               <a:graphicData uri="http://schemas.openxmlformats.org/drawingml/2006/picture">
                 <pic:pic>
                   <pic:nvPicPr>
-                    <pic:cNvPr descr="figures/fig14_catalog_compounding.png" id="111" name="Picture"/>
+                    <pic:cNvPr descr="figures/fig14_catalog_compounding.png" id="120" name="Picture"/>
                     <pic:cNvPicPr>
                       <a:picLocks noChangeArrowheads="1" noChangeAspect="1"/>
                     </pic:cNvPicPr>
                   </pic:nvPicPr>
                   <pic:blipFill>
-                    <a:blip r:embed="rId109"/>
+                    <a:blip r:embed="rId118"/>
                     <a:stretch>
                       <a:fillRect/>
                     </a:stretch>
@@ -11201,8 +11470,8 @@
         <w:t xml:space="preserve">and consistency of output.</w:t>
       </w:r>
     </w:p>
-    <w:bookmarkEnd w:id="112"/>
-    <w:bookmarkStart w:id="113" w:name="bundles-and-an-owned-audience"/>
+    <w:bookmarkEnd w:id="121"/>
+    <w:bookmarkStart w:id="122" w:name="bundles-and-an-owned-audience"/>
     <w:p>
       <w:pPr>
         <w:pStyle w:val="Heading3"/>
@@ -11326,9 +11595,9 @@
         <w:t xml:space="preserve">platform changing its rules on you.</w:t>
       </w:r>
     </w:p>
-    <w:bookmarkEnd w:id="113"/>
-    <w:bookmarkEnd w:id="114"/>
-    <w:bookmarkStart w:id="119" w:name="chapter-15-a-realistic-first-year-plan"/>
+    <w:bookmarkEnd w:id="122"/>
+    <w:bookmarkEnd w:id="123"/>
+    <w:bookmarkStart w:id="128" w:name="chapter-15-a-realistic-first-year-plan"/>
     <w:p>
       <w:pPr>
         <w:pStyle w:val="Heading2"/>
@@ -11460,7 +11729,7 @@
         <w:t xml:space="preserve">started.</w:t>
       </w:r>
     </w:p>
-    <w:bookmarkStart w:id="118" w:name="a-month-by-month-shape-for-a-first-book"/>
+    <w:bookmarkStart w:id="127" w:name="a-month-by-month-shape-for-a-first-book"/>
     <w:p>
       <w:pPr>
         <w:pStyle w:val="Heading3"/>
@@ -11708,18 +11977,18 @@
           <wp:inline>
             <wp:extent cx="4013200" cy="1921471"/>
             <wp:effectExtent b="0" l="0" r="0" t="0"/>
-            <wp:docPr descr="" title="" id="116" name="Picture"/>
+            <wp:docPr descr="" title="" id="125" name="Picture"/>
             <a:graphic>
               <a:graphicData uri="http://schemas.openxmlformats.org/drawingml/2006/picture">
                 <pic:pic>
                   <pic:nvPicPr>
-                    <pic:cNvPr descr="figures/fig15_first_year_roadmap.png" id="117" name="Picture"/>
+                    <pic:cNvPr descr="figures/fig15_first_year_roadmap.png" id="126" name="Picture"/>
                     <pic:cNvPicPr>
                       <a:picLocks noChangeArrowheads="1" noChangeAspect="1"/>
                     </pic:cNvPicPr>
                   </pic:nvPicPr>
                   <pic:blipFill>
-                    <a:blip r:embed="rId115"/>
+                    <a:blip r:embed="rId124"/>
                     <a:stretch>
                       <a:fillRect/>
                     </a:stretch>
@@ -11814,9 +12083,9 @@
         <w:t xml:space="preserve">and having become a self-publisher.</w:t>
       </w:r>
     </w:p>
-    <w:bookmarkEnd w:id="118"/>
-    <w:bookmarkEnd w:id="119"/>
-    <w:bookmarkStart w:id="120" w:name="appendix-a-the-one-page-launch-checklist"/>
+    <w:bookmarkEnd w:id="127"/>
+    <w:bookmarkEnd w:id="128"/>
+    <w:bookmarkStart w:id="129" w:name="appendix-a-the-one-page-launch-checklist"/>
     <w:p>
       <w:pPr>
         <w:pStyle w:val="Heading2"/>
@@ -12097,8 +12366,8 @@
         <w:t xml:space="preserve">one (Chapter 10)</w:t>
       </w:r>
     </w:p>
-    <w:bookmarkEnd w:id="120"/>
-    <w:bookmarkStart w:id="121" w:name="appendix-b-royalty-quick-reference"/>
+    <w:bookmarkEnd w:id="129"/>
+    <w:bookmarkStart w:id="130" w:name="appendix-b-royalty-quick-reference"/>
     <w:p>
       <w:pPr>
         <w:pStyle w:val="Heading2"/>
@@ -12259,8 +12528,8 @@
         <w:t xml:space="preserve">Break-even ACOS ≈ Royalty per copy ÷ Sale price × 100%</w:t>
       </w:r>
     </w:p>
-    <w:bookmarkEnd w:id="121"/>
-    <w:bookmarkStart w:id="125" w:name="Xc1a462834ef4c70435a2995a2a1442b2f067253"/>
+    <w:bookmarkEnd w:id="130"/>
+    <w:bookmarkStart w:id="134" w:name="Xc1a462834ef4c70435a2995a2a1442b2f067253"/>
     <w:p>
       <w:pPr>
         <w:pStyle w:val="Heading2"/>
@@ -12269,7 +12538,7 @@
         <w:t xml:space="preserve">Appendix C — ISBNs, Wide Distribution, and Further Reading</w:t>
       </w:r>
     </w:p>
-    <w:bookmarkStart w:id="122" w:name="isbns"/>
+    <w:bookmarkStart w:id="131" w:name="isbns"/>
     <w:p>
       <w:pPr>
         <w:pStyle w:val="Heading3"/>
@@ -12394,8 +12663,8 @@
         <w:t xml:space="preserve">need print-provider flexibility, buying your own is worth the cost.</w:t>
       </w:r>
     </w:p>
-    <w:bookmarkEnd w:id="122"/>
-    <w:bookmarkStart w:id="123" w:name="wide-distribution-tools"/>
+    <w:bookmarkEnd w:id="131"/>
+    <w:bookmarkStart w:id="132" w:name="wide-distribution-tools"/>
     <w:p>
       <w:pPr>
         <w:pStyle w:val="Heading3"/>
@@ -12454,8 +12723,8 @@
         <w:t xml:space="preserve">and distribution service in the indie-publishing space.</w:t>
       </w:r>
     </w:p>
-    <w:bookmarkEnd w:id="123"/>
-    <w:bookmarkStart w:id="124" w:name="further-reading-and-legitimate-resources"/>
+    <w:bookmarkEnd w:id="132"/>
+    <w:bookmarkStart w:id="133" w:name="further-reading-and-legitimate-resources"/>
     <w:p>
       <w:pPr>
         <w:pStyle w:val="Heading3"/>
@@ -12611,9 +12880,9 @@
         <w:t xml:space="preserve">general terms.</w:t>
       </w:r>
     </w:p>
-    <w:bookmarkEnd w:id="124"/>
-    <w:bookmarkEnd w:id="125"/>
-    <w:bookmarkStart w:id="126" w:name="a-closing-word"/>
+    <w:bookmarkEnd w:id="133"/>
+    <w:bookmarkEnd w:id="134"/>
+    <w:bookmarkStart w:id="135" w:name="a-closing-word"/>
     <w:p>
       <w:pPr>
         <w:pStyle w:val="Heading2"/>
@@ -12710,8 +12979,8 @@
         <w:t xml:space="preserve">finding.</w:t>
       </w:r>
     </w:p>
-    <w:bookmarkEnd w:id="126"/>
-    <w:bookmarkEnd w:id="127"/>
+    <w:bookmarkEnd w:id="135"/>
+    <w:bookmarkEnd w:id="136"/>
     <w:sectPr>
       <w:pgSz w:h="12960" w:w="8640"/>
       <w:pgMar w:bottom="1152" w:footer="720" w:gutter="288" w:header="720" w:left="1296" w:right="1008" w:top="1152"/>

--- a/How to Publish and Make Good Money/How to Publish and Make Good Money - Complete Manuscript.docx
+++ b/How to Publish and Make Good Money/How to Publish and Make Good Money - Complete Manuscript.docx
@@ -307,7 +307,7 @@
         <w:pStyle w:val="TOCEntry"/>
       </w:pPr>
       <w:r>
-        <w:t xml:space="preserve">7. Categories and Keywords, Done Right</w:t>
+        <w:t xml:space="preserve">7. Categories, Keywords, and Your Product Page</w:t>
       </w:r>
     </w:p>
     <w:p>
@@ -5951,7 +5951,7 @@
     <w:bookmarkEnd w:id="61"/>
     <w:bookmarkEnd w:id="62"/>
     <w:bookmarkEnd w:id="63"/>
-    <w:bookmarkStart w:id="95" w:name="part-iii-getting-discovered"/>
+    <w:bookmarkStart w:id="99" w:name="part-iii-getting-discovered"/>
     <w:p>
       <w:pPr>
         <w:pStyle w:val="Heading1"/>
@@ -5960,13 +5960,13 @@
         <w:t xml:space="preserve">Part III — Getting Discovered</w:t>
       </w:r>
     </w:p>
-    <w:bookmarkStart w:id="69" w:name="X56243dcd9bbb4b670e18ec63c1835c986368394"/>
+    <w:bookmarkStart w:id="73" w:name="Xb955d3b0b3f0b0375a45fef4191c6f8235085f6"/>
     <w:p>
       <w:pPr>
         <w:pStyle w:val="Heading2"/>
       </w:pPr>
       <w:r>
-        <w:t xml:space="preserve">Chapter 7: Categories and Keywords, Done Right</w:t>
+        <w:t xml:space="preserve">Chapter 7: Categories, Keywords, and Your Product Page</w:t>
       </w:r>
     </w:p>
     <w:p>
@@ -6740,14 +6740,13 @@
       </w:r>
     </w:p>
     <w:bookmarkEnd w:id="68"/>
-    <w:bookmarkEnd w:id="69"/>
-    <w:bookmarkStart w:id="77" w:name="chapter-8-pricing-for-profit"/>
-    <w:p>
-      <w:pPr>
-        <w:pStyle w:val="Heading2"/>
-      </w:pPr>
-      <w:r>
-        <w:t xml:space="preserve">Chapter 8: Pricing for Profit</w:t>
+    <w:bookmarkStart w:id="72" w:name="X36659528cf6227609145e836065dfd76c4cbeac"/>
+    <w:p>
+      <w:pPr>
+        <w:pStyle w:val="Heading3"/>
+      </w:pPr>
+      <w:r>
+        <w:t xml:space="preserve">Your product page: the description does the selling the cover can’t</w:t>
       </w:r>
     </w:p>
     <w:p>
@@ -6755,19 +6754,93 @@
         <w:pStyle w:val="FirstParagraph"/>
       </w:pPr>
       <w:r>
-        <w:t xml:space="preserve">Chapter 2 showed you the mechanical cliff between the 35% and 70% royalty</w:t>
-      </w:r>
-      <w:r>
-        <w:t xml:space="preserve"> </w:t>
-      </w:r>
-      <w:r>
-        <w:t xml:space="preserve">plans. This chapter is about where inside — or deliberately outside — that</w:t>
-      </w:r>
-      <w:r>
-        <w:t xml:space="preserve"> </w:t>
-      </w:r>
-      <w:r>
-        <w:t xml:space="preserve">band your specific book should sit, and why</w:t>
+        <w:t xml:space="preserve">The cover (Chapter 6) earns the click. The</w:t>
+      </w:r>
+      <w:r>
+        <w:t xml:space="preserve"> </w:t>
+      </w:r>
+      <w:r>
+        <w:rPr>
+          <w:bCs/>
+          <w:b/>
+        </w:rPr>
+        <w:t xml:space="preserve">book description</w:t>
+      </w:r>
+      <w:r>
+        <w:t xml:space="preserve"> </w:t>
+      </w:r>
+      <w:r>
+        <w:t xml:space="preserve">— the block</w:t>
+      </w:r>
+      <w:r>
+        <w:t xml:space="preserve"> </w:t>
+      </w:r>
+      <w:r>
+        <w:t xml:space="preserve">of text on the product page, up to 4,000 characters, with light HTML</w:t>
+      </w:r>
+      <w:r>
+        <w:t xml:space="preserve"> </w:t>
+      </w:r>
+      <w:r>
+        <w:t xml:space="preserve">formatting available (bold, italics, line breaks, bullet lists) through</w:t>
+      </w:r>
+      <w:r>
+        <w:t xml:space="preserve"> </w:t>
+      </w:r>
+      <w:r>
+        <w:t xml:space="preserve">KDP’s description editor — is what turns that click into a sale. It is</w:t>
+      </w:r>
+      <w:r>
+        <w:t xml:space="preserve"> </w:t>
+      </w:r>
+      <w:r>
+        <w:t xml:space="preserve">advertising copy, not a table of contents, and the single most common</w:t>
+      </w:r>
+      <w:r>
+        <w:t xml:space="preserve"> </w:t>
+      </w:r>
+      <w:r>
+        <w:t xml:space="preserve">mistake is writing it like the second thing instead of the first.</w:t>
+      </w:r>
+    </w:p>
+    <w:p>
+      <w:pPr>
+        <w:pStyle w:val="BodyText"/>
+      </w:pPr>
+      <w:r>
+        <w:rPr>
+          <w:bCs/>
+          <w:b/>
+        </w:rPr>
+        <w:t xml:space="preserve">The shape that works, in order:</w:t>
+      </w:r>
+    </w:p>
+    <w:p>
+      <w:pPr>
+        <w:numPr>
+          <w:ilvl w:val="0"/>
+          <w:numId w:val="1013"/>
+        </w:numPr>
+        <w:pStyle w:val="Compact"/>
+      </w:pPr>
+      <w:r>
+        <w:rPr>
+          <w:bCs/>
+          <w:b/>
+        </w:rPr>
+        <w:t xml:space="preserve">A hook, in one or two sentences.</w:t>
+      </w:r>
+      <w:r>
+        <w:t xml:space="preserve"> </w:t>
+      </w:r>
+      <w:r>
+        <w:t xml:space="preserve">Open on the reader’s actual problem</w:t>
+      </w:r>
+      <w:r>
+        <w:t xml:space="preserve"> </w:t>
+      </w:r>
+      <w:r>
+        <w:t xml:space="preserve">or the transformation they want, not on your book’s topic.</w:t>
       </w:r>
       <w:r>
         <w:t xml:space="preserve"> </w:t>
@@ -6776,13 +6849,13 @@
         <w:t xml:space="preserve">“</w:t>
       </w:r>
       <w:r>
-        <w:t xml:space="preserve">as high as the market will</w:t>
-      </w:r>
-      <w:r>
-        <w:t xml:space="preserve"> </w:t>
-      </w:r>
-      <w:r>
-        <w:t xml:space="preserve">bear</w:t>
+        <w:t xml:space="preserve">Most new</w:t>
+      </w:r>
+      <w:r>
+        <w:t xml:space="preserve"> </w:t>
+      </w:r>
+      <w:r>
+        <w:t xml:space="preserve">authors lose money on their first book</w:t>
       </w:r>
       <w:r>
         <w:t xml:space="preserve">”</w:t>
@@ -6791,7 +6864,13 @@
         <w:t xml:space="preserve"> </w:t>
       </w:r>
       <w:r>
-        <w:t xml:space="preserve">and</w:t>
+        <w:t xml:space="preserve">earns another sentence of</w:t>
+      </w:r>
+      <w:r>
+        <w:t xml:space="preserve"> </w:t>
+      </w:r>
+      <w:r>
+        <w:t xml:space="preserve">attention;</w:t>
       </w:r>
       <w:r>
         <w:t xml:space="preserve"> </w:t>
@@ -6800,7 +6879,7 @@
         <w:t xml:space="preserve">“</w:t>
       </w:r>
       <w:r>
-        <w:t xml:space="preserve">as low as possible to win on price</w:t>
+        <w:t xml:space="preserve">This book is about self-publishing on Amazon</w:t>
       </w:r>
       <w:r>
         <w:t xml:space="preserve">”</w:t>
@@ -6809,146 +6888,35 @@
         <w:t xml:space="preserve"> </w:t>
       </w:r>
       <w:r>
-        <w:t xml:space="preserve">are both usually wrong</w:t>
-      </w:r>
-      <w:r>
-        <w:t xml:space="preserve"> </w:t>
-      </w:r>
-      <w:r>
-        <w:t xml:space="preserve">answers for a new nonfiction title.</w:t>
-      </w:r>
-    </w:p>
-    <w:bookmarkStart w:id="73" w:name="the-default-range-and-why"/>
-    <w:p>
-      <w:pPr>
-        <w:pStyle w:val="Heading3"/>
-      </w:pPr>
-      <w:r>
-        <w:t xml:space="preserve">The default range, and why</w:t>
-      </w:r>
-    </w:p>
-    <w:p>
-      <w:pPr>
-        <w:pStyle w:val="FirstParagraph"/>
-      </w:pPr>
-      <w:r>
-        <w:t xml:space="preserve">For most standalone nonfiction in the $2.99–$9.99 band,</w:t>
-      </w:r>
-      <w:r>
-        <w:t xml:space="preserve"> </w:t>
-      </w:r>
-      <w:r>
-        <w:rPr>
-          <w:bCs/>
-          <w:b/>
-        </w:rPr>
-        <w:t xml:space="preserve">$3.99–$6.99</w:t>
-      </w:r>
-      <w:r>
-        <w:t xml:space="preserve"> </w:t>
-      </w:r>
-      <w:r>
-        <w:t xml:space="preserve">is a</w:t>
-      </w:r>
-      <w:r>
-        <w:t xml:space="preserve"> </w:t>
-      </w:r>
-      <w:r>
-        <w:t xml:space="preserve">sensible starting range: high enough to signal real value (a $0.99 how-to</w:t>
-      </w:r>
-      <w:r>
-        <w:t xml:space="preserve"> </w:t>
-      </w:r>
-      <w:r>
-        <w:t xml:space="preserve">guide reads, fairly or not, as slight and disposable to a lot of shoppers),</w:t>
-      </w:r>
-      <w:r>
-        <w:t xml:space="preserve"> </w:t>
-      </w:r>
-      <w:r>
-        <w:t xml:space="preserve">low enough to be an easy impulse decision against a specific, felt problem.</w:t>
-      </w:r>
-      <w:r>
-        <w:t xml:space="preserve"> </w:t>
-      </w:r>
-      <w:r>
-        <w:t xml:space="preserve">A narrow, high-authority professional or technical niche can often support</w:t>
-      </w:r>
-      <w:r>
-        <w:t xml:space="preserve"> </w:t>
-      </w:r>
-      <w:r>
-        <w:t xml:space="preserve">pricing at or near the</w:t>
-      </w:r>
-      <w:r>
-        <w:t xml:space="preserve"> </w:t>
-      </w:r>
-      <w:r>
-        <w:rPr>
-          <w:bCs/>
-          <w:b/>
-        </w:rPr>
-        <w:t xml:space="preserve">$9.99 ceiling</w:t>
-      </w:r>
-      <w:r>
-        <w:t xml:space="preserve"> </w:t>
-      </w:r>
-      <w:r>
-        <w:t xml:space="preserve">of the 70% band — readers solving an</w:t>
-      </w:r>
-      <w:r>
-        <w:t xml:space="preserve"> </w:t>
-      </w:r>
-      <w:r>
-        <w:t xml:space="preserve">expensive problem (a business decision, a certification, a skill tied</w:t>
-      </w:r>
-      <w:r>
-        <w:t xml:space="preserve"> </w:t>
-      </w:r>
-      <w:r>
-        <w:t xml:space="preserve">directly to income) are reliably less price-sensitive than readers buying</w:t>
-      </w:r>
-      <w:r>
-        <w:t xml:space="preserve"> </w:t>
-      </w:r>
-      <w:r>
-        <w:t xml:space="preserve">general-interest nonfiction, and testing a higher price within the band</w:t>
-      </w:r>
-      <w:r>
-        <w:t xml:space="preserve"> </w:t>
-      </w:r>
-      <w:r>
-        <w:t xml:space="preserve">costs you nothing but a little time to observe the effect on conversion.</w:t>
-      </w:r>
-    </w:p>
-    <w:p>
-      <w:pPr>
-        <w:pStyle w:val="BodyText"/>
-      </w:pPr>
-      <w:r>
-        <w:t xml:space="preserve">Pricing</w:t>
-      </w:r>
-      <w:r>
-        <w:t xml:space="preserve"> </w:t>
-      </w:r>
-      <w:r>
-        <w:rPr>
-          <w:bCs/>
-          <w:b/>
-        </w:rPr>
-        <w:t xml:space="preserve">under $2.99</w:t>
-      </w:r>
-      <w:r>
-        <w:t xml:space="preserve"> </w:t>
-      </w:r>
-      <w:r>
-        <w:t xml:space="preserve">does double damage at once: it drops you to the 35%</w:t>
-      </w:r>
-      <w:r>
-        <w:t xml:space="preserve"> </w:t>
-      </w:r>
-      <w:r>
-        <w:t xml:space="preserve">royalty plan (Chapter 2’s cliff)</w:t>
+        <w:t xml:space="preserve">does not.</w:t>
+      </w:r>
+    </w:p>
+    <w:p>
+      <w:pPr>
+        <w:numPr>
+          <w:ilvl w:val="0"/>
+          <w:numId w:val="1013"/>
+        </w:numPr>
+        <w:pStyle w:val="Compact"/>
+      </w:pPr>
+      <w:r>
+        <w:rPr>
+          <w:bCs/>
+          <w:b/>
+        </w:rPr>
+        <w:t xml:space="preserve">The promise.</w:t>
+      </w:r>
+      <w:r>
+        <w:t xml:space="preserve"> </w:t>
+      </w:r>
+      <w:r>
+        <w:t xml:space="preserve">One short paragraph on what the book delivers and, for</w:t>
+      </w:r>
+      <w:r>
+        <w:t xml:space="preserve"> </w:t>
+      </w:r>
+      <w:r>
+        <w:t xml:space="preserve">nonfiction specifically,</w:t>
       </w:r>
       <w:r>
         <w:t xml:space="preserve"> </w:t>
@@ -6958,28 +6926,71 @@
           <w:iCs/>
           <w:i/>
         </w:rPr>
-        <w:t xml:space="preserve">and</w:t>
-      </w:r>
-      <w:r>
-        <w:t xml:space="preserve"> </w:t>
-      </w:r>
-      <w:r>
-        <w:t xml:space="preserve">it can read, to a browsing shopper, as</w:t>
-      </w:r>
-      <w:r>
-        <w:t xml:space="preserve"> </w:t>
-      </w:r>
-      <w:r>
-        <w:t xml:space="preserve">a signal that the book itself is thin or low-effort — the opposite of the</w:t>
-      </w:r>
-      <w:r>
-        <w:t xml:space="preserve"> </w:t>
+        <w:t xml:space="preserve">why this author</w:t>
+      </w:r>
+      <w:r>
+        <w:t xml:space="preserve"> </w:t>
+      </w:r>
+      <w:r>
+        <w:t xml:space="preserve">— credentials, results, or a</w:t>
+      </w:r>
+      <w:r>
+        <w:t xml:space="preserve"> </w:t>
+      </w:r>
+      <w:r>
+        <w:t xml:space="preserve">specific angle that differentiates it from the ten other books on the</w:t>
+      </w:r>
+      <w:r>
+        <w:t xml:space="preserve"> </w:t>
+      </w:r>
+      <w:r>
+        <w:t xml:space="preserve">same shelf.</w:t>
+      </w:r>
+    </w:p>
+    <w:p>
+      <w:pPr>
+        <w:numPr>
+          <w:ilvl w:val="0"/>
+          <w:numId w:val="1013"/>
+        </w:numPr>
+        <w:pStyle w:val="Compact"/>
+      </w:pPr>
+      <w:r>
+        <w:rPr>
+          <w:bCs/>
+          <w:b/>
+        </w:rPr>
+        <w:t xml:space="preserve">A scannable bulleted list of concrete takeaways.</w:t>
+      </w:r>
+      <w:r>
+        <w:t xml:space="preserve"> </w:t>
+      </w:r>
+      <w:r>
+        <w:t xml:space="preserve">Most shoppers skim</w:t>
+      </w:r>
+      <w:r>
+        <w:t xml:space="preserve"> </w:t>
+      </w:r>
+      <w:r>
+        <w:t xml:space="preserve">rather than read a product description top to bottom; five to eight</w:t>
+      </w:r>
+      <w:r>
+        <w:t xml:space="preserve"> </w:t>
+      </w:r>
+      <w:r>
+        <w:t xml:space="preserve">specific, concrete bullets (</w:t>
       </w:r>
       <w:r>
         <w:t xml:space="preserve">“</w:t>
       </w:r>
       <w:r>
-        <w:t xml:space="preserve">impulse-buy bargain</w:t>
+        <w:t xml:space="preserve">The exact royalty math behind the 70%/35%</w:t>
+      </w:r>
+      <w:r>
+        <w:t xml:space="preserve"> </w:t>
+      </w:r>
+      <w:r>
+        <w:t xml:space="preserve">split,</w:t>
       </w:r>
       <w:r>
         <w:t xml:space="preserve">”</w:t>
@@ -6988,25 +6999,287 @@
         <w:t xml:space="preserve"> </w:t>
       </w:r>
       <w:r>
-        <w:t xml:space="preserve">effect a low price is often chosen to create. There</w:t>
-      </w:r>
-      <w:r>
-        <w:t xml:space="preserve"> </w:t>
-      </w:r>
-      <w:r>
-        <w:t xml:space="preserve">are legitimate reasons to price low deliberately (a short lead-in title</w:t>
-      </w:r>
-      <w:r>
-        <w:t xml:space="preserve"> </w:t>
-      </w:r>
-      <w:r>
-        <w:t xml:space="preserve">meant to build an email list or a series, discussed below) — but those are</w:t>
-      </w:r>
-      <w:r>
-        <w:t xml:space="preserve"> </w:t>
-      </w:r>
-      <w:r>
-        <w:t xml:space="preserve">choices made for a specific strategic reason, not a default.</w:t>
+        <w:t xml:space="preserve">not</w:t>
+      </w:r>
+      <w:r>
+        <w:t xml:space="preserve"> </w:t>
+      </w:r>
+      <w:r>
+        <w:t xml:space="preserve">“</w:t>
+      </w:r>
+      <w:r>
+        <w:t xml:space="preserve">Learn about royalties</w:t>
+      </w:r>
+      <w:r>
+        <w:t xml:space="preserve">”</w:t>
+      </w:r>
+      <w:r>
+        <w:t xml:space="preserve">) do more conversion work than another</w:t>
+      </w:r>
+      <w:r>
+        <w:t xml:space="preserve"> </w:t>
+      </w:r>
+      <w:r>
+        <w:t xml:space="preserve">paragraph of prose.</w:t>
+      </w:r>
+    </w:p>
+    <w:p>
+      <w:pPr>
+        <w:numPr>
+          <w:ilvl w:val="0"/>
+          <w:numId w:val="1013"/>
+        </w:numPr>
+        <w:pStyle w:val="Compact"/>
+      </w:pPr>
+      <w:r>
+        <w:rPr>
+          <w:bCs/>
+          <w:b/>
+        </w:rPr>
+        <w:t xml:space="preserve">Proof, if you have it.</w:t>
+      </w:r>
+      <w:r>
+        <w:t xml:space="preserve"> </w:t>
+      </w:r>
+      <w:r>
+        <w:t xml:space="preserve">A review pull-quote, a credential, a relevant</w:t>
+      </w:r>
+      <w:r>
+        <w:t xml:space="preserve"> </w:t>
+      </w:r>
+      <w:r>
+        <w:t xml:space="preserve">result — this section is optional and short; don’t manufacture proof you</w:t>
+      </w:r>
+      <w:r>
+        <w:t xml:space="preserve"> </w:t>
+      </w:r>
+      <w:r>
+        <w:t xml:space="preserve">don’t have.</w:t>
+      </w:r>
+    </w:p>
+    <w:p>
+      <w:pPr>
+        <w:numPr>
+          <w:ilvl w:val="0"/>
+          <w:numId w:val="1013"/>
+        </w:numPr>
+        <w:pStyle w:val="Compact"/>
+      </w:pPr>
+      <w:r>
+        <w:rPr>
+          <w:bCs/>
+          <w:b/>
+        </w:rPr>
+        <w:t xml:space="preserve">A short call to action.</w:t>
+      </w:r>
+      <w:r>
+        <w:t xml:space="preserve"> </w:t>
+      </w:r>
+      <w:r>
+        <w:t xml:space="preserve">One line, telling the reader what happens</w:t>
+      </w:r>
+      <w:r>
+        <w:t xml:space="preserve"> </w:t>
+      </w:r>
+      <w:r>
+        <w:t xml:space="preserve">next (</w:t>
+      </w:r>
+      <w:r>
+        <w:t xml:space="preserve">“</w:t>
+      </w:r>
+      <w:r>
+        <w:t xml:space="preserve">Scroll up and grab your copy</w:t>
+      </w:r>
+      <w:r>
+        <w:t xml:space="preserve">”</w:t>
+      </w:r>
+      <w:r>
+        <w:t xml:space="preserve"> </w:t>
+      </w:r>
+      <w:r>
+        <w:t xml:space="preserve">reads as a cliché for a reason — it</w:t>
+      </w:r>
+      <w:r>
+        <w:t xml:space="preserve"> </w:t>
+      </w:r>
+      <w:r>
+        <w:t xml:space="preserve">works because it removes the last moment of friction before the buy</w:t>
+      </w:r>
+      <w:r>
+        <w:t xml:space="preserve"> </w:t>
+      </w:r>
+      <w:r>
+        <w:t xml:space="preserve">button).</w:t>
+      </w:r>
+    </w:p>
+    <w:p>
+      <w:pPr>
+        <w:pStyle w:val="WorkedExample"/>
+      </w:pPr>
+      <w:r>
+        <w:rPr>
+          <w:bCs/>
+          <w:b/>
+        </w:rPr>
+        <w:t xml:space="preserve">Worked example — before and after.</w:t>
+      </w:r>
+    </w:p>
+    <w:p>
+      <w:pPr>
+        <w:pStyle w:val="WorkedExample"/>
+      </w:pPr>
+      <w:r>
+        <w:rPr>
+          <w:iCs/>
+          <w:i/>
+        </w:rPr>
+        <w:t xml:space="preserve">Before:</w:t>
+      </w:r>
+      <w:r>
+        <w:t xml:space="preserve"> </w:t>
+      </w:r>
+      <w:r>
+        <w:t xml:space="preserve">“</w:t>
+      </w:r>
+      <w:r>
+        <w:t xml:space="preserve">This book covers how to publish on Amazon KDP. It talks about</w:t>
+      </w:r>
+      <w:r>
+        <w:t xml:space="preserve"> </w:t>
+      </w:r>
+      <w:r>
+        <w:t xml:space="preserve">royalties, pricing, categories, keywords, and marketing. It is useful for</w:t>
+      </w:r>
+      <w:r>
+        <w:t xml:space="preserve"> </w:t>
+      </w:r>
+      <w:r>
+        <w:t xml:space="preserve">anyone who wants to become a self-published author.</w:t>
+      </w:r>
+      <w:r>
+        <w:t xml:space="preserve">”</w:t>
+      </w:r>
+    </w:p>
+    <w:p>
+      <w:pPr>
+        <w:pStyle w:val="WorkedExample"/>
+      </w:pPr>
+      <w:r>
+        <w:rPr>
+          <w:iCs/>
+          <w:i/>
+        </w:rPr>
+        <w:t xml:space="preserve">After:</w:t>
+      </w:r>
+      <w:r>
+        <w:t xml:space="preserve"> </w:t>
+      </w:r>
+      <w:r>
+        <w:t xml:space="preserve">“</w:t>
+      </w:r>
+      <w:r>
+        <w:t xml:space="preserve">Most new authors lose money on their first book — not because the</w:t>
+      </w:r>
+      <w:r>
+        <w:t xml:space="preserve"> </w:t>
+      </w:r>
+      <w:r>
+        <w:t xml:space="preserve">book is bad, but because nobody told them how the royalty math, the</w:t>
+      </w:r>
+      <w:r>
+        <w:t xml:space="preserve"> </w:t>
+      </w:r>
+      <w:r>
+        <w:t xml:space="preserve">categories, or the ads actually work.</w:t>
+      </w:r>
+      <w:r>
+        <w:t xml:space="preserve"> </w:t>
+      </w:r>
+      <w:r>
+        <w:rPr>
+          <w:bCs/>
+          <w:b/>
+        </w:rPr>
+        <w:t xml:space="preserve">How to Publish and Make Good</w:t>
+      </w:r>
+      <w:r>
+        <w:rPr>
+          <w:bCs/>
+          <w:b/>
+        </w:rPr>
+        <w:t xml:space="preserve"> </w:t>
+      </w:r>
+      <w:r>
+        <w:rPr>
+          <w:bCs/>
+          <w:b/>
+        </w:rPr>
+        <w:t xml:space="preserve">Money</w:t>
+      </w:r>
+      <w:r>
+        <w:t xml:space="preserve"> </w:t>
+      </w:r>
+      <w:r>
+        <w:t xml:space="preserve">fixes that, with the arithmetic shown every time. Inside, you’ll</w:t>
+      </w:r>
+      <w:r>
+        <w:t xml:space="preserve"> </w:t>
+      </w:r>
+      <w:r>
+        <w:t xml:space="preserve">learn: the exact price where your royalty rate cuts in half (and why most</w:t>
+      </w:r>
+      <w:r>
+        <w:t xml:space="preserve"> </w:t>
+      </w:r>
+      <w:r>
+        <w:t xml:space="preserve">authors hit it by accident) · the seven keyword slots almost everyone</w:t>
+      </w:r>
+      <w:r>
+        <w:t xml:space="preserve"> </w:t>
+      </w:r>
+      <w:r>
+        <w:t xml:space="preserve">wastes · a break-even ad formula you can run in your head · which</w:t>
+      </w:r>
+      <w:r>
+        <w:t xml:space="preserve"> </w:t>
+      </w:r>
+      <w:r>
+        <w:t xml:space="preserve">KDP Select and going-wide decision actually fits your book. No</w:t>
+      </w:r>
+      <w:r>
+        <w:t xml:space="preserve"> </w:t>
+      </w:r>
+      <w:r>
+        <w:t xml:space="preserve">guru pitch, no upsell — just the mechanics, shown, so you can run the</w:t>
+      </w:r>
+      <w:r>
+        <w:t xml:space="preserve"> </w:t>
+      </w:r>
+      <w:r>
+        <w:t xml:space="preserve">numbers yourself.</w:t>
+      </w:r>
+      <w:r>
+        <w:t xml:space="preserve">”</w:t>
+      </w:r>
+    </w:p>
+    <w:p>
+      <w:pPr>
+        <w:pStyle w:val="WorkedExample"/>
+      </w:pPr>
+      <w:r>
+        <w:t xml:space="preserve">Same facts, same length limit — the difference is entirely in what got</w:t>
+      </w:r>
+      <w:r>
+        <w:t xml:space="preserve"> </w:t>
+      </w:r>
+      <w:r>
+        <w:t xml:space="preserve">promoted to the first sentence and what got turned into something scannable</w:t>
+      </w:r>
+      <w:r>
+        <w:t xml:space="preserve"> </w:t>
+      </w:r>
+      <w:r>
+        <w:t xml:space="preserve">instead of buried in a paragraph.</w:t>
       </w:r>
     </w:p>
     <w:p>
@@ -7016,20 +7289,515 @@
       <w:r>
         <w:drawing>
           <wp:inline>
-            <wp:extent cx="4013200" cy="2626871"/>
+            <wp:extent cx="4013200" cy="4166345"/>
             <wp:effectExtent b="0" l="0" r="0" t="0"/>
-            <wp:docPr descr="" title="" id="71" name="Picture"/>
+            <wp:docPr descr="" title="" id="70" name="Picture"/>
             <a:graphic>
               <a:graphicData uri="http://schemas.openxmlformats.org/drawingml/2006/picture">
                 <pic:pic>
                   <pic:nvPicPr>
-                    <pic:cNvPr descr="figures/fig08_pricing_sweet_spot.png" id="72" name="Picture"/>
+                    <pic:cNvPr descr="figures/fig07b_product_page_anatomy.png" id="71" name="Picture"/>
                     <pic:cNvPicPr>
                       <a:picLocks noChangeArrowheads="1" noChangeAspect="1"/>
                     </pic:cNvPicPr>
                   </pic:nvPicPr>
                   <pic:blipFill>
-                    <a:blip r:embed="rId70"/>
+                    <a:blip r:embed="rId69"/>
+                    <a:stretch>
+                      <a:fillRect/>
+                    </a:stretch>
+                  </pic:blipFill>
+                  <pic:spPr bwMode="auto">
+                    <a:xfrm>
+                      <a:off x="0" y="0"/>
+                      <a:ext cx="4013200" cy="4166345"/>
+                    </a:xfrm>
+                    <a:prstGeom prst="rect">
+                      <a:avLst/>
+                    </a:prstGeom>
+                    <a:noFill/>
+                    <a:ln w="9525">
+                      <a:noFill/>
+                      <a:headEnd/>
+                      <a:tailEnd/>
+                    </a:ln>
+                  </pic:spPr>
+                </pic:pic>
+              </a:graphicData>
+            </a:graphic>
+          </wp:inline>
+        </w:drawing>
+      </w:r>
+    </w:p>
+    <w:p>
+      <w:pPr>
+        <w:pStyle w:val="FigureCaption"/>
+      </w:pPr>
+      <w:r>
+        <w:rPr>
+          <w:bCs/>
+          <w:b/>
+        </w:rPr>
+        <w:t xml:space="preserve">Figure 7.2</w:t>
+      </w:r>
+      <w:r>
+        <w:t xml:space="preserve"> </w:t>
+      </w:r>
+      <w:r>
+        <w:t xml:space="preserve">— The description’s job, in order. Skip the hook and open on</w:t>
+      </w:r>
+      <w:r>
+        <w:t xml:space="preserve"> </w:t>
+      </w:r>
+      <w:r>
+        <w:t xml:space="preserve">your topic instead, and most shoppers never reach the part where you</w:t>
+      </w:r>
+      <w:r>
+        <w:t xml:space="preserve"> </w:t>
+      </w:r>
+      <w:r>
+        <w:t xml:space="preserve">actually make your case.</w:t>
+      </w:r>
+    </w:p>
+    <w:p>
+      <w:pPr>
+        <w:pStyle w:val="BodyText"/>
+      </w:pPr>
+      <w:r>
+        <w:rPr>
+          <w:bCs/>
+          <w:b/>
+        </w:rPr>
+        <w:t xml:space="preserve">Two more product-page pieces, both free and easy to skip:</w:t>
+      </w:r>
+    </w:p>
+    <w:p>
+      <w:pPr>
+        <w:numPr>
+          <w:ilvl w:val="0"/>
+          <w:numId w:val="1014"/>
+        </w:numPr>
+        <w:pStyle w:val="Compact"/>
+      </w:pPr>
+      <w:r>
+        <w:rPr>
+          <w:bCs/>
+          <w:b/>
+        </w:rPr>
+        <w:t xml:space="preserve">Amazon Author Central.</w:t>
+      </w:r>
+      <w:r>
+        <w:t xml:space="preserve"> </w:t>
+      </w:r>
+      <w:r>
+        <w:t xml:space="preserve">A free profile — bio, photo, and every book you</w:t>
+      </w:r>
+      <w:r>
+        <w:t xml:space="preserve"> </w:t>
+      </w:r>
+      <w:r>
+        <w:t xml:space="preserve">publish under that name, automatically linked — that turns a single-book</w:t>
+      </w:r>
+      <w:r>
+        <w:t xml:space="preserve"> </w:t>
+      </w:r>
+      <w:r>
+        <w:t xml:space="preserve">sale into a chance to be discovered as an author with a catalog (Chapter</w:t>
+      </w:r>
+      <w:r>
+        <w:t xml:space="preserve"> </w:t>
+      </w:r>
+      <w:r>
+        <w:t xml:space="preserve">14). There’s no reason not to set this up on day one.</w:t>
+      </w:r>
+    </w:p>
+    <w:p>
+      <w:pPr>
+        <w:numPr>
+          <w:ilvl w:val="0"/>
+          <w:numId w:val="1014"/>
+        </w:numPr>
+        <w:pStyle w:val="Compact"/>
+      </w:pPr>
+      <w:r>
+        <w:rPr>
+          <w:bCs/>
+          <w:b/>
+        </w:rPr>
+        <w:t xml:space="preserve">A+ Content (Enhanced Brand Content).</w:t>
+      </w:r>
+      <w:r>
+        <w:t xml:space="preserve"> </w:t>
+      </w:r>
+      <w:r>
+        <w:t xml:space="preserve">Image-and-text modules that can</w:t>
+      </w:r>
+      <w:r>
+        <w:t xml:space="preserve"> </w:t>
+      </w:r>
+      <w:r>
+        <w:t xml:space="preserve">appear further down the product page. Eligibility and setup have changed</w:t>
+      </w:r>
+      <w:r>
+        <w:t xml:space="preserve"> </w:t>
+      </w:r>
+      <w:r>
+        <w:t xml:space="preserve">more than once and vary by account, so treat this as</w:t>
+      </w:r>
+      <w:r>
+        <w:t xml:space="preserve"> </w:t>
+      </w:r>
+      <w:r>
+        <w:t xml:space="preserve">“</w:t>
+      </w:r>
+      <w:r>
+        <w:t xml:space="preserve">worth checking your</w:t>
+      </w:r>
+      <w:r>
+        <w:t xml:space="preserve"> </w:t>
+      </w:r>
+      <w:r>
+        <w:t xml:space="preserve">current KDP dashboard for,</w:t>
+      </w:r>
+      <w:r>
+        <w:t xml:space="preserve">”</w:t>
+      </w:r>
+      <w:r>
+        <w:t xml:space="preserve"> </w:t>
+      </w:r>
+      <w:r>
+        <w:t xml:space="preserve">not as a guaranteed day-one option the way</w:t>
+      </w:r>
+      <w:r>
+        <w:t xml:space="preserve"> </w:t>
+      </w:r>
+      <w:r>
+        <w:t xml:space="preserve">Author Central is.</w:t>
+      </w:r>
+    </w:p>
+    <w:p>
+      <w:pPr>
+        <w:pStyle w:val="FirstParagraph"/>
+      </w:pPr>
+      <w:r>
+        <w:t xml:space="preserve">Like price and keywords, the description isn’t a one-time decision — it’s</w:t>
+      </w:r>
+      <w:r>
+        <w:t xml:space="preserve"> </w:t>
+      </w:r>
+      <w:r>
+        <w:t xml:space="preserve">editable the same afternoon you notice it isn’t converting, at zero cost.</w:t>
+      </w:r>
+      <w:r>
+        <w:t xml:space="preserve"> </w:t>
+      </w:r>
+      <w:r>
+        <w:t xml:space="preserve">If a book has decent traffic (from ads or category placement) but a weak</w:t>
+      </w:r>
+      <w:r>
+        <w:t xml:space="preserve"> </w:t>
+      </w:r>
+      <w:r>
+        <w:t xml:space="preserve">conversion rate, the description is one of the first three places to look,</w:t>
+      </w:r>
+      <w:r>
+        <w:t xml:space="preserve"> </w:t>
+      </w:r>
+      <w:r>
+        <w:t xml:space="preserve">right alongside the cover and the price.</w:t>
+      </w:r>
+    </w:p>
+    <w:bookmarkEnd w:id="72"/>
+    <w:bookmarkEnd w:id="73"/>
+    <w:bookmarkStart w:id="81" w:name="chapter-8-pricing-for-profit"/>
+    <w:p>
+      <w:pPr>
+        <w:pStyle w:val="Heading2"/>
+      </w:pPr>
+      <w:r>
+        <w:t xml:space="preserve">Chapter 8: Pricing for Profit</w:t>
+      </w:r>
+    </w:p>
+    <w:p>
+      <w:pPr>
+        <w:pStyle w:val="FirstParagraph"/>
+      </w:pPr>
+      <w:r>
+        <w:t xml:space="preserve">Chapter 2 showed you the mechanical cliff between the 35% and 70% royalty</w:t>
+      </w:r>
+      <w:r>
+        <w:t xml:space="preserve"> </w:t>
+      </w:r>
+      <w:r>
+        <w:t xml:space="preserve">plans. This chapter is about where inside — or deliberately outside — that</w:t>
+      </w:r>
+      <w:r>
+        <w:t xml:space="preserve"> </w:t>
+      </w:r>
+      <w:r>
+        <w:t xml:space="preserve">band your specific book should sit, and why</w:t>
+      </w:r>
+      <w:r>
+        <w:t xml:space="preserve"> </w:t>
+      </w:r>
+      <w:r>
+        <w:t xml:space="preserve">“</w:t>
+      </w:r>
+      <w:r>
+        <w:t xml:space="preserve">as high as the market will</w:t>
+      </w:r>
+      <w:r>
+        <w:t xml:space="preserve"> </w:t>
+      </w:r>
+      <w:r>
+        <w:t xml:space="preserve">bear</w:t>
+      </w:r>
+      <w:r>
+        <w:t xml:space="preserve">”</w:t>
+      </w:r>
+      <w:r>
+        <w:t xml:space="preserve"> </w:t>
+      </w:r>
+      <w:r>
+        <w:t xml:space="preserve">and</w:t>
+      </w:r>
+      <w:r>
+        <w:t xml:space="preserve"> </w:t>
+      </w:r>
+      <w:r>
+        <w:t xml:space="preserve">“</w:t>
+      </w:r>
+      <w:r>
+        <w:t xml:space="preserve">as low as possible to win on price</w:t>
+      </w:r>
+      <w:r>
+        <w:t xml:space="preserve">”</w:t>
+      </w:r>
+      <w:r>
+        <w:t xml:space="preserve"> </w:t>
+      </w:r>
+      <w:r>
+        <w:t xml:space="preserve">are both usually wrong</w:t>
+      </w:r>
+      <w:r>
+        <w:t xml:space="preserve"> </w:t>
+      </w:r>
+      <w:r>
+        <w:t xml:space="preserve">answers for a new nonfiction title.</w:t>
+      </w:r>
+    </w:p>
+    <w:bookmarkStart w:id="77" w:name="the-default-range-and-why"/>
+    <w:p>
+      <w:pPr>
+        <w:pStyle w:val="Heading3"/>
+      </w:pPr>
+      <w:r>
+        <w:t xml:space="preserve">The default range, and why</w:t>
+      </w:r>
+    </w:p>
+    <w:p>
+      <w:pPr>
+        <w:pStyle w:val="FirstParagraph"/>
+      </w:pPr>
+      <w:r>
+        <w:t xml:space="preserve">For most standalone nonfiction in the $2.99–$9.99 band,</w:t>
+      </w:r>
+      <w:r>
+        <w:t xml:space="preserve"> </w:t>
+      </w:r>
+      <w:r>
+        <w:rPr>
+          <w:bCs/>
+          <w:b/>
+        </w:rPr>
+        <w:t xml:space="preserve">$3.99–$6.99</w:t>
+      </w:r>
+      <w:r>
+        <w:t xml:space="preserve"> </w:t>
+      </w:r>
+      <w:r>
+        <w:t xml:space="preserve">is a</w:t>
+      </w:r>
+      <w:r>
+        <w:t xml:space="preserve"> </w:t>
+      </w:r>
+      <w:r>
+        <w:t xml:space="preserve">sensible starting range: high enough to signal real value (a $0.99 how-to</w:t>
+      </w:r>
+      <w:r>
+        <w:t xml:space="preserve"> </w:t>
+      </w:r>
+      <w:r>
+        <w:t xml:space="preserve">guide reads, fairly or not, as slight and disposable to a lot of shoppers),</w:t>
+      </w:r>
+      <w:r>
+        <w:t xml:space="preserve"> </w:t>
+      </w:r>
+      <w:r>
+        <w:t xml:space="preserve">low enough to be an easy impulse decision against a specific, felt problem.</w:t>
+      </w:r>
+      <w:r>
+        <w:t xml:space="preserve"> </w:t>
+      </w:r>
+      <w:r>
+        <w:t xml:space="preserve">A narrow, high-authority professional or technical niche can often support</w:t>
+      </w:r>
+      <w:r>
+        <w:t xml:space="preserve"> </w:t>
+      </w:r>
+      <w:r>
+        <w:t xml:space="preserve">pricing at or near the</w:t>
+      </w:r>
+      <w:r>
+        <w:t xml:space="preserve"> </w:t>
+      </w:r>
+      <w:r>
+        <w:rPr>
+          <w:bCs/>
+          <w:b/>
+        </w:rPr>
+        <w:t xml:space="preserve">$9.99 ceiling</w:t>
+      </w:r>
+      <w:r>
+        <w:t xml:space="preserve"> </w:t>
+      </w:r>
+      <w:r>
+        <w:t xml:space="preserve">of the 70% band — readers solving an</w:t>
+      </w:r>
+      <w:r>
+        <w:t xml:space="preserve"> </w:t>
+      </w:r>
+      <w:r>
+        <w:t xml:space="preserve">expensive problem (a business decision, a certification, a skill tied</w:t>
+      </w:r>
+      <w:r>
+        <w:t xml:space="preserve"> </w:t>
+      </w:r>
+      <w:r>
+        <w:t xml:space="preserve">directly to income) are reliably less price-sensitive than readers buying</w:t>
+      </w:r>
+      <w:r>
+        <w:t xml:space="preserve"> </w:t>
+      </w:r>
+      <w:r>
+        <w:t xml:space="preserve">general-interest nonfiction, and testing a higher price within the band</w:t>
+      </w:r>
+      <w:r>
+        <w:t xml:space="preserve"> </w:t>
+      </w:r>
+      <w:r>
+        <w:t xml:space="preserve">costs you nothing but a little time to observe the effect on conversion.</w:t>
+      </w:r>
+    </w:p>
+    <w:p>
+      <w:pPr>
+        <w:pStyle w:val="BodyText"/>
+      </w:pPr>
+      <w:r>
+        <w:t xml:space="preserve">Pricing</w:t>
+      </w:r>
+      <w:r>
+        <w:t xml:space="preserve"> </w:t>
+      </w:r>
+      <w:r>
+        <w:rPr>
+          <w:bCs/>
+          <w:b/>
+        </w:rPr>
+        <w:t xml:space="preserve">under $2.99</w:t>
+      </w:r>
+      <w:r>
+        <w:t xml:space="preserve"> </w:t>
+      </w:r>
+      <w:r>
+        <w:t xml:space="preserve">does double damage at once: it drops you to the 35%</w:t>
+      </w:r>
+      <w:r>
+        <w:t xml:space="preserve"> </w:t>
+      </w:r>
+      <w:r>
+        <w:t xml:space="preserve">royalty plan (Chapter 2’s cliff)</w:t>
+      </w:r>
+      <w:r>
+        <w:t xml:space="preserve"> </w:t>
+      </w:r>
+      <w:r>
+        <w:rPr>
+          <w:iCs/>
+          <w:i/>
+        </w:rPr>
+        <w:t xml:space="preserve">and</w:t>
+      </w:r>
+      <w:r>
+        <w:t xml:space="preserve"> </w:t>
+      </w:r>
+      <w:r>
+        <w:t xml:space="preserve">it can read, to a browsing shopper, as</w:t>
+      </w:r>
+      <w:r>
+        <w:t xml:space="preserve"> </w:t>
+      </w:r>
+      <w:r>
+        <w:t xml:space="preserve">a signal that the book itself is thin or low-effort — the opposite of the</w:t>
+      </w:r>
+      <w:r>
+        <w:t xml:space="preserve"> </w:t>
+      </w:r>
+      <w:r>
+        <w:t xml:space="preserve">“</w:t>
+      </w:r>
+      <w:r>
+        <w:t xml:space="preserve">impulse-buy bargain</w:t>
+      </w:r>
+      <w:r>
+        <w:t xml:space="preserve">”</w:t>
+      </w:r>
+      <w:r>
+        <w:t xml:space="preserve"> </w:t>
+      </w:r>
+      <w:r>
+        <w:t xml:space="preserve">effect a low price is often chosen to create. There</w:t>
+      </w:r>
+      <w:r>
+        <w:t xml:space="preserve"> </w:t>
+      </w:r>
+      <w:r>
+        <w:t xml:space="preserve">are legitimate reasons to price low deliberately (a short lead-in title</w:t>
+      </w:r>
+      <w:r>
+        <w:t xml:space="preserve"> </w:t>
+      </w:r>
+      <w:r>
+        <w:t xml:space="preserve">meant to build an email list or a series, discussed below) — but those are</w:t>
+      </w:r>
+      <w:r>
+        <w:t xml:space="preserve"> </w:t>
+      </w:r>
+      <w:r>
+        <w:t xml:space="preserve">choices made for a specific strategic reason, not a default.</w:t>
+      </w:r>
+    </w:p>
+    <w:p>
+      <w:pPr>
+        <w:pStyle w:val="FigureCaption"/>
+      </w:pPr>
+      <w:r>
+        <w:drawing>
+          <wp:inline>
+            <wp:extent cx="4013200" cy="2626871"/>
+            <wp:effectExtent b="0" l="0" r="0" t="0"/>
+            <wp:docPr descr="" title="" id="75" name="Picture"/>
+            <a:graphic>
+              <a:graphicData uri="http://schemas.openxmlformats.org/drawingml/2006/picture">
+                <pic:pic>
+                  <pic:nvPicPr>
+                    <pic:cNvPr descr="figures/fig08_pricing_sweet_spot.png" id="76" name="Picture"/>
+                    <pic:cNvPicPr>
+                      <a:picLocks noChangeArrowheads="1" noChangeAspect="1"/>
+                    </pic:cNvPicPr>
+                  </pic:nvPicPr>
+                  <pic:blipFill>
+                    <a:blip r:embed="rId74"/>
                     <a:stretch>
                       <a:fillRect/>
                     </a:stretch>
@@ -7108,8 +7876,8 @@
         <w:t xml:space="preserve">lesson; the exact peak location varies by book, category, and audience.</w:t>
       </w:r>
     </w:p>
-    <w:bookmarkEnd w:id="73"/>
-    <w:bookmarkStart w:id="74" w:name="print-has-its-own-floor"/>
+    <w:bookmarkEnd w:id="77"/>
+    <w:bookmarkStart w:id="78" w:name="print-has-its-own-floor"/>
     <w:p>
       <w:pPr>
         <w:pStyle w:val="Heading3"/>
@@ -7178,8 +7946,8 @@
         <w:t xml:space="preserve">covers approximately none of the time this book has described so far.</w:t>
       </w:r>
     </w:p>
-    <w:bookmarkEnd w:id="74"/>
-    <w:bookmarkStart w:id="75" w:name="pricing-a-series-on-purpose"/>
+    <w:bookmarkEnd w:id="78"/>
+    <w:bookmarkStart w:id="79" w:name="pricing-a-series-on-purpose"/>
     <w:p>
       <w:pPr>
         <w:pStyle w:val="Heading3"/>
@@ -7299,8 +8067,8 @@
         <w:t xml:space="preserve">a lower verified price found elsewhere.</w:t>
       </w:r>
     </w:p>
-    <w:bookmarkEnd w:id="75"/>
-    <w:bookmarkStart w:id="76" w:name="discount-tools-honestly-described"/>
+    <w:bookmarkEnd w:id="79"/>
+    <w:bookmarkStart w:id="80" w:name="discount-tools-honestly-described"/>
     <w:p>
       <w:pPr>
         <w:pStyle w:val="Heading3"/>
@@ -7391,9 +8159,9 @@
         <w:t xml:space="preserve">not relying on what an older blog post describes.</w:t>
       </w:r>
     </w:p>
-    <w:bookmarkEnd w:id="76"/>
-    <w:bookmarkEnd w:id="77"/>
-    <w:bookmarkStart w:id="84" w:name="chapter-9-launching-without-an-audience"/>
+    <w:bookmarkEnd w:id="80"/>
+    <w:bookmarkEnd w:id="81"/>
+    <w:bookmarkStart w:id="88" w:name="chapter-9-launching-without-an-audience"/>
     <w:p>
       <w:pPr>
         <w:pStyle w:val="Heading2"/>
@@ -7463,7 +8231,7 @@
         <w:t xml:space="preserve">— how fast a book is moving right now — not just cumulative totals.</w:t>
       </w:r>
     </w:p>
-    <w:bookmarkStart w:id="78" w:name="Xa2cd2331ca1763a0a9730258a5f4e76659291cb"/>
+    <w:bookmarkStart w:id="82" w:name="Xa2cd2331ca1763a0a9730258a5f4e76659291cb"/>
     <w:p>
       <w:pPr>
         <w:pStyle w:val="Heading3"/>
@@ -7544,8 +8312,8 @@
         <w:t xml:space="preserve">margin before it, not right up against it.</w:t>
       </w:r>
     </w:p>
-    <w:bookmarkEnd w:id="78"/>
-    <w:bookmarkStart w:id="79" w:name="building-an-arc-team-correctly"/>
+    <w:bookmarkEnd w:id="82"/>
+    <w:bookmarkStart w:id="83" w:name="building-an-arc-team-correctly"/>
     <w:p>
       <w:pPr>
         <w:pStyle w:val="Heading3"/>
@@ -7691,8 +8459,8 @@
         <w:t xml:space="preserve">praise, and say so explicitly when you hand out review copies.</w:t>
       </w:r>
     </w:p>
-    <w:bookmarkEnd w:id="79"/>
-    <w:bookmarkStart w:id="83" w:name="X389c8d599179c911861fa3c4985db8079842bd3"/>
+    <w:bookmarkEnd w:id="83"/>
+    <w:bookmarkStart w:id="87" w:name="X389c8d599179c911861fa3c4985db8079842bd3"/>
     <w:p>
       <w:pPr>
         <w:pStyle w:val="Heading3"/>
@@ -7879,18 +8647,18 @@
           <wp:inline>
             <wp:extent cx="4013200" cy="2539070"/>
             <wp:effectExtent b="0" l="0" r="0" t="0"/>
-            <wp:docPr descr="" title="" id="81" name="Picture"/>
+            <wp:docPr descr="" title="" id="85" name="Picture"/>
             <a:graphic>
               <a:graphicData uri="http://schemas.openxmlformats.org/drawingml/2006/picture">
                 <pic:pic>
                   <pic:nvPicPr>
-                    <pic:cNvPr descr="figures/fig09_launch_concentration.png" id="82" name="Picture"/>
+                    <pic:cNvPr descr="figures/fig09_launch_concentration.png" id="86" name="Picture"/>
                     <pic:cNvPicPr>
                       <a:picLocks noChangeArrowheads="1" noChangeAspect="1"/>
                     </pic:cNvPicPr>
                   </pic:nvPicPr>
                   <pic:blipFill>
-                    <a:blip r:embed="rId80"/>
+                    <a:blip r:embed="rId84"/>
                     <a:stretch>
                       <a:fillRect/>
                     </a:stretch>
@@ -8009,9 +8777,9 @@
         <w:t xml:space="preserve">start the same day rather than staggering it in afterward.</w:t>
       </w:r>
     </w:p>
-    <w:bookmarkEnd w:id="83"/>
-    <w:bookmarkEnd w:id="84"/>
-    <w:bookmarkStart w:id="94" w:name="Xde3363154b1ca87587c62381d611a294ab124f6"/>
+    <w:bookmarkEnd w:id="87"/>
+    <w:bookmarkEnd w:id="88"/>
+    <w:bookmarkStart w:id="98" w:name="Xde3363154b1ca87587c62381d611a294ab124f6"/>
     <w:p>
       <w:pPr>
         <w:pStyle w:val="Heading2"/>
@@ -8058,7 +8826,7 @@
         <w:t xml:space="preserve">profitable at all.</w:t>
       </w:r>
     </w:p>
-    <w:bookmarkStart w:id="88" w:name="Xffc6b0632a74d7c9d202dc12685426c040d3586"/>
+    <w:bookmarkStart w:id="92" w:name="Xffc6b0632a74d7c9d202dc12685426c040d3586"/>
     <w:p>
       <w:pPr>
         <w:pStyle w:val="Heading3"/>
@@ -8185,18 +8953,18 @@
           <wp:inline>
             <wp:extent cx="4013200" cy="3301388"/>
             <wp:effectExtent b="0" l="0" r="0" t="0"/>
-            <wp:docPr descr="" title="" id="86" name="Picture"/>
+            <wp:docPr descr="" title="" id="90" name="Picture"/>
             <a:graphic>
               <a:graphicData uri="http://schemas.openxmlformats.org/drawingml/2006/picture">
                 <pic:pic>
                   <pic:nvPicPr>
-                    <pic:cNvPr descr="figures/fig10b_ad_workflow.png" id="87" name="Picture"/>
+                    <pic:cNvPr descr="figures/fig10b_ad_workflow.png" id="91" name="Picture"/>
                     <pic:cNvPicPr>
                       <a:picLocks noChangeArrowheads="1" noChangeAspect="1"/>
                     </pic:cNvPicPr>
                   </pic:nvPicPr>
                   <pic:blipFill>
-                    <a:blip r:embed="rId85"/>
+                    <a:blip r:embed="rId89"/>
                     <a:stretch>
                       <a:fillRect/>
                     </a:stretch>
@@ -8253,8 +9021,8 @@
         <w:t xml:space="preserve">Report keeps running for as long as the campaign does.</w:t>
       </w:r>
     </w:p>
-    <w:bookmarkEnd w:id="88"/>
-    <w:bookmarkStart w:id="92" w:name="X8e62b280a5cdc7edce20a52b2db9f09fe8a7fd1"/>
+    <w:bookmarkEnd w:id="92"/>
+    <w:bookmarkStart w:id="96" w:name="X8e62b280a5cdc7edce20a52b2db9f09fe8a7fd1"/>
     <w:p>
       <w:pPr>
         <w:pStyle w:val="Heading3"/>
@@ -8485,18 +9253,18 @@
           <wp:inline>
             <wp:extent cx="4013200" cy="2729310"/>
             <wp:effectExtent b="0" l="0" r="0" t="0"/>
-            <wp:docPr descr="" title="" id="90" name="Picture"/>
+            <wp:docPr descr="" title="" id="94" name="Picture"/>
             <a:graphic>
               <a:graphicData uri="http://schemas.openxmlformats.org/drawingml/2006/picture">
                 <pic:pic>
                   <pic:nvPicPr>
-                    <pic:cNvPr descr="figures/fig10_acos_breakeven.png" id="91" name="Picture"/>
+                    <pic:cNvPr descr="figures/fig10_acos_breakeven.png" id="95" name="Picture"/>
                     <pic:cNvPicPr>
                       <a:picLocks noChangeArrowheads="1" noChangeAspect="1"/>
                     </pic:cNvPicPr>
                   </pic:nvPicPr>
                   <pic:blipFill>
-                    <a:blip r:embed="rId89"/>
+                    <a:blip r:embed="rId93"/>
                     <a:stretch>
                       <a:fillRect/>
                     </a:stretch>
@@ -8639,704 +9407,14 @@
         <w:t xml:space="preserve">writing off a campaign that looks marginal on book one alone.</w:t>
       </w:r>
     </w:p>
-    <w:bookmarkEnd w:id="92"/>
-    <w:bookmarkStart w:id="93" w:name="budget-discipline-for-a-new-advertiser"/>
+    <w:bookmarkEnd w:id="96"/>
+    <w:bookmarkStart w:id="97" w:name="budget-discipline-for-a-new-advertiser"/>
     <w:p>
       <w:pPr>
         <w:pStyle w:val="Heading3"/>
       </w:pPr>
       <w:r>
         <w:t xml:space="preserve">Budget discipline for a new advertiser</w:t>
-      </w:r>
-    </w:p>
-    <w:p>
-      <w:pPr>
-        <w:numPr>
-          <w:ilvl w:val="0"/>
-          <w:numId w:val="1013"/>
-        </w:numPr>
-        <w:pStyle w:val="Compact"/>
-      </w:pPr>
-      <w:r>
-        <w:t xml:space="preserve">Start with a</w:t>
-      </w:r>
-      <w:r>
-        <w:t xml:space="preserve"> </w:t>
-      </w:r>
-      <w:r>
-        <w:rPr>
-          <w:bCs/>
-          <w:b/>
-        </w:rPr>
-        <w:t xml:space="preserve">small daily budget</w:t>
-      </w:r>
-      <w:r>
-        <w:t xml:space="preserve"> </w:t>
-      </w:r>
-      <w:r>
-        <w:t xml:space="preserve">and let a campaign run long enough to</w:t>
-      </w:r>
-      <w:r>
-        <w:t xml:space="preserve"> </w:t>
-      </w:r>
-      <w:r>
-        <w:t xml:space="preserve">gather a meaningful number of clicks before judging it — a campaign killed</w:t>
-      </w:r>
-      <w:r>
-        <w:t xml:space="preserve"> </w:t>
-      </w:r>
-      <w:r>
-        <w:t xml:space="preserve">after two days rarely has enough data to mean anything.</w:t>
-      </w:r>
-    </w:p>
-    <w:p>
-      <w:pPr>
-        <w:numPr>
-          <w:ilvl w:val="0"/>
-          <w:numId w:val="1013"/>
-        </w:numPr>
-        <w:pStyle w:val="Compact"/>
-      </w:pPr>
-      <w:r>
-        <w:rPr>
-          <w:bCs/>
-          <w:b/>
-        </w:rPr>
-        <w:t xml:space="preserve">Read the Search Term Report</w:t>
-      </w:r>
-      <w:r>
-        <w:t xml:space="preserve">, not just the campaign-level ACOS —</w:t>
-      </w:r>
-      <w:r>
-        <w:t xml:space="preserve"> </w:t>
-      </w:r>
-      <w:r>
-        <w:t xml:space="preserve">it’s common for one converting phrase to be subsidizing several</w:t>
-      </w:r>
-      <w:r>
-        <w:t xml:space="preserve"> </w:t>
-      </w:r>
-      <w:r>
-        <w:t xml:space="preserve">non-converting ones sitting in the same auto campaign.</w:t>
-      </w:r>
-    </w:p>
-    <w:p>
-      <w:pPr>
-        <w:numPr>
-          <w:ilvl w:val="0"/>
-          <w:numId w:val="1013"/>
-        </w:numPr>
-        <w:pStyle w:val="Compact"/>
-      </w:pPr>
-      <w:r>
-        <w:rPr>
-          <w:bCs/>
-          <w:b/>
-        </w:rPr>
-        <w:t xml:space="preserve">Add non-converting search terms as negative keywords</w:t>
-      </w:r>
-      <w:r>
-        <w:t xml:space="preserve"> </w:t>
-      </w:r>
-      <w:r>
-        <w:t xml:space="preserve">once they’ve had</w:t>
-      </w:r>
-      <w:r>
-        <w:t xml:space="preserve"> </w:t>
-      </w:r>
-      <w:r>
-        <w:t xml:space="preserve">enough clicks with zero sales to be a real signal, not a fluke — this stops</w:t>
-      </w:r>
-      <w:r>
-        <w:t xml:space="preserve"> </w:t>
-      </w:r>
-      <w:r>
-        <w:t xml:space="preserve">you paying repeatedly for traffic that’s already shown you it doesn’t</w:t>
-      </w:r>
-      <w:r>
-        <w:t xml:space="preserve"> </w:t>
-      </w:r>
-      <w:r>
-        <w:t xml:space="preserve">convert.</w:t>
-      </w:r>
-    </w:p>
-    <w:p>
-      <w:pPr>
-        <w:numPr>
-          <w:ilvl w:val="0"/>
-          <w:numId w:val="1013"/>
-        </w:numPr>
-        <w:pStyle w:val="Compact"/>
-      </w:pPr>
-      <w:r>
-        <w:t xml:space="preserve">Revisit bids and budgets</w:t>
-      </w:r>
-      <w:r>
-        <w:t xml:space="preserve"> </w:t>
-      </w:r>
-      <w:r>
-        <w:rPr>
-          <w:bCs/>
-          <w:b/>
-        </w:rPr>
-        <w:t xml:space="preserve">weekly</w:t>
-      </w:r>
-      <w:r>
-        <w:t xml:space="preserve">, not daily — day-to-day noise in a</w:t>
-      </w:r>
-      <w:r>
-        <w:t xml:space="preserve"> </w:t>
-      </w:r>
-      <w:r>
-        <w:t xml:space="preserve">small campaign’s numbers is mostly randomness, not signal.</w:t>
-      </w:r>
-    </w:p>
-    <w:bookmarkEnd w:id="93"/>
-    <w:bookmarkEnd w:id="94"/>
-    <w:bookmarkEnd w:id="95"/>
-    <w:bookmarkStart w:id="117" w:name="part-iv-the-business-side"/>
-    <w:p>
-      <w:pPr>
-        <w:pStyle w:val="Heading1"/>
-      </w:pPr>
-      <w:r>
-        <w:t xml:space="preserve">Part IV — The Business Side</w:t>
-      </w:r>
-    </w:p>
-    <w:bookmarkStart w:id="100" w:name="X569a6a5b94bb0868978a15d9d04c8ff1d059c83"/>
-    <w:p>
-      <w:pPr>
-        <w:pStyle w:val="Heading2"/>
-      </w:pPr>
-      <w:r>
-        <w:t xml:space="preserve">Chapter 11: Getting Paid: Taxes, Payments, and Reporting</w:t>
-      </w:r>
-    </w:p>
-    <w:p>
-      <w:pPr>
-        <w:pStyle w:val="FirstParagraph"/>
-      </w:pPr>
-      <w:r>
-        <w:t xml:space="preserve">The most common reason a new author’s first royalty payment is delayed or</w:t>
-      </w:r>
-      <w:r>
-        <w:t xml:space="preserve"> </w:t>
-      </w:r>
-      <w:r>
-        <w:t xml:space="preserve">smaller than expected has nothing to do with sales — it’s an incomplete tax</w:t>
-      </w:r>
-      <w:r>
-        <w:t xml:space="preserve"> </w:t>
-      </w:r>
-      <w:r>
-        <w:t xml:space="preserve">interview. This chapter is the unglamorous plumbing that makes sure the money</w:t>
-      </w:r>
-      <w:r>
-        <w:t xml:space="preserve"> </w:t>
-      </w:r>
-      <w:r>
-        <w:t xml:space="preserve">your earlier chapters worked to earn actually reaches you, at the rate it’s</w:t>
-      </w:r>
-      <w:r>
-        <w:t xml:space="preserve"> </w:t>
-      </w:r>
-      <w:r>
-        <w:t xml:space="preserve">supposed to.</w:t>
-      </w:r>
-    </w:p>
-    <w:bookmarkStart w:id="96" w:name="X53a733f1fa0f98e69b6c8dd430272cadb7a2523"/>
-    <w:p>
-      <w:pPr>
-        <w:pStyle w:val="Heading3"/>
-      </w:pPr>
-      <w:r>
-        <w:t xml:space="preserve">The tax interview isn’t optional paperwork — it sets your withholding rate</w:t>
-      </w:r>
-    </w:p>
-    <w:p>
-      <w:pPr>
-        <w:pStyle w:val="FirstParagraph"/>
-      </w:pPr>
-      <w:r>
-        <w:t xml:space="preserve">Before KDP releases any royalty, it requires a</w:t>
-      </w:r>
-      <w:r>
-        <w:t xml:space="preserve"> </w:t>
-      </w:r>
-      <w:r>
-        <w:rPr>
-          <w:bCs/>
-          <w:b/>
-        </w:rPr>
-        <w:t xml:space="preserve">tax interview</w:t>
-      </w:r>
-      <w:r>
-        <w:t xml:space="preserve">, completed</w:t>
-      </w:r>
-      <w:r>
-        <w:t xml:space="preserve"> </w:t>
-      </w:r>
-      <w:r>
-        <w:t xml:space="preserve">in your account settings:</w:t>
-      </w:r>
-    </w:p>
-    <w:p>
-      <w:pPr>
-        <w:numPr>
-          <w:ilvl w:val="0"/>
-          <w:numId w:val="1014"/>
-        </w:numPr>
-        <w:pStyle w:val="Compact"/>
-      </w:pPr>
-      <w:r>
-        <w:rPr>
-          <w:bCs/>
-          <w:b/>
-        </w:rPr>
-        <w:t xml:space="preserve">US persons</w:t>
-      </w:r>
-      <w:r>
-        <w:t xml:space="preserve"> </w:t>
-      </w:r>
-      <w:r>
-        <w:t xml:space="preserve">complete a</w:t>
-      </w:r>
-      <w:r>
-        <w:t xml:space="preserve"> </w:t>
-      </w:r>
-      <w:r>
-        <w:rPr>
-          <w:bCs/>
-          <w:b/>
-        </w:rPr>
-        <w:t xml:space="preserve">Form W-9</w:t>
-      </w:r>
-      <w:r>
-        <w:t xml:space="preserve">.</w:t>
-      </w:r>
-    </w:p>
-    <w:p>
-      <w:pPr>
-        <w:numPr>
-          <w:ilvl w:val="0"/>
-          <w:numId w:val="1014"/>
-        </w:numPr>
-        <w:pStyle w:val="Compact"/>
-      </w:pPr>
-      <w:r>
-        <w:rPr>
-          <w:bCs/>
-          <w:b/>
-        </w:rPr>
-        <w:t xml:space="preserve">Non-US individuals</w:t>
-      </w:r>
-      <w:r>
-        <w:t xml:space="preserve"> </w:t>
-      </w:r>
-      <w:r>
-        <w:t xml:space="preserve">complete a</w:t>
-      </w:r>
-      <w:r>
-        <w:t xml:space="preserve"> </w:t>
-      </w:r>
-      <w:r>
-        <w:rPr>
-          <w:bCs/>
-          <w:b/>
-        </w:rPr>
-        <w:t xml:space="preserve">Form W-8BEN</w:t>
-      </w:r>
-      <w:r>
-        <w:t xml:space="preserve">.</w:t>
-      </w:r>
-    </w:p>
-    <w:p>
-      <w:pPr>
-        <w:numPr>
-          <w:ilvl w:val="0"/>
-          <w:numId w:val="1014"/>
-        </w:numPr>
-        <w:pStyle w:val="Compact"/>
-      </w:pPr>
-      <w:r>
-        <w:rPr>
-          <w:bCs/>
-          <w:b/>
-        </w:rPr>
-        <w:t xml:space="preserve">Non-US entities</w:t>
-      </w:r>
-      <w:r>
-        <w:t xml:space="preserve"> </w:t>
-      </w:r>
-      <w:r>
-        <w:t xml:space="preserve">(a company rather than an individual) complete a</w:t>
-      </w:r>
-      <w:r>
-        <w:t xml:space="preserve"> </w:t>
-      </w:r>
-      <w:r>
-        <w:rPr>
-          <w:bCs/>
-          <w:b/>
-        </w:rPr>
-        <w:t xml:space="preserve">Form W-8BEN-E</w:t>
-      </w:r>
-      <w:r>
-        <w:t xml:space="preserve">.</w:t>
-      </w:r>
-    </w:p>
-    <w:p>
-      <w:pPr>
-        <w:pStyle w:val="FirstParagraph"/>
-      </w:pPr>
-      <w:r>
-        <w:t xml:space="preserve">Here is the part that catches people off guard: royalties are US-source</w:t>
-      </w:r>
-      <w:r>
-        <w:t xml:space="preserve"> </w:t>
-      </w:r>
-      <w:r>
-        <w:t xml:space="preserve">income for tax purposes, and the</w:t>
-      </w:r>
-      <w:r>
-        <w:t xml:space="preserve"> </w:t>
-      </w:r>
-      <w:r>
-        <w:rPr>
-          <w:iCs/>
-          <w:i/>
-        </w:rPr>
-        <w:t xml:space="preserve">default</w:t>
-      </w:r>
-      <w:r>
-        <w:t xml:space="preserve"> </w:t>
-      </w:r>
-      <w:r>
-        <w:t xml:space="preserve">US withholding rate on that</w:t>
-      </w:r>
-      <w:r>
-        <w:t xml:space="preserve"> </w:t>
-      </w:r>
-      <w:r>
-        <w:t xml:space="preserve">income for a non-US person is</w:t>
-      </w:r>
-      <w:r>
-        <w:t xml:space="preserve"> </w:t>
-      </w:r>
-      <w:r>
-        <w:rPr>
-          <w:bCs/>
-          <w:b/>
-        </w:rPr>
-        <w:t xml:space="preserve">30%</w:t>
-      </w:r>
-      <w:r>
-        <w:t xml:space="preserve">, taken straight off the top before you</w:t>
-      </w:r>
-      <w:r>
-        <w:t xml:space="preserve"> </w:t>
-      </w:r>
-      <w:r>
-        <w:t xml:space="preserve">ever see it. Many countries have a</w:t>
-      </w:r>
-      <w:r>
-        <w:t xml:space="preserve"> </w:t>
-      </w:r>
-      <w:r>
-        <w:rPr>
-          <w:bCs/>
-          <w:b/>
-        </w:rPr>
-        <w:t xml:space="preserve">tax treaty</w:t>
-      </w:r>
-      <w:r>
-        <w:t xml:space="preserve"> </w:t>
-      </w:r>
-      <w:r>
-        <w:t xml:space="preserve">with the United States that</w:t>
-      </w:r>
-      <w:r>
-        <w:t xml:space="preserve"> </w:t>
-      </w:r>
-      <w:r>
-        <w:t xml:space="preserve">reduces or eliminates this withholding on royalty income specifically — but</w:t>
-      </w:r>
-      <w:r>
-        <w:t xml:space="preserve"> </w:t>
-      </w:r>
-      <w:r>
-        <w:t xml:space="preserve">that reduced rate is not automatic. To claim it, your W-8BEN needs a</w:t>
-      </w:r>
-      <w:r>
-        <w:t xml:space="preserve"> </w:t>
-      </w:r>
-      <w:r>
-        <w:rPr>
-          <w:bCs/>
-          <w:b/>
-        </w:rPr>
-        <w:t xml:space="preserve">foreign</w:t>
-      </w:r>
-      <w:r>
-        <w:rPr>
-          <w:bCs/>
-          <w:b/>
-        </w:rPr>
-        <w:t xml:space="preserve"> </w:t>
-      </w:r>
-      <w:r>
-        <w:rPr>
-          <w:bCs/>
-          <w:b/>
-        </w:rPr>
-        <w:t xml:space="preserve">taxpayer identification number</w:t>
-      </w:r>
-      <w:r>
-        <w:t xml:space="preserve"> </w:t>
-      </w:r>
-      <w:r>
-        <w:t xml:space="preserve">and an explicit treaty claim referencing the</w:t>
-      </w:r>
-      <w:r>
-        <w:t xml:space="preserve"> </w:t>
-      </w:r>
-      <w:r>
-        <w:t xml:space="preserve">relevant treaty article. Skip that step, even by accident, and you default to</w:t>
-      </w:r>
-      <w:r>
-        <w:t xml:space="preserve"> </w:t>
-      </w:r>
-      <w:r>
-        <w:t xml:space="preserve">the full 30% withholding regardless of what your country’s treaty actually</w:t>
-      </w:r>
-      <w:r>
-        <w:t xml:space="preserve"> </w:t>
-      </w:r>
-      <w:r>
-        <w:t xml:space="preserve">allows.</w:t>
-      </w:r>
-    </w:p>
-    <w:p>
-      <w:pPr>
-        <w:pStyle w:val="KeyTakeaway"/>
-      </w:pPr>
-      <w:r>
-        <w:rPr>
-          <w:bCs/>
-          <w:b/>
-        </w:rPr>
-        <w:t xml:space="preserve">Key takeaway:</w:t>
-      </w:r>
-      <w:r>
-        <w:t xml:space="preserve"> </w:t>
-      </w:r>
-      <w:r>
-        <w:t xml:space="preserve">Treaty rates and eligibility genuinely vary by country and</w:t>
-      </w:r>
-      <w:r>
-        <w:t xml:space="preserve"> </w:t>
-      </w:r>
-      <w:r>
-        <w:t xml:space="preserve">change over time — this book won’t guess a number for your specific</w:t>
-      </w:r>
-      <w:r>
-        <w:t xml:space="preserve"> </w:t>
-      </w:r>
-      <w:r>
-        <w:t xml:space="preserve">situation. Look up your country’s current entry in the US Tax Treaty tables</w:t>
-      </w:r>
-      <w:r>
-        <w:t xml:space="preserve"> </w:t>
-      </w:r>
-      <w:r>
-        <w:t xml:space="preserve">(or ask an accountant who handles cross-border royalty income)</w:t>
-      </w:r>
-      <w:r>
-        <w:t xml:space="preserve"> </w:t>
-      </w:r>
-      <w:r>
-        <w:rPr>
-          <w:iCs/>
-          <w:i/>
-        </w:rPr>
-        <w:t xml:space="preserve">before</w:t>
-      </w:r>
-      <w:r>
-        <w:t xml:space="preserve"> </w:t>
-      </w:r>
-      <w:r>
-        <w:t xml:space="preserve">your</w:t>
-      </w:r>
-      <w:r>
-        <w:t xml:space="preserve"> </w:t>
-      </w:r>
-      <w:r>
-        <w:t xml:space="preserve">first sale, get whatever foreign tax ID the treaty claim requires, and</w:t>
-      </w:r>
-      <w:r>
-        <w:t xml:space="preserve"> </w:t>
-      </w:r>
-      <w:r>
-        <w:t xml:space="preserve">complete the W-8BEN correctly the first time. Fixing an incorrect tax</w:t>
-      </w:r>
-      <w:r>
-        <w:t xml:space="preserve"> </w:t>
-      </w:r>
-      <w:r>
-        <w:t xml:space="preserve">interview after the fact is entirely possible but slower than doing it right</w:t>
-      </w:r>
-      <w:r>
-        <w:t xml:space="preserve"> </w:t>
-      </w:r>
-      <w:r>
-        <w:t xml:space="preserve">before you need it.</w:t>
-      </w:r>
-    </w:p>
-    <w:p>
-      <w:pPr>
-        <w:pStyle w:val="BodyText"/>
-      </w:pPr>
-      <w:r>
-        <w:t xml:space="preserve">If a required taxpayer ID takes time to obtain in your country, start that</w:t>
-      </w:r>
-      <w:r>
-        <w:t xml:space="preserve"> </w:t>
-      </w:r>
-      <w:r>
-        <w:t xml:space="preserve">process as early as possible — ideally before you expect your first payment</w:t>
-      </w:r>
-      <w:r>
-        <w:t xml:space="preserve"> </w:t>
-      </w:r>
-      <w:r>
-        <w:t xml:space="preserve">— rather than discovering the delay when a payment is already held up.</w:t>
-      </w:r>
-    </w:p>
-    <w:bookmarkEnd w:id="96"/>
-    <w:bookmarkStart w:id="97" w:name="how-and-when-youre-actually-paid"/>
-    <w:p>
-      <w:pPr>
-        <w:pStyle w:val="Heading3"/>
-      </w:pPr>
-      <w:r>
-        <w:t xml:space="preserve">How and when you’re actually paid</w:t>
-      </w:r>
-    </w:p>
-    <w:p>
-      <w:pPr>
-        <w:pStyle w:val="FirstParagraph"/>
-      </w:pPr>
-      <w:r>
-        <w:t xml:space="preserve">KDP pays royalties by direct deposit (or check, where direct deposit isn’t</w:t>
-      </w:r>
-      <w:r>
-        <w:t xml:space="preserve"> </w:t>
-      </w:r>
-      <w:r>
-        <w:t xml:space="preserve">available for your country/currency), roughly</w:t>
-      </w:r>
-      <w:r>
-        <w:t xml:space="preserve"> </w:t>
-      </w:r>
-      <w:r>
-        <w:rPr>
-          <w:bCs/>
-          <w:b/>
-        </w:rPr>
-        <w:t xml:space="preserve">60 days after the month in</w:t>
-      </w:r>
-      <w:r>
-        <w:rPr>
-          <w:bCs/>
-          <w:b/>
-        </w:rPr>
-        <w:t xml:space="preserve"> </w:t>
-      </w:r>
-      <w:r>
-        <w:rPr>
-          <w:bCs/>
-          <w:b/>
-        </w:rPr>
-        <w:t xml:space="preserve">which the royalty was earned closes</w:t>
-      </w:r>
-      <w:r>
-        <w:t xml:space="preserve"> </w:t>
-      </w:r>
-      <w:r>
-        <w:t xml:space="preserve">— a February sale is typically paid</w:t>
-      </w:r>
-      <w:r>
-        <w:t xml:space="preserve"> </w:t>
-      </w:r>
-      <w:r>
-        <w:t xml:space="preserve">around the end of April, not immediately. Payment also requires your</w:t>
-      </w:r>
-      <w:r>
-        <w:t xml:space="preserve"> </w:t>
-      </w:r>
-      <w:r>
-        <w:t xml:space="preserve">accumulated royalty balance to clear a</w:t>
-      </w:r>
-      <w:r>
-        <w:t xml:space="preserve"> </w:t>
-      </w:r>
-      <w:r>
-        <w:rPr>
-          <w:bCs/>
-          <w:b/>
-        </w:rPr>
-        <w:t xml:space="preserve">minimum threshold</w:t>
-      </w:r>
-      <w:r>
-        <w:t xml:space="preserve">, which varies by</w:t>
-      </w:r>
-      <w:r>
-        <w:t xml:space="preserve"> </w:t>
-      </w:r>
-      <w:r>
-        <w:t xml:space="preserve">currency and payment method; check your own Payment settings inside KDP for</w:t>
-      </w:r>
-      <w:r>
-        <w:t xml:space="preserve"> </w:t>
-      </w:r>
-      <w:r>
-        <w:t xml:space="preserve">the current number rather than relying on a fixed figure here, since these</w:t>
-      </w:r>
-      <w:r>
-        <w:t xml:space="preserve"> </w:t>
-      </w:r>
-      <w:r>
-        <w:t xml:space="preserve">thresholds are exactly the kind of detail that changes without much</w:t>
-      </w:r>
-      <w:r>
-        <w:t xml:space="preserve"> </w:t>
-      </w:r>
-      <w:r>
-        <w:t xml:space="preserve">announcement.</w:t>
-      </w:r>
-    </w:p>
-    <w:bookmarkEnd w:id="97"/>
-    <w:bookmarkStart w:id="98" w:name="Xb24afdb1e516cdcb1246e20916c5fbfa51c9b43"/>
-    <w:p>
-      <w:pPr>
-        <w:pStyle w:val="Heading3"/>
-      </w:pPr>
-      <w:r>
-        <w:t xml:space="preserve">Reading your reports without confusing yourself</w:t>
-      </w:r>
-    </w:p>
-    <w:p>
-      <w:pPr>
-        <w:pStyle w:val="FirstParagraph"/>
-      </w:pPr>
-      <w:r>
-        <w:t xml:space="preserve">KDP gives you three different views of your own money, and new authors</w:t>
-      </w:r>
-      <w:r>
-        <w:t xml:space="preserve"> </w:t>
-      </w:r>
-      <w:r>
-        <w:t xml:space="preserve">frequently compare the wrong two against each other:</w:t>
       </w:r>
     </w:p>
     <w:p>
@@ -9348,39 +9426,35 @@
         <w:pStyle w:val="Compact"/>
       </w:pPr>
       <w:r>
-        <w:rPr>
-          <w:bCs/>
-          <w:b/>
-        </w:rPr>
-        <w:t xml:space="preserve">Sales Dashboard</w:t>
-      </w:r>
-      <w:r>
-        <w:t xml:space="preserve"> </w:t>
-      </w:r>
-      <w:r>
-        <w:t xml:space="preserve">— near-real-time,</w:t>
-      </w:r>
-      <w:r>
-        <w:t xml:space="preserve"> </w:t>
-      </w:r>
-      <w:r>
-        <w:rPr>
-          <w:bCs/>
-          <w:b/>
-        </w:rPr>
-        <w:t xml:space="preserve">estimated</w:t>
-      </w:r>
-      <w:r>
-        <w:t xml:space="preserve"> </w:t>
-      </w:r>
-      <w:r>
-        <w:t xml:space="preserve">units and royalties.</w:t>
-      </w:r>
-      <w:r>
-        <w:t xml:space="preserve"> </w:t>
-      </w:r>
-      <w:r>
-        <w:t xml:space="preserve">Useful for watching a launch unfold; not the final number.</w:t>
+        <w:t xml:space="preserve">Start with a</w:t>
+      </w:r>
+      <w:r>
+        <w:t xml:space="preserve"> </w:t>
+      </w:r>
+      <w:r>
+        <w:rPr>
+          <w:bCs/>
+          <w:b/>
+        </w:rPr>
+        <w:t xml:space="preserve">small daily budget</w:t>
+      </w:r>
+      <w:r>
+        <w:t xml:space="preserve"> </w:t>
+      </w:r>
+      <w:r>
+        <w:t xml:space="preserve">and let a campaign run long enough to</w:t>
+      </w:r>
+      <w:r>
+        <w:t xml:space="preserve"> </w:t>
+      </w:r>
+      <w:r>
+        <w:t xml:space="preserve">gather a meaningful number of clicks before judging it — a campaign killed</w:t>
+      </w:r>
+      <w:r>
+        <w:t xml:space="preserve"> </w:t>
+      </w:r>
+      <w:r>
+        <w:t xml:space="preserve">after two days rarely has enough data to mean anything.</w:t>
       </w:r>
     </w:p>
     <w:p>
@@ -9396,41 +9470,22 @@
           <w:bCs/>
           <w:b/>
         </w:rPr>
-        <w:t xml:space="preserve">Prior Months’ Royalties report</w:t>
-      </w:r>
-      <w:r>
-        <w:t xml:space="preserve"> </w:t>
-      </w:r>
-      <w:r>
-        <w:t xml:space="preserve">— the</w:t>
-      </w:r>
-      <w:r>
-        <w:t xml:space="preserve"> </w:t>
-      </w:r>
-      <w:r>
-        <w:rPr>
-          <w:bCs/>
-          <w:b/>
-        </w:rPr>
-        <w:t xml:space="preserve">finalized</w:t>
-      </w:r>
-      <w:r>
-        <w:t xml:space="preserve"> </w:t>
-      </w:r>
-      <w:r>
-        <w:t xml:space="preserve">figures for a</w:t>
-      </w:r>
-      <w:r>
-        <w:t xml:space="preserve"> </w:t>
-      </w:r>
-      <w:r>
-        <w:t xml:space="preserve">closed month, after returns and any KENP fund rate is set. This is the</w:t>
-      </w:r>
-      <w:r>
-        <w:t xml:space="preserve"> </w:t>
-      </w:r>
-      <w:r>
-        <w:t xml:space="preserve">number that will actually match what gets paid.</w:t>
+        <w:t xml:space="preserve">Read the Search Term Report</w:t>
+      </w:r>
+      <w:r>
+        <w:t xml:space="preserve">, not just the campaign-level ACOS —</w:t>
+      </w:r>
+      <w:r>
+        <w:t xml:space="preserve"> </w:t>
+      </w:r>
+      <w:r>
+        <w:t xml:space="preserve">it’s common for one converting phrase to be subsidizing several</w:t>
+      </w:r>
+      <w:r>
+        <w:t xml:space="preserve"> </w:t>
+      </w:r>
+      <w:r>
+        <w:t xml:space="preserve">non-converting ones sitting in the same auto campaign.</w:t>
       </w:r>
     </w:p>
     <w:p>
@@ -9446,19 +9501,83 @@
           <w:bCs/>
           <w:b/>
         </w:rPr>
-        <w:t xml:space="preserve">Payments report</w:t>
-      </w:r>
-      <w:r>
-        <w:t xml:space="preserve"> </w:t>
-      </w:r>
-      <w:r>
-        <w:t xml:space="preserve">— the actual disbursements made to your bank account,</w:t>
-      </w:r>
-      <w:r>
-        <w:t xml:space="preserve"> </w:t>
-      </w:r>
-      <w:r>
-        <w:t xml:space="preserve">which lag the royalty-earned month by the ~60-day delay above.</w:t>
+        <w:t xml:space="preserve">Add non-converting search terms as negative keywords</w:t>
+      </w:r>
+      <w:r>
+        <w:t xml:space="preserve"> </w:t>
+      </w:r>
+      <w:r>
+        <w:t xml:space="preserve">once they’ve had</w:t>
+      </w:r>
+      <w:r>
+        <w:t xml:space="preserve"> </w:t>
+      </w:r>
+      <w:r>
+        <w:t xml:space="preserve">enough clicks with zero sales to be a real signal, not a fluke — this stops</w:t>
+      </w:r>
+      <w:r>
+        <w:t xml:space="preserve"> </w:t>
+      </w:r>
+      <w:r>
+        <w:t xml:space="preserve">you paying repeatedly for traffic that’s already shown you it doesn’t</w:t>
+      </w:r>
+      <w:r>
+        <w:t xml:space="preserve"> </w:t>
+      </w:r>
+      <w:r>
+        <w:t xml:space="preserve">convert.</w:t>
+      </w:r>
+    </w:p>
+    <w:p>
+      <w:pPr>
+        <w:numPr>
+          <w:ilvl w:val="0"/>
+          <w:numId w:val="1015"/>
+        </w:numPr>
+        <w:pStyle w:val="Compact"/>
+      </w:pPr>
+      <w:r>
+        <w:t xml:space="preserve">Revisit bids and budgets</w:t>
+      </w:r>
+      <w:r>
+        <w:t xml:space="preserve"> </w:t>
+      </w:r>
+      <w:r>
+        <w:rPr>
+          <w:bCs/>
+          <w:b/>
+        </w:rPr>
+        <w:t xml:space="preserve">weekly</w:t>
+      </w:r>
+      <w:r>
+        <w:t xml:space="preserve">, not daily — day-to-day noise in a</w:t>
+      </w:r>
+      <w:r>
+        <w:t xml:space="preserve"> </w:t>
+      </w:r>
+      <w:r>
+        <w:t xml:space="preserve">small campaign’s numbers is mostly randomness, not signal.</w:t>
+      </w:r>
+    </w:p>
+    <w:bookmarkEnd w:id="97"/>
+    <w:bookmarkEnd w:id="98"/>
+    <w:bookmarkEnd w:id="99"/>
+    <w:bookmarkStart w:id="121" w:name="part-iv-the-business-side"/>
+    <w:p>
+      <w:pPr>
+        <w:pStyle w:val="Heading1"/>
+      </w:pPr>
+      <w:r>
+        <w:t xml:space="preserve">Part IV — The Business Side</w:t>
+      </w:r>
+    </w:p>
+    <w:bookmarkStart w:id="104" w:name="X569a6a5b94bb0868978a15d9d04c8ff1d059c83"/>
+    <w:p>
+      <w:pPr>
+        <w:pStyle w:val="Heading2"/>
+      </w:pPr>
+      <w:r>
+        <w:t xml:space="preserve">Chapter 11: Getting Paid: Taxes, Payments, and Reporting</w:t>
       </w:r>
     </w:p>
     <w:p>
@@ -9466,35 +9585,40 @@
         <w:pStyle w:val="FirstParagraph"/>
       </w:pPr>
       <w:r>
-        <w:t xml:space="preserve">Expect the Sales Dashboard’s running estimate and the eventual finalized</w:t>
-      </w:r>
-      <w:r>
-        <w:t xml:space="preserve"> </w:t>
-      </w:r>
-      <w:r>
-        <w:t xml:space="preserve">monthly report to differ slightly — that’s normal, not an error, and it’s</w:t>
-      </w:r>
-      <w:r>
-        <w:t xml:space="preserve"> </w:t>
-      </w:r>
-      <w:r>
-        <w:t xml:space="preserve">exactly why the finalized report, not the live dashboard, is the number to</w:t>
-      </w:r>
-      <w:r>
-        <w:t xml:space="preserve"> </w:t>
-      </w:r>
-      <w:r>
-        <w:t xml:space="preserve">use for any real accounting.</w:t>
-      </w:r>
-    </w:p>
-    <w:bookmarkEnd w:id="98"/>
-    <w:bookmarkStart w:id="99" w:name="treat-it-like-the-business-it-is"/>
+        <w:t xml:space="preserve">The most common reason a new author’s first royalty payment is delayed or</w:t>
+      </w:r>
+      <w:r>
+        <w:t xml:space="preserve"> </w:t>
+      </w:r>
+      <w:r>
+        <w:t xml:space="preserve">smaller than expected has nothing to do with sales — it’s an incomplete tax</w:t>
+      </w:r>
+      <w:r>
+        <w:t xml:space="preserve"> </w:t>
+      </w:r>
+      <w:r>
+        <w:t xml:space="preserve">interview. This chapter is the unglamorous plumbing that makes sure the money</w:t>
+      </w:r>
+      <w:r>
+        <w:t xml:space="preserve"> </w:t>
+      </w:r>
+      <w:r>
+        <w:t xml:space="preserve">your earlier chapters worked to earn actually reaches you, at the rate it’s</w:t>
+      </w:r>
+      <w:r>
+        <w:t xml:space="preserve"> </w:t>
+      </w:r>
+      <w:r>
+        <w:t xml:space="preserve">supposed to.</w:t>
+      </w:r>
+    </w:p>
+    <w:bookmarkStart w:id="100" w:name="X53a733f1fa0f98e69b6c8dd430272cadb7a2523"/>
     <w:p>
       <w:pPr>
         <w:pStyle w:val="Heading3"/>
       </w:pPr>
       <w:r>
-        <w:t xml:space="preserve">Treat it like the business it is</w:t>
+        <w:t xml:space="preserve">The tax interview isn’t optional paperwork — it sets your withholding rate</w:t>
       </w:r>
     </w:p>
     <w:p>
@@ -9502,243 +9626,26 @@
         <w:pStyle w:val="FirstParagraph"/>
       </w:pPr>
       <w:r>
-        <w:t xml:space="preserve">Once money is actually moving, a little bookkeeping discipline pays for</w:t>
-      </w:r>
-      <w:r>
-        <w:t xml:space="preserve"> </w:t>
-      </w:r>
-      <w:r>
-        <w:t xml:space="preserve">itself: keep records of every business expense (editing, cover design, ads,</w:t>
-      </w:r>
-      <w:r>
-        <w:t xml:space="preserve"> </w:t>
-      </w:r>
-      <w:r>
-        <w:t xml:space="preserve">any software or service subscriptions) against your royalty income, and</w:t>
-      </w:r>
-      <w:r>
-        <w:t xml:space="preserve"> </w:t>
-      </w:r>
-      <w:r>
-        <w:t xml:space="preserve">consider a dedicated bank account once revenue is more than trivial, purely</w:t>
-      </w:r>
-      <w:r>
-        <w:t xml:space="preserve"> </w:t>
-      </w:r>
-      <w:r>
-        <w:t xml:space="preserve">to keep the paper trail clean. Whether self-published royalty income counts</w:t>
-      </w:r>
-      <w:r>
-        <w:t xml:space="preserve"> </w:t>
-      </w:r>
-      <w:r>
-        <w:t xml:space="preserve">as self-employment income or passive royalty income for tax purposes is a</w:t>
-      </w:r>
-      <w:r>
-        <w:t xml:space="preserve"> </w:t>
-      </w:r>
-      <w:r>
-        <w:t xml:space="preserve">real, fact-specific question in a number of jurisdictions — it typically</w:t>
-      </w:r>
-      <w:r>
-        <w:t xml:space="preserve"> </w:t>
-      </w:r>
-      <w:r>
-        <w:t xml:space="preserve">depends on how regularly and actively you’re engaged in the business of</w:t>
-      </w:r>
-      <w:r>
-        <w:t xml:space="preserve"> </w:t>
-      </w:r>
-      <w:r>
-        <w:t xml:space="preserve">writing and publishing, not just on the fact that</w:t>
-      </w:r>
-      <w:r>
-        <w:t xml:space="preserve"> </w:t>
-      </w:r>
-      <w:r>
-        <w:t xml:space="preserve">“</w:t>
-      </w:r>
-      <w:r>
-        <w:t xml:space="preserve">royalty</w:t>
-      </w:r>
-      <w:r>
-        <w:t xml:space="preserve">”</w:t>
-      </w:r>
-      <w:r>
-        <w:t xml:space="preserve"> </w:t>
-      </w:r>
-      <w:r>
-        <w:t xml:space="preserve">is in the name —</w:t>
-      </w:r>
-      <w:r>
-        <w:t xml:space="preserve"> </w:t>
-      </w:r>
-      <w:r>
-        <w:t xml:space="preserve">and it materially affects which expenses are deductible and whether</w:t>
-      </w:r>
-      <w:r>
-        <w:t xml:space="preserve"> </w:t>
-      </w:r>
-      <w:r>
-        <w:t xml:space="preserve">self-employment-type tax applies. This is exactly the kind of question worth</w:t>
-      </w:r>
-      <w:r>
-        <w:t xml:space="preserve"> </w:t>
-      </w:r>
-      <w:r>
-        <w:t xml:space="preserve">a genuine conversation with an accountant familiar with creative or royalty</w:t>
-      </w:r>
-      <w:r>
-        <w:t xml:space="preserve"> </w:t>
-      </w:r>
-      <w:r>
-        <w:t xml:space="preserve">income once you’re earning enough for the distinction to matter, rather than</w:t>
-      </w:r>
-      <w:r>
-        <w:t xml:space="preserve"> </w:t>
-      </w:r>
-      <w:r>
-        <w:t xml:space="preserve">a guess from a general-purpose guide like this one.</w:t>
-      </w:r>
-    </w:p>
-    <w:bookmarkEnd w:id="99"/>
-    <w:bookmarkEnd w:id="100"/>
-    <w:bookmarkStart w:id="107" w:name="chapter-12-kdp-select-vs.-going-wide"/>
-    <w:p>
-      <w:pPr>
-        <w:pStyle w:val="Heading2"/>
-      </w:pPr>
-      <w:r>
-        <w:t xml:space="preserve">Chapter 12: KDP Select vs. Going Wide</w:t>
-      </w:r>
-    </w:p>
-    <w:p>
-      <w:pPr>
-        <w:pStyle w:val="FirstParagraph"/>
-      </w:pPr>
-      <w:r>
-        <w:t xml:space="preserve">Once a book is written, formatted, priced, and ready to launch, you face one</w:t>
-      </w:r>
-      <w:r>
-        <w:t xml:space="preserve"> </w:t>
-      </w:r>
-      <w:r>
-        <w:t xml:space="preserve">more structural decision: does the ebook live on Amazon exclusively, or</w:t>
-      </w:r>
-      <w:r>
-        <w:t xml:space="preserve"> </w:t>
-      </w:r>
-      <w:r>
-        <w:t xml:space="preserve">everywhere at once? Neither answer is universally correct, and the honest</w:t>
-      </w:r>
-      <w:r>
-        <w:t xml:space="preserve"> </w:t>
-      </w:r>
-      <w:r>
-        <w:t xml:space="preserve">version of this chapter is that it depends heavily on your genre and your</w:t>
-      </w:r>
-      <w:r>
-        <w:t xml:space="preserve"> </w:t>
-      </w:r>
-      <w:r>
-        <w:t xml:space="preserve">specific readers.</w:t>
-      </w:r>
-    </w:p>
-    <w:bookmarkStart w:id="101" w:name="X9a2790796af4b7b05f5f31f640b3ff9bf4b47ce"/>
-    <w:p>
-      <w:pPr>
-        <w:pStyle w:val="Heading3"/>
-      </w:pPr>
-      <w:r>
-        <w:t xml:space="preserve">What Select actually asks for, and what it gives back</w:t>
-      </w:r>
-    </w:p>
-    <w:p>
-      <w:pPr>
-        <w:pStyle w:val="FirstParagraph"/>
-      </w:pPr>
-      <w:r>
-        <w:t xml:space="preserve">Enrolling an ebook in</w:t>
-      </w:r>
-      <w:r>
-        <w:t xml:space="preserve"> </w:t>
-      </w:r>
-      <w:r>
-        <w:rPr>
-          <w:bCs/>
-          <w:b/>
-        </w:rPr>
-        <w:t xml:space="preserve">KDP Select</w:t>
-      </w:r>
-      <w:r>
-        <w:t xml:space="preserve"> </w:t>
-      </w:r>
-      <w:r>
-        <w:t xml:space="preserve">commits it to a rolling</w:t>
-      </w:r>
-      <w:r>
-        <w:t xml:space="preserve"> </w:t>
-      </w:r>
-      <w:r>
-        <w:rPr>
-          <w:bCs/>
-          <w:b/>
-        </w:rPr>
-        <w:t xml:space="preserve">90-day</w:t>
-      </w:r>
-      <w:r>
-        <w:rPr>
-          <w:bCs/>
-          <w:b/>
-        </w:rPr>
-        <w:t xml:space="preserve"> </w:t>
-      </w:r>
-      <w:r>
-        <w:rPr>
-          <w:bCs/>
-          <w:b/>
-        </w:rPr>
-        <w:t xml:space="preserve">exclusivity period</w:t>
-      </w:r>
-      <w:r>
-        <w:t xml:space="preserve">: for that ebook edition specifically, it can only be</w:t>
-      </w:r>
-      <w:r>
-        <w:t xml:space="preserve"> </w:t>
-      </w:r>
-      <w:r>
-        <w:t xml:space="preserve">sold as an ebook through Amazon — not Apple Books, Kobo, or anywhere else.</w:t>
-      </w:r>
-      <w:r>
-        <w:t xml:space="preserve"> </w:t>
-      </w:r>
-      <w:r>
-        <w:t xml:space="preserve">This restriction applies to the</w:t>
-      </w:r>
-      <w:r>
-        <w:t xml:space="preserve"> </w:t>
-      </w:r>
-      <w:r>
-        <w:rPr>
-          <w:bCs/>
-          <w:b/>
-        </w:rPr>
-        <w:t xml:space="preserve">digital edition only</w:t>
-      </w:r>
-      <w:r>
-        <w:t xml:space="preserve">; a paperback or</w:t>
-      </w:r>
-      <w:r>
-        <w:t xml:space="preserve"> </w:t>
-      </w:r>
-      <w:r>
-        <w:t xml:space="preserve">hardcover edition of the same book is entirely unaffected and can be sold</w:t>
-      </w:r>
-      <w:r>
-        <w:t xml:space="preserve"> </w:t>
-      </w:r>
-      <w:r>
-        <w:t xml:space="preserve">anywhere regardless of your Select enrollment. In exchange, Select unlocks:</w:t>
+        <w:t xml:space="preserve">Before KDP releases any royalty, it requires a</w:t>
+      </w:r>
+      <w:r>
+        <w:t xml:space="preserve"> </w:t>
+      </w:r>
+      <w:r>
+        <w:rPr>
+          <w:bCs/>
+          <w:b/>
+        </w:rPr>
+        <w:t xml:space="preserve">tax interview</w:t>
+      </w:r>
+      <w:r>
+        <w:t xml:space="preserve">, completed</w:t>
+      </w:r>
+      <w:r>
+        <w:t xml:space="preserve"> </w:t>
+      </w:r>
+      <w:r>
+        <w:t xml:space="preserve">in your account settings:</w:t>
       </w:r>
     </w:p>
     <w:p>
@@ -9754,19 +9661,26 @@
           <w:bCs/>
           <w:b/>
         </w:rPr>
-        <w:t xml:space="preserve">Kindle Unlimited / Kindle Owners’ Lending Library page-read income</w:t>
-      </w:r>
-      <w:r>
-        <w:t xml:space="preserve"> </w:t>
-      </w:r>
-      <w:r>
-        <w:t xml:space="preserve">(Chapter 2’s KENP mechanics) — for some genres, this is not a minor bonus</w:t>
-      </w:r>
-      <w:r>
-        <w:t xml:space="preserve"> </w:t>
-      </w:r>
-      <w:r>
-        <w:t xml:space="preserve">but the majority of total revenue.</w:t>
+        <w:t xml:space="preserve">US persons</w:t>
+      </w:r>
+      <w:r>
+        <w:t xml:space="preserve"> </w:t>
+      </w:r>
+      <w:r>
+        <w:t xml:space="preserve">complete a</w:t>
+      </w:r>
+      <w:r>
+        <w:t xml:space="preserve"> </w:t>
+      </w:r>
+      <w:r>
+        <w:rPr>
+          <w:bCs/>
+          <w:b/>
+        </w:rPr>
+        <w:t xml:space="preserve">Form W-9</w:t>
+      </w:r>
+      <w:r>
+        <w:t xml:space="preserve">.</w:t>
       </w:r>
     </w:p>
     <w:p>
@@ -9782,6 +9696,860 @@
           <w:bCs/>
           <w:b/>
         </w:rPr>
+        <w:t xml:space="preserve">Non-US individuals</w:t>
+      </w:r>
+      <w:r>
+        <w:t xml:space="preserve"> </w:t>
+      </w:r>
+      <w:r>
+        <w:t xml:space="preserve">complete a</w:t>
+      </w:r>
+      <w:r>
+        <w:t xml:space="preserve"> </w:t>
+      </w:r>
+      <w:r>
+        <w:rPr>
+          <w:bCs/>
+          <w:b/>
+        </w:rPr>
+        <w:t xml:space="preserve">Form W-8BEN</w:t>
+      </w:r>
+      <w:r>
+        <w:t xml:space="preserve">.</w:t>
+      </w:r>
+    </w:p>
+    <w:p>
+      <w:pPr>
+        <w:numPr>
+          <w:ilvl w:val="0"/>
+          <w:numId w:val="1016"/>
+        </w:numPr>
+        <w:pStyle w:val="Compact"/>
+      </w:pPr>
+      <w:r>
+        <w:rPr>
+          <w:bCs/>
+          <w:b/>
+        </w:rPr>
+        <w:t xml:space="preserve">Non-US entities</w:t>
+      </w:r>
+      <w:r>
+        <w:t xml:space="preserve"> </w:t>
+      </w:r>
+      <w:r>
+        <w:t xml:space="preserve">(a company rather than an individual) complete a</w:t>
+      </w:r>
+      <w:r>
+        <w:t xml:space="preserve"> </w:t>
+      </w:r>
+      <w:r>
+        <w:rPr>
+          <w:bCs/>
+          <w:b/>
+        </w:rPr>
+        <w:t xml:space="preserve">Form W-8BEN-E</w:t>
+      </w:r>
+      <w:r>
+        <w:t xml:space="preserve">.</w:t>
+      </w:r>
+    </w:p>
+    <w:p>
+      <w:pPr>
+        <w:pStyle w:val="FirstParagraph"/>
+      </w:pPr>
+      <w:r>
+        <w:t xml:space="preserve">Here is the part that catches people off guard: royalties are US-source</w:t>
+      </w:r>
+      <w:r>
+        <w:t xml:space="preserve"> </w:t>
+      </w:r>
+      <w:r>
+        <w:t xml:space="preserve">income for tax purposes, and the</w:t>
+      </w:r>
+      <w:r>
+        <w:t xml:space="preserve"> </w:t>
+      </w:r>
+      <w:r>
+        <w:rPr>
+          <w:iCs/>
+          <w:i/>
+        </w:rPr>
+        <w:t xml:space="preserve">default</w:t>
+      </w:r>
+      <w:r>
+        <w:t xml:space="preserve"> </w:t>
+      </w:r>
+      <w:r>
+        <w:t xml:space="preserve">US withholding rate on that</w:t>
+      </w:r>
+      <w:r>
+        <w:t xml:space="preserve"> </w:t>
+      </w:r>
+      <w:r>
+        <w:t xml:space="preserve">income for a non-US person is</w:t>
+      </w:r>
+      <w:r>
+        <w:t xml:space="preserve"> </w:t>
+      </w:r>
+      <w:r>
+        <w:rPr>
+          <w:bCs/>
+          <w:b/>
+        </w:rPr>
+        <w:t xml:space="preserve">30%</w:t>
+      </w:r>
+      <w:r>
+        <w:t xml:space="preserve">, taken straight off the top before you</w:t>
+      </w:r>
+      <w:r>
+        <w:t xml:space="preserve"> </w:t>
+      </w:r>
+      <w:r>
+        <w:t xml:space="preserve">ever see it. Many countries have a</w:t>
+      </w:r>
+      <w:r>
+        <w:t xml:space="preserve"> </w:t>
+      </w:r>
+      <w:r>
+        <w:rPr>
+          <w:bCs/>
+          <w:b/>
+        </w:rPr>
+        <w:t xml:space="preserve">tax treaty</w:t>
+      </w:r>
+      <w:r>
+        <w:t xml:space="preserve"> </w:t>
+      </w:r>
+      <w:r>
+        <w:t xml:space="preserve">with the United States that</w:t>
+      </w:r>
+      <w:r>
+        <w:t xml:space="preserve"> </w:t>
+      </w:r>
+      <w:r>
+        <w:t xml:space="preserve">reduces or eliminates this withholding on royalty income specifically — but</w:t>
+      </w:r>
+      <w:r>
+        <w:t xml:space="preserve"> </w:t>
+      </w:r>
+      <w:r>
+        <w:t xml:space="preserve">that reduced rate is not automatic. To claim it, your W-8BEN needs a</w:t>
+      </w:r>
+      <w:r>
+        <w:t xml:space="preserve"> </w:t>
+      </w:r>
+      <w:r>
+        <w:rPr>
+          <w:bCs/>
+          <w:b/>
+        </w:rPr>
+        <w:t xml:space="preserve">foreign</w:t>
+      </w:r>
+      <w:r>
+        <w:rPr>
+          <w:bCs/>
+          <w:b/>
+        </w:rPr>
+        <w:t xml:space="preserve"> </w:t>
+      </w:r>
+      <w:r>
+        <w:rPr>
+          <w:bCs/>
+          <w:b/>
+        </w:rPr>
+        <w:t xml:space="preserve">taxpayer identification number</w:t>
+      </w:r>
+      <w:r>
+        <w:t xml:space="preserve"> </w:t>
+      </w:r>
+      <w:r>
+        <w:t xml:space="preserve">and an explicit treaty claim referencing the</w:t>
+      </w:r>
+      <w:r>
+        <w:t xml:space="preserve"> </w:t>
+      </w:r>
+      <w:r>
+        <w:t xml:space="preserve">relevant treaty article. Skip that step, even by accident, and you default to</w:t>
+      </w:r>
+      <w:r>
+        <w:t xml:space="preserve"> </w:t>
+      </w:r>
+      <w:r>
+        <w:t xml:space="preserve">the full 30% withholding regardless of what your country’s treaty actually</w:t>
+      </w:r>
+      <w:r>
+        <w:t xml:space="preserve"> </w:t>
+      </w:r>
+      <w:r>
+        <w:t xml:space="preserve">allows.</w:t>
+      </w:r>
+    </w:p>
+    <w:p>
+      <w:pPr>
+        <w:pStyle w:val="KeyTakeaway"/>
+      </w:pPr>
+      <w:r>
+        <w:rPr>
+          <w:bCs/>
+          <w:b/>
+        </w:rPr>
+        <w:t xml:space="preserve">Key takeaway:</w:t>
+      </w:r>
+      <w:r>
+        <w:t xml:space="preserve"> </w:t>
+      </w:r>
+      <w:r>
+        <w:t xml:space="preserve">Treaty rates and eligibility genuinely vary by country and</w:t>
+      </w:r>
+      <w:r>
+        <w:t xml:space="preserve"> </w:t>
+      </w:r>
+      <w:r>
+        <w:t xml:space="preserve">change over time — this book won’t guess a number for your specific</w:t>
+      </w:r>
+      <w:r>
+        <w:t xml:space="preserve"> </w:t>
+      </w:r>
+      <w:r>
+        <w:t xml:space="preserve">situation. Look up your country’s current entry in the US Tax Treaty tables</w:t>
+      </w:r>
+      <w:r>
+        <w:t xml:space="preserve"> </w:t>
+      </w:r>
+      <w:r>
+        <w:t xml:space="preserve">(or ask an accountant who handles cross-border royalty income)</w:t>
+      </w:r>
+      <w:r>
+        <w:t xml:space="preserve"> </w:t>
+      </w:r>
+      <w:r>
+        <w:rPr>
+          <w:iCs/>
+          <w:i/>
+        </w:rPr>
+        <w:t xml:space="preserve">before</w:t>
+      </w:r>
+      <w:r>
+        <w:t xml:space="preserve"> </w:t>
+      </w:r>
+      <w:r>
+        <w:t xml:space="preserve">your</w:t>
+      </w:r>
+      <w:r>
+        <w:t xml:space="preserve"> </w:t>
+      </w:r>
+      <w:r>
+        <w:t xml:space="preserve">first sale, get whatever foreign tax ID the treaty claim requires, and</w:t>
+      </w:r>
+      <w:r>
+        <w:t xml:space="preserve"> </w:t>
+      </w:r>
+      <w:r>
+        <w:t xml:space="preserve">complete the W-8BEN correctly the first time. Fixing an incorrect tax</w:t>
+      </w:r>
+      <w:r>
+        <w:t xml:space="preserve"> </w:t>
+      </w:r>
+      <w:r>
+        <w:t xml:space="preserve">interview after the fact is entirely possible but slower than doing it right</w:t>
+      </w:r>
+      <w:r>
+        <w:t xml:space="preserve"> </w:t>
+      </w:r>
+      <w:r>
+        <w:t xml:space="preserve">before you need it.</w:t>
+      </w:r>
+    </w:p>
+    <w:p>
+      <w:pPr>
+        <w:pStyle w:val="BodyText"/>
+      </w:pPr>
+      <w:r>
+        <w:t xml:space="preserve">If a required taxpayer ID takes time to obtain in your country, start that</w:t>
+      </w:r>
+      <w:r>
+        <w:t xml:space="preserve"> </w:t>
+      </w:r>
+      <w:r>
+        <w:t xml:space="preserve">process as early as possible — ideally before you expect your first payment</w:t>
+      </w:r>
+      <w:r>
+        <w:t xml:space="preserve"> </w:t>
+      </w:r>
+      <w:r>
+        <w:t xml:space="preserve">— rather than discovering the delay when a payment is already held up.</w:t>
+      </w:r>
+    </w:p>
+    <w:bookmarkEnd w:id="100"/>
+    <w:bookmarkStart w:id="101" w:name="how-and-when-youre-actually-paid"/>
+    <w:p>
+      <w:pPr>
+        <w:pStyle w:val="Heading3"/>
+      </w:pPr>
+      <w:r>
+        <w:t xml:space="preserve">How and when you’re actually paid</w:t>
+      </w:r>
+    </w:p>
+    <w:p>
+      <w:pPr>
+        <w:pStyle w:val="FirstParagraph"/>
+      </w:pPr>
+      <w:r>
+        <w:t xml:space="preserve">KDP pays royalties by direct deposit (or check, where direct deposit isn’t</w:t>
+      </w:r>
+      <w:r>
+        <w:t xml:space="preserve"> </w:t>
+      </w:r>
+      <w:r>
+        <w:t xml:space="preserve">available for your country/currency), roughly</w:t>
+      </w:r>
+      <w:r>
+        <w:t xml:space="preserve"> </w:t>
+      </w:r>
+      <w:r>
+        <w:rPr>
+          <w:bCs/>
+          <w:b/>
+        </w:rPr>
+        <w:t xml:space="preserve">60 days after the month in</w:t>
+      </w:r>
+      <w:r>
+        <w:rPr>
+          <w:bCs/>
+          <w:b/>
+        </w:rPr>
+        <w:t xml:space="preserve"> </w:t>
+      </w:r>
+      <w:r>
+        <w:rPr>
+          <w:bCs/>
+          <w:b/>
+        </w:rPr>
+        <w:t xml:space="preserve">which the royalty was earned closes</w:t>
+      </w:r>
+      <w:r>
+        <w:t xml:space="preserve"> </w:t>
+      </w:r>
+      <w:r>
+        <w:t xml:space="preserve">— a February sale is typically paid</w:t>
+      </w:r>
+      <w:r>
+        <w:t xml:space="preserve"> </w:t>
+      </w:r>
+      <w:r>
+        <w:t xml:space="preserve">around the end of April, not immediately. Payment also requires your</w:t>
+      </w:r>
+      <w:r>
+        <w:t xml:space="preserve"> </w:t>
+      </w:r>
+      <w:r>
+        <w:t xml:space="preserve">accumulated royalty balance to clear a</w:t>
+      </w:r>
+      <w:r>
+        <w:t xml:space="preserve"> </w:t>
+      </w:r>
+      <w:r>
+        <w:rPr>
+          <w:bCs/>
+          <w:b/>
+        </w:rPr>
+        <w:t xml:space="preserve">minimum threshold</w:t>
+      </w:r>
+      <w:r>
+        <w:t xml:space="preserve">, which varies by</w:t>
+      </w:r>
+      <w:r>
+        <w:t xml:space="preserve"> </w:t>
+      </w:r>
+      <w:r>
+        <w:t xml:space="preserve">currency and payment method; check your own Payment settings inside KDP for</w:t>
+      </w:r>
+      <w:r>
+        <w:t xml:space="preserve"> </w:t>
+      </w:r>
+      <w:r>
+        <w:t xml:space="preserve">the current number rather than relying on a fixed figure here, since these</w:t>
+      </w:r>
+      <w:r>
+        <w:t xml:space="preserve"> </w:t>
+      </w:r>
+      <w:r>
+        <w:t xml:space="preserve">thresholds are exactly the kind of detail that changes without much</w:t>
+      </w:r>
+      <w:r>
+        <w:t xml:space="preserve"> </w:t>
+      </w:r>
+      <w:r>
+        <w:t xml:space="preserve">announcement.</w:t>
+      </w:r>
+    </w:p>
+    <w:bookmarkEnd w:id="101"/>
+    <w:bookmarkStart w:id="102" w:name="Xb24afdb1e516cdcb1246e20916c5fbfa51c9b43"/>
+    <w:p>
+      <w:pPr>
+        <w:pStyle w:val="Heading3"/>
+      </w:pPr>
+      <w:r>
+        <w:t xml:space="preserve">Reading your reports without confusing yourself</w:t>
+      </w:r>
+    </w:p>
+    <w:p>
+      <w:pPr>
+        <w:pStyle w:val="FirstParagraph"/>
+      </w:pPr>
+      <w:r>
+        <w:t xml:space="preserve">KDP gives you three different views of your own money, and new authors</w:t>
+      </w:r>
+      <w:r>
+        <w:t xml:space="preserve"> </w:t>
+      </w:r>
+      <w:r>
+        <w:t xml:space="preserve">frequently compare the wrong two against each other:</w:t>
+      </w:r>
+    </w:p>
+    <w:p>
+      <w:pPr>
+        <w:numPr>
+          <w:ilvl w:val="0"/>
+          <w:numId w:val="1017"/>
+        </w:numPr>
+        <w:pStyle w:val="Compact"/>
+      </w:pPr>
+      <w:r>
+        <w:rPr>
+          <w:bCs/>
+          <w:b/>
+        </w:rPr>
+        <w:t xml:space="preserve">Sales Dashboard</w:t>
+      </w:r>
+      <w:r>
+        <w:t xml:space="preserve"> </w:t>
+      </w:r>
+      <w:r>
+        <w:t xml:space="preserve">— near-real-time,</w:t>
+      </w:r>
+      <w:r>
+        <w:t xml:space="preserve"> </w:t>
+      </w:r>
+      <w:r>
+        <w:rPr>
+          <w:bCs/>
+          <w:b/>
+        </w:rPr>
+        <w:t xml:space="preserve">estimated</w:t>
+      </w:r>
+      <w:r>
+        <w:t xml:space="preserve"> </w:t>
+      </w:r>
+      <w:r>
+        <w:t xml:space="preserve">units and royalties.</w:t>
+      </w:r>
+      <w:r>
+        <w:t xml:space="preserve"> </w:t>
+      </w:r>
+      <w:r>
+        <w:t xml:space="preserve">Useful for watching a launch unfold; not the final number.</w:t>
+      </w:r>
+    </w:p>
+    <w:p>
+      <w:pPr>
+        <w:numPr>
+          <w:ilvl w:val="0"/>
+          <w:numId w:val="1017"/>
+        </w:numPr>
+        <w:pStyle w:val="Compact"/>
+      </w:pPr>
+      <w:r>
+        <w:rPr>
+          <w:bCs/>
+          <w:b/>
+        </w:rPr>
+        <w:t xml:space="preserve">Prior Months’ Royalties report</w:t>
+      </w:r>
+      <w:r>
+        <w:t xml:space="preserve"> </w:t>
+      </w:r>
+      <w:r>
+        <w:t xml:space="preserve">— the</w:t>
+      </w:r>
+      <w:r>
+        <w:t xml:space="preserve"> </w:t>
+      </w:r>
+      <w:r>
+        <w:rPr>
+          <w:bCs/>
+          <w:b/>
+        </w:rPr>
+        <w:t xml:space="preserve">finalized</w:t>
+      </w:r>
+      <w:r>
+        <w:t xml:space="preserve"> </w:t>
+      </w:r>
+      <w:r>
+        <w:t xml:space="preserve">figures for a</w:t>
+      </w:r>
+      <w:r>
+        <w:t xml:space="preserve"> </w:t>
+      </w:r>
+      <w:r>
+        <w:t xml:space="preserve">closed month, after returns and any KENP fund rate is set. This is the</w:t>
+      </w:r>
+      <w:r>
+        <w:t xml:space="preserve"> </w:t>
+      </w:r>
+      <w:r>
+        <w:t xml:space="preserve">number that will actually match what gets paid.</w:t>
+      </w:r>
+    </w:p>
+    <w:p>
+      <w:pPr>
+        <w:numPr>
+          <w:ilvl w:val="0"/>
+          <w:numId w:val="1017"/>
+        </w:numPr>
+        <w:pStyle w:val="Compact"/>
+      </w:pPr>
+      <w:r>
+        <w:rPr>
+          <w:bCs/>
+          <w:b/>
+        </w:rPr>
+        <w:t xml:space="preserve">Payments report</w:t>
+      </w:r>
+      <w:r>
+        <w:t xml:space="preserve"> </w:t>
+      </w:r>
+      <w:r>
+        <w:t xml:space="preserve">— the actual disbursements made to your bank account,</w:t>
+      </w:r>
+      <w:r>
+        <w:t xml:space="preserve"> </w:t>
+      </w:r>
+      <w:r>
+        <w:t xml:space="preserve">which lag the royalty-earned month by the ~60-day delay above.</w:t>
+      </w:r>
+    </w:p>
+    <w:p>
+      <w:pPr>
+        <w:pStyle w:val="FirstParagraph"/>
+      </w:pPr>
+      <w:r>
+        <w:t xml:space="preserve">Expect the Sales Dashboard’s running estimate and the eventual finalized</w:t>
+      </w:r>
+      <w:r>
+        <w:t xml:space="preserve"> </w:t>
+      </w:r>
+      <w:r>
+        <w:t xml:space="preserve">monthly report to differ slightly — that’s normal, not an error, and it’s</w:t>
+      </w:r>
+      <w:r>
+        <w:t xml:space="preserve"> </w:t>
+      </w:r>
+      <w:r>
+        <w:t xml:space="preserve">exactly why the finalized report, not the live dashboard, is the number to</w:t>
+      </w:r>
+      <w:r>
+        <w:t xml:space="preserve"> </w:t>
+      </w:r>
+      <w:r>
+        <w:t xml:space="preserve">use for any real accounting.</w:t>
+      </w:r>
+    </w:p>
+    <w:bookmarkEnd w:id="102"/>
+    <w:bookmarkStart w:id="103" w:name="treat-it-like-the-business-it-is"/>
+    <w:p>
+      <w:pPr>
+        <w:pStyle w:val="Heading3"/>
+      </w:pPr>
+      <w:r>
+        <w:t xml:space="preserve">Treat it like the business it is</w:t>
+      </w:r>
+    </w:p>
+    <w:p>
+      <w:pPr>
+        <w:pStyle w:val="FirstParagraph"/>
+      </w:pPr>
+      <w:r>
+        <w:t xml:space="preserve">Once money is actually moving, a little bookkeeping discipline pays for</w:t>
+      </w:r>
+      <w:r>
+        <w:t xml:space="preserve"> </w:t>
+      </w:r>
+      <w:r>
+        <w:t xml:space="preserve">itself: keep records of every business expense (editing, cover design, ads,</w:t>
+      </w:r>
+      <w:r>
+        <w:t xml:space="preserve"> </w:t>
+      </w:r>
+      <w:r>
+        <w:t xml:space="preserve">any software or service subscriptions) against your royalty income, and</w:t>
+      </w:r>
+      <w:r>
+        <w:t xml:space="preserve"> </w:t>
+      </w:r>
+      <w:r>
+        <w:t xml:space="preserve">consider a dedicated bank account once revenue is more than trivial, purely</w:t>
+      </w:r>
+      <w:r>
+        <w:t xml:space="preserve"> </w:t>
+      </w:r>
+      <w:r>
+        <w:t xml:space="preserve">to keep the paper trail clean. Whether self-published royalty income counts</w:t>
+      </w:r>
+      <w:r>
+        <w:t xml:space="preserve"> </w:t>
+      </w:r>
+      <w:r>
+        <w:t xml:space="preserve">as self-employment income or passive royalty income for tax purposes is a</w:t>
+      </w:r>
+      <w:r>
+        <w:t xml:space="preserve"> </w:t>
+      </w:r>
+      <w:r>
+        <w:t xml:space="preserve">real, fact-specific question in a number of jurisdictions — it typically</w:t>
+      </w:r>
+      <w:r>
+        <w:t xml:space="preserve"> </w:t>
+      </w:r>
+      <w:r>
+        <w:t xml:space="preserve">depends on how regularly and actively you’re engaged in the business of</w:t>
+      </w:r>
+      <w:r>
+        <w:t xml:space="preserve"> </w:t>
+      </w:r>
+      <w:r>
+        <w:t xml:space="preserve">writing and publishing, not just on the fact that</w:t>
+      </w:r>
+      <w:r>
+        <w:t xml:space="preserve"> </w:t>
+      </w:r>
+      <w:r>
+        <w:t xml:space="preserve">“</w:t>
+      </w:r>
+      <w:r>
+        <w:t xml:space="preserve">royalty</w:t>
+      </w:r>
+      <w:r>
+        <w:t xml:space="preserve">”</w:t>
+      </w:r>
+      <w:r>
+        <w:t xml:space="preserve"> </w:t>
+      </w:r>
+      <w:r>
+        <w:t xml:space="preserve">is in the name —</w:t>
+      </w:r>
+      <w:r>
+        <w:t xml:space="preserve"> </w:t>
+      </w:r>
+      <w:r>
+        <w:t xml:space="preserve">and it materially affects which expenses are deductible and whether</w:t>
+      </w:r>
+      <w:r>
+        <w:t xml:space="preserve"> </w:t>
+      </w:r>
+      <w:r>
+        <w:t xml:space="preserve">self-employment-type tax applies. This is exactly the kind of question worth</w:t>
+      </w:r>
+      <w:r>
+        <w:t xml:space="preserve"> </w:t>
+      </w:r>
+      <w:r>
+        <w:t xml:space="preserve">a genuine conversation with an accountant familiar with creative or royalty</w:t>
+      </w:r>
+      <w:r>
+        <w:t xml:space="preserve"> </w:t>
+      </w:r>
+      <w:r>
+        <w:t xml:space="preserve">income once you’re earning enough for the distinction to matter, rather than</w:t>
+      </w:r>
+      <w:r>
+        <w:t xml:space="preserve"> </w:t>
+      </w:r>
+      <w:r>
+        <w:t xml:space="preserve">a guess from a general-purpose guide like this one.</w:t>
+      </w:r>
+    </w:p>
+    <w:bookmarkEnd w:id="103"/>
+    <w:bookmarkEnd w:id="104"/>
+    <w:bookmarkStart w:id="111" w:name="chapter-12-kdp-select-vs.-going-wide"/>
+    <w:p>
+      <w:pPr>
+        <w:pStyle w:val="Heading2"/>
+      </w:pPr>
+      <w:r>
+        <w:t xml:space="preserve">Chapter 12: KDP Select vs. Going Wide</w:t>
+      </w:r>
+    </w:p>
+    <w:p>
+      <w:pPr>
+        <w:pStyle w:val="FirstParagraph"/>
+      </w:pPr>
+      <w:r>
+        <w:t xml:space="preserve">Once a book is written, formatted, priced, and ready to launch, you face one</w:t>
+      </w:r>
+      <w:r>
+        <w:t xml:space="preserve"> </w:t>
+      </w:r>
+      <w:r>
+        <w:t xml:space="preserve">more structural decision: does the ebook live on Amazon exclusively, or</w:t>
+      </w:r>
+      <w:r>
+        <w:t xml:space="preserve"> </w:t>
+      </w:r>
+      <w:r>
+        <w:t xml:space="preserve">everywhere at once? Neither answer is universally correct, and the honest</w:t>
+      </w:r>
+      <w:r>
+        <w:t xml:space="preserve"> </w:t>
+      </w:r>
+      <w:r>
+        <w:t xml:space="preserve">version of this chapter is that it depends heavily on your genre and your</w:t>
+      </w:r>
+      <w:r>
+        <w:t xml:space="preserve"> </w:t>
+      </w:r>
+      <w:r>
+        <w:t xml:space="preserve">specific readers.</w:t>
+      </w:r>
+    </w:p>
+    <w:bookmarkStart w:id="105" w:name="X9a2790796af4b7b05f5f31f640b3ff9bf4b47ce"/>
+    <w:p>
+      <w:pPr>
+        <w:pStyle w:val="Heading3"/>
+      </w:pPr>
+      <w:r>
+        <w:t xml:space="preserve">What Select actually asks for, and what it gives back</w:t>
+      </w:r>
+    </w:p>
+    <w:p>
+      <w:pPr>
+        <w:pStyle w:val="FirstParagraph"/>
+      </w:pPr>
+      <w:r>
+        <w:t xml:space="preserve">Enrolling an ebook in</w:t>
+      </w:r>
+      <w:r>
+        <w:t xml:space="preserve"> </w:t>
+      </w:r>
+      <w:r>
+        <w:rPr>
+          <w:bCs/>
+          <w:b/>
+        </w:rPr>
+        <w:t xml:space="preserve">KDP Select</w:t>
+      </w:r>
+      <w:r>
+        <w:t xml:space="preserve"> </w:t>
+      </w:r>
+      <w:r>
+        <w:t xml:space="preserve">commits it to a rolling</w:t>
+      </w:r>
+      <w:r>
+        <w:t xml:space="preserve"> </w:t>
+      </w:r>
+      <w:r>
+        <w:rPr>
+          <w:bCs/>
+          <w:b/>
+        </w:rPr>
+        <w:t xml:space="preserve">90-day</w:t>
+      </w:r>
+      <w:r>
+        <w:rPr>
+          <w:bCs/>
+          <w:b/>
+        </w:rPr>
+        <w:t xml:space="preserve"> </w:t>
+      </w:r>
+      <w:r>
+        <w:rPr>
+          <w:bCs/>
+          <w:b/>
+        </w:rPr>
+        <w:t xml:space="preserve">exclusivity period</w:t>
+      </w:r>
+      <w:r>
+        <w:t xml:space="preserve">: for that ebook edition specifically, it can only be</w:t>
+      </w:r>
+      <w:r>
+        <w:t xml:space="preserve"> </w:t>
+      </w:r>
+      <w:r>
+        <w:t xml:space="preserve">sold as an ebook through Amazon — not Apple Books, Kobo, or anywhere else.</w:t>
+      </w:r>
+      <w:r>
+        <w:t xml:space="preserve"> </w:t>
+      </w:r>
+      <w:r>
+        <w:t xml:space="preserve">This restriction applies to the</w:t>
+      </w:r>
+      <w:r>
+        <w:t xml:space="preserve"> </w:t>
+      </w:r>
+      <w:r>
+        <w:rPr>
+          <w:bCs/>
+          <w:b/>
+        </w:rPr>
+        <w:t xml:space="preserve">digital edition only</w:t>
+      </w:r>
+      <w:r>
+        <w:t xml:space="preserve">; a paperback or</w:t>
+      </w:r>
+      <w:r>
+        <w:t xml:space="preserve"> </w:t>
+      </w:r>
+      <w:r>
+        <w:t xml:space="preserve">hardcover edition of the same book is entirely unaffected and can be sold</w:t>
+      </w:r>
+      <w:r>
+        <w:t xml:space="preserve"> </w:t>
+      </w:r>
+      <w:r>
+        <w:t xml:space="preserve">anywhere regardless of your Select enrollment. In exchange, Select unlocks:</w:t>
+      </w:r>
+    </w:p>
+    <w:p>
+      <w:pPr>
+        <w:numPr>
+          <w:ilvl w:val="0"/>
+          <w:numId w:val="1018"/>
+        </w:numPr>
+        <w:pStyle w:val="Compact"/>
+      </w:pPr>
+      <w:r>
+        <w:rPr>
+          <w:bCs/>
+          <w:b/>
+        </w:rPr>
+        <w:t xml:space="preserve">Kindle Unlimited / Kindle Owners’ Lending Library page-read income</w:t>
+      </w:r>
+      <w:r>
+        <w:t xml:space="preserve"> </w:t>
+      </w:r>
+      <w:r>
+        <w:t xml:space="preserve">(Chapter 2’s KENP mechanics) — for some genres, this is not a minor bonus</w:t>
+      </w:r>
+      <w:r>
+        <w:t xml:space="preserve"> </w:t>
+      </w:r>
+      <w:r>
+        <w:t xml:space="preserve">but the majority of total revenue.</w:t>
+      </w:r>
+    </w:p>
+    <w:p>
+      <w:pPr>
+        <w:numPr>
+          <w:ilvl w:val="0"/>
+          <w:numId w:val="1018"/>
+        </w:numPr>
+        <w:pStyle w:val="Compact"/>
+      </w:pPr>
+      <w:r>
+        <w:rPr>
+          <w:bCs/>
+          <w:b/>
+        </w:rPr>
         <w:t xml:space="preserve">Free Book Promotions</w:t>
       </w:r>
       <w:r>
@@ -9823,8 +10591,8 @@
         <w:t xml:space="preserve">forgetting the renewal date exists.</w:t>
       </w:r>
     </w:p>
-    <w:bookmarkEnd w:id="101"/>
-    <w:bookmarkStart w:id="105" w:name="what-going-wide-gets-you-instead"/>
+    <w:bookmarkEnd w:id="105"/>
+    <w:bookmarkStart w:id="109" w:name="what-going-wide-gets-you-instead"/>
     <w:p>
       <w:pPr>
         <w:pStyle w:val="Heading3"/>
@@ -9948,18 +10716,18 @@
           <wp:inline>
             <wp:extent cx="4013200" cy="3761178"/>
             <wp:effectExtent b="0" l="0" r="0" t="0"/>
-            <wp:docPr descr="" title="" id="103" name="Picture"/>
+            <wp:docPr descr="" title="" id="107" name="Picture"/>
             <a:graphic>
               <a:graphicData uri="http://schemas.openxmlformats.org/drawingml/2006/picture">
                 <pic:pic>
                   <pic:nvPicPr>
-                    <pic:cNvPr descr="figures/fig12_select_vs_wide.png" id="104" name="Picture"/>
+                    <pic:cNvPr descr="figures/fig12_select_vs_wide.png" id="108" name="Picture"/>
                     <pic:cNvPicPr>
                       <a:picLocks noChangeArrowheads="1" noChangeAspect="1"/>
                     </pic:cNvPicPr>
                   </pic:nvPicPr>
                   <pic:blipFill>
-                    <a:blip r:embed="rId102"/>
+                    <a:blip r:embed="rId106"/>
                     <a:stretch>
                       <a:fillRect/>
                     </a:stretch>
@@ -10016,8 +10784,8 @@
         <w:t xml:space="preserve">a genre-wide generalization.</w:t>
       </w:r>
     </w:p>
-    <w:bookmarkEnd w:id="105"/>
-    <w:bookmarkStart w:id="106" w:name="choosing-without-guessing"/>
+    <w:bookmarkEnd w:id="109"/>
+    <w:bookmarkStart w:id="110" w:name="choosing-without-guessing"/>
     <w:p>
       <w:pPr>
         <w:pStyle w:val="Heading3"/>
@@ -10127,9 +10895,9 @@
         <w:t xml:space="preserve">why testing one real term beats assuming either way.</w:t>
       </w:r>
     </w:p>
-    <w:bookmarkEnd w:id="106"/>
-    <w:bookmarkEnd w:id="107"/>
-    <w:bookmarkStart w:id="116" w:name="chapter-13-avoiding-the-traps"/>
+    <w:bookmarkEnd w:id="110"/>
+    <w:bookmarkEnd w:id="111"/>
+    <w:bookmarkStart w:id="120" w:name="chapter-13-avoiding-the-traps"/>
     <w:p>
       <w:pPr>
         <w:pStyle w:val="Heading2"/>
@@ -10182,7 +10950,7 @@
         <w:t xml:space="preserve">doesn’t.</w:t>
       </w:r>
     </w:p>
-    <w:bookmarkStart w:id="108" w:name="vanity-and-predatory-hybrid-publishers"/>
+    <w:bookmarkStart w:id="112" w:name="vanity-and-predatory-hybrid-publishers"/>
     <w:p>
       <w:pPr>
         <w:pStyle w:val="Heading3"/>
@@ -10227,7 +10995,7 @@
       <w:pPr>
         <w:numPr>
           <w:ilvl w:val="0"/>
-          <w:numId w:val="1017"/>
+          <w:numId w:val="1019"/>
         </w:numPr>
         <w:pStyle w:val="Compact"/>
       </w:pPr>
@@ -10279,7 +11047,7 @@
       <w:pPr>
         <w:numPr>
           <w:ilvl w:val="0"/>
-          <w:numId w:val="1017"/>
+          <w:numId w:val="1019"/>
         </w:numPr>
         <w:pStyle w:val="Compact"/>
       </w:pPr>
@@ -10307,7 +11075,7 @@
       <w:pPr>
         <w:numPr>
           <w:ilvl w:val="0"/>
-          <w:numId w:val="1017"/>
+          <w:numId w:val="1019"/>
         </w:numPr>
         <w:pStyle w:val="Compact"/>
       </w:pPr>
@@ -10462,8 +11230,8 @@
         <w:t xml:space="preserve">instantly. A predatory hybrid publisher’s answer is deliberately vague.</w:t>
       </w:r>
     </w:p>
-    <w:bookmarkEnd w:id="108"/>
-    <w:bookmarkStart w:id="109" w:name="fake-reviews-and-rank-manipulation"/>
+    <w:bookmarkEnd w:id="112"/>
+    <w:bookmarkStart w:id="113" w:name="fake-reviews-and-rank-manipulation"/>
     <w:p>
       <w:pPr>
         <w:pStyle w:val="Heading3"/>
@@ -10588,8 +11356,8 @@
         <w:t xml:space="preserve">downside risk.</w:t>
       </w:r>
     </w:p>
-    <w:bookmarkEnd w:id="109"/>
-    <w:bookmarkStart w:id="110" w:name="ai-content-flooding"/>
+    <w:bookmarkEnd w:id="113"/>
+    <w:bookmarkStart w:id="114" w:name="ai-content-flooding"/>
     <w:p>
       <w:pPr>
         <w:pStyle w:val="Heading3"/>
@@ -10666,8 +11434,8 @@
         <w:t xml:space="preserve">”</w:t>
       </w:r>
     </w:p>
-    <w:bookmarkEnd w:id="110"/>
-    <w:bookmarkStart w:id="114" w:name="copyright-and-licensing-traps"/>
+    <w:bookmarkEnd w:id="114"/>
+    <w:bookmarkStart w:id="118" w:name="copyright-and-licensing-traps"/>
     <w:p>
       <w:pPr>
         <w:pStyle w:val="Heading3"/>
@@ -10778,18 +11546,18 @@
           <wp:inline>
             <wp:extent cx="4013200" cy="3371696"/>
             <wp:effectExtent b="0" l="0" r="0" t="0"/>
-            <wp:docPr descr="" title="" id="112" name="Picture"/>
+            <wp:docPr descr="" title="" id="116" name="Picture"/>
             <a:graphic>
               <a:graphicData uri="http://schemas.openxmlformats.org/drawingml/2006/picture">
                 <pic:pic>
                   <pic:nvPicPr>
-                    <pic:cNvPr descr="figures/fig13_red_flags.png" id="113" name="Picture"/>
+                    <pic:cNvPr descr="figures/fig13_red_flags.png" id="117" name="Picture"/>
                     <pic:cNvPicPr>
                       <a:picLocks noChangeArrowheads="1" noChangeAspect="1"/>
                     </pic:cNvPicPr>
                   </pic:nvPicPr>
                   <pic:blipFill>
-                    <a:blip r:embed="rId111"/>
+                    <a:blip r:embed="rId115"/>
                     <a:stretch>
                       <a:fillRect/>
                     </a:stretch>
@@ -10858,8 +11626,8 @@
         <w:t xml:space="preserve">your favor.</w:t>
       </w:r>
     </w:p>
-    <w:bookmarkEnd w:id="114"/>
-    <w:bookmarkStart w:id="115" w:name="X65e863de229a6fa8fe003fa9ba19edbdf74109c"/>
+    <w:bookmarkEnd w:id="118"/>
+    <w:bookmarkStart w:id="119" w:name="X65e863de229a6fa8fe003fa9ba19edbdf74109c"/>
     <w:p>
       <w:pPr>
         <w:pStyle w:val="Heading3"/>
@@ -10960,10 +11728,10 @@
         <w:t xml:space="preserve">attached. Often, it is.</w:t>
       </w:r>
     </w:p>
-    <w:bookmarkEnd w:id="115"/>
-    <w:bookmarkEnd w:id="116"/>
-    <w:bookmarkEnd w:id="117"/>
-    <w:bookmarkStart w:id="136" w:name="part-v-playing-the-long-game"/>
+    <w:bookmarkEnd w:id="119"/>
+    <w:bookmarkEnd w:id="120"/>
+    <w:bookmarkEnd w:id="121"/>
+    <w:bookmarkStart w:id="141" w:name="part-v-playing-the-long-game"/>
     <w:p>
       <w:pPr>
         <w:pStyle w:val="Heading1"/>
@@ -10972,7 +11740,7 @@
         <w:t xml:space="preserve">Part V — Playing the Long Game</w:t>
       </w:r>
     </w:p>
-    <w:bookmarkStart w:id="123" w:name="chapter-14-from-one-book-to-a-catalog"/>
+    <w:bookmarkStart w:id="128" w:name="chapter-14-from-one-book-to-a-catalog"/>
     <w:p>
       <w:pPr>
         <w:pStyle w:val="Heading2"/>
@@ -11026,7 +11794,7 @@
         <w:t xml:space="preserve">already in the catalog, not just its own.</w:t>
       </w:r>
     </w:p>
-    <w:bookmarkStart w:id="121" w:name="X2510e9c2be7d23f1b9e0fba598f214f9df463db"/>
+    <w:bookmarkStart w:id="125" w:name="X2510e9c2be7d23f1b9e0fba598f214f9df463db"/>
     <w:p>
       <w:pPr>
         <w:pStyle w:val="Heading3"/>
@@ -11390,18 +12158,18 @@
           <wp:inline>
             <wp:extent cx="4013200" cy="2578974"/>
             <wp:effectExtent b="0" l="0" r="0" t="0"/>
-            <wp:docPr descr="" title="" id="119" name="Picture"/>
+            <wp:docPr descr="" title="" id="123" name="Picture"/>
             <a:graphic>
               <a:graphicData uri="http://schemas.openxmlformats.org/drawingml/2006/picture">
                 <pic:pic>
                   <pic:nvPicPr>
-                    <pic:cNvPr descr="figures/fig14_catalog_compounding.png" id="120" name="Picture"/>
+                    <pic:cNvPr descr="figures/fig14_catalog_compounding.png" id="124" name="Picture"/>
                     <pic:cNvPicPr>
                       <a:picLocks noChangeArrowheads="1" noChangeAspect="1"/>
                     </pic:cNvPicPr>
                   </pic:nvPicPr>
                   <pic:blipFill>
-                    <a:blip r:embed="rId118"/>
+                    <a:blip r:embed="rId122"/>
                     <a:stretch>
                       <a:fillRect/>
                     </a:stretch>
@@ -11470,8 +12238,8 @@
         <w:t xml:space="preserve">and consistency of output.</w:t>
       </w:r>
     </w:p>
-    <w:bookmarkEnd w:id="121"/>
-    <w:bookmarkStart w:id="122" w:name="bundles-and-an-owned-audience"/>
+    <w:bookmarkEnd w:id="125"/>
+    <w:bookmarkStart w:id="126" w:name="bundles-and-an-owned-audience"/>
     <w:p>
       <w:pPr>
         <w:pStyle w:val="Heading3"/>
@@ -11498,7 +12266,7 @@
       <w:pPr>
         <w:numPr>
           <w:ilvl w:val="0"/>
-          <w:numId w:val="1018"/>
+          <w:numId w:val="1020"/>
         </w:numPr>
         <w:pStyle w:val="Compact"/>
       </w:pPr>
@@ -11544,7 +12312,7 @@
       <w:pPr>
         <w:numPr>
           <w:ilvl w:val="0"/>
-          <w:numId w:val="1018"/>
+          <w:numId w:val="1020"/>
         </w:numPr>
         <w:pStyle w:val="Compact"/>
       </w:pPr>
@@ -11595,15 +12363,14 @@
         <w:t xml:space="preserve">platform changing its rules on you.</w:t>
       </w:r>
     </w:p>
-    <w:bookmarkEnd w:id="122"/>
-    <w:bookmarkEnd w:id="123"/>
-    <w:bookmarkStart w:id="128" w:name="chapter-15-a-realistic-first-year-plan"/>
-    <w:p>
-      <w:pPr>
-        <w:pStyle w:val="Heading2"/>
-      </w:pPr>
-      <w:r>
-        <w:t xml:space="preserve">Chapter 15: A Realistic First-Year Plan</w:t>
+    <w:bookmarkEnd w:id="126"/>
+    <w:bookmarkStart w:id="127" w:name="X42aa8be4745e43ff9c7b38a9680b83ae9be35c8"/>
+    <w:p>
+      <w:pPr>
+        <w:pStyle w:val="Heading3"/>
+      </w:pPr>
+      <w:r>
+        <w:t xml:space="preserve">A second format, mostly for free: audiobooks</w:t>
       </w:r>
     </w:p>
     <w:p>
@@ -11611,152 +12378,80 @@
         <w:pStyle w:val="FirstParagraph"/>
       </w:pPr>
       <w:r>
-        <w:t xml:space="preserve">This book opened with a promise to show its arithmetic, including the</w:t>
-      </w:r>
-      <w:r>
-        <w:t xml:space="preserve"> </w:t>
-      </w:r>
-      <w:r>
-        <w:t xml:space="preserve">unflattering parts. Here is the unflattering part: self-publishing income is</w:t>
-      </w:r>
-      <w:r>
-        <w:t xml:space="preserve"> </w:t>
-      </w:r>
-      <w:r>
-        <w:t xml:space="preserve">a</w:t>
-      </w:r>
-      <w:r>
-        <w:t xml:space="preserve"> </w:t>
-      </w:r>
-      <w:r>
-        <w:rPr>
-          <w:bCs/>
-          <w:b/>
-        </w:rPr>
-        <w:t xml:space="preserve">power law</w:t>
-      </w:r>
-      <w:r>
-        <w:t xml:space="preserve">, not a bell curve. A small share of books and authors earn</w:t>
-      </w:r>
-      <w:r>
-        <w:t xml:space="preserve"> </w:t>
-      </w:r>
-      <w:r>
-        <w:t xml:space="preserve">very well; a large share earn modestly or barely cover their production</w:t>
-      </w:r>
-      <w:r>
-        <w:t xml:space="preserve"> </w:t>
-      </w:r>
-      <w:r>
-        <w:t xml:space="preserve">costs; very few outcomes land neatly in between. Nothing in this book changes</w:t>
-      </w:r>
-      <w:r>
-        <w:t xml:space="preserve"> </w:t>
-      </w:r>
-      <w:r>
-        <w:t xml:space="preserve">that distribution — what it changes is your odds of landing in the better</w:t>
-      </w:r>
-      <w:r>
-        <w:t xml:space="preserve"> </w:t>
-      </w:r>
-      <w:r>
-        <w:t xml:space="preserve">half of it, by doing the specific, checkable things (real editing, honest</w:t>
-      </w:r>
-      <w:r>
-        <w:t xml:space="preserve"> </w:t>
-      </w:r>
-      <w:r>
-        <w:t xml:space="preserve">launch coordination, correct categories and keywords, disciplined ad</w:t>
-      </w:r>
-      <w:r>
-        <w:t xml:space="preserve"> </w:t>
-      </w:r>
-      <w:r>
-        <w:t xml:space="preserve">spending, a catalog instead of a single bet) that separate a professionally</w:t>
-      </w:r>
-      <w:r>
-        <w:t xml:space="preserve"> </w:t>
-      </w:r>
-      <w:r>
-        <w:t xml:space="preserve">run small business from a hopeful one-off.</w:t>
-      </w:r>
-    </w:p>
-    <w:p>
-      <w:pPr>
-        <w:pStyle w:val="KeyTakeaway"/>
-      </w:pPr>
-      <w:r>
-        <w:rPr>
-          <w:bCs/>
-          <w:b/>
-        </w:rPr>
-        <w:t xml:space="preserve">Key takeaway:</w:t>
-      </w:r>
-      <w:r>
-        <w:t xml:space="preserve"> </w:t>
-      </w:r>
-      <w:r>
-        <w:t xml:space="preserve">Treat your first book as tuition, not a lottery ticket.</w:t>
-      </w:r>
-      <w:r>
-        <w:t xml:space="preserve"> </w:t>
-      </w:r>
-      <w:r>
-        <w:t xml:space="preserve">Its most valuable output may not be its own royalty check — it may be</w:t>
-      </w:r>
-      <w:r>
-        <w:t xml:space="preserve"> </w:t>
-      </w:r>
-      <w:r>
-        <w:t xml:space="preserve">everything you learn about your category, your readers, and your own process,</w:t>
-      </w:r>
-      <w:r>
-        <w:t xml:space="preserve"> </w:t>
-      </w:r>
-      <w:r>
-        <w:t xml:space="preserve">which book two then gets to apply at a fraction of the effort. That’s not a</w:t>
-      </w:r>
-      <w:r>
-        <w:t xml:space="preserve"> </w:t>
-      </w:r>
-      <w:r>
-        <w:t xml:space="preserve">consolation prize; it’s exactly how the compounding in Chapter 14 gets</w:t>
-      </w:r>
-      <w:r>
-        <w:t xml:space="preserve"> </w:t>
-      </w:r>
-      <w:r>
-        <w:t xml:space="preserve">started.</w:t>
-      </w:r>
-    </w:p>
-    <w:bookmarkStart w:id="127" w:name="a-month-by-month-shape-for-a-first-book"/>
-    <w:p>
-      <w:pPr>
-        <w:pStyle w:val="Heading3"/>
-      </w:pPr>
-      <w:r>
-        <w:t xml:space="preserve">A month-by-month shape for a first book</w:t>
-      </w:r>
-    </w:p>
-    <w:p>
-      <w:pPr>
-        <w:pStyle w:val="FirstParagraph"/>
-      </w:pPr>
-      <w:r>
-        <w:t xml:space="preserve">Every catalog’s real timeline will vary, but a reasonable default shape,</w:t>
-      </w:r>
-      <w:r>
-        <w:t xml:space="preserve"> </w:t>
-      </w:r>
-      <w:r>
-        <w:t xml:space="preserve">tying every earlier chapter together:</w:t>
+        <w:t xml:space="preserve">There’s a third format beyond ebook and print, and it extends a catalog the</w:t>
+      </w:r>
+      <w:r>
+        <w:t xml:space="preserve"> </w:t>
+      </w:r>
+      <w:r>
+        <w:t xml:space="preserve">same way bundles and an email list do: almost all of its cost is paid once,</w:t>
+      </w:r>
+      <w:r>
+        <w:t xml:space="preserve"> </w:t>
+      </w:r>
+      <w:r>
+        <w:t xml:space="preserve">against content that already exists.</w:t>
+      </w:r>
+      <w:r>
+        <w:t xml:space="preserve"> </w:t>
+      </w:r>
+      <w:r>
+        <w:rPr>
+          <w:bCs/>
+          <w:b/>
+        </w:rPr>
+        <w:t xml:space="preserve">ACX</w:t>
+      </w:r>
+      <w:r>
+        <w:t xml:space="preserve"> </w:t>
+      </w:r>
+      <w:r>
+        <w:t xml:space="preserve">(Audiobook Creation Exchange)</w:t>
+      </w:r>
+      <w:r>
+        <w:t xml:space="preserve"> </w:t>
+      </w:r>
+      <w:r>
+        <w:t xml:space="preserve">is Amazon’s audiobook platform, producing for Audible, Amazon, and iTunes</w:t>
+      </w:r>
+      <w:r>
+        <w:t xml:space="preserve"> </w:t>
+      </w:r>
+      <w:r>
+        <w:t xml:space="preserve">from one submission — the audio equivalent of KDP itself.</w:t>
+      </w:r>
+    </w:p>
+    <w:p>
+      <w:pPr>
+        <w:pStyle w:val="BodyText"/>
+      </w:pPr>
+      <w:r>
+        <w:rPr>
+          <w:bCs/>
+          <w:b/>
+        </w:rPr>
+        <w:t xml:space="preserve">Three ways to get a finished audiobook, at three very different price</w:t>
+      </w:r>
+      <w:r>
+        <w:rPr>
+          <w:bCs/>
+          <w:b/>
+        </w:rPr>
+        <w:t xml:space="preserve"> </w:t>
+      </w:r>
+      <w:r>
+        <w:rPr>
+          <w:bCs/>
+          <w:b/>
+        </w:rPr>
+        <w:t xml:space="preserve">points:</w:t>
       </w:r>
     </w:p>
     <w:p>
       <w:pPr>
         <w:numPr>
           <w:ilvl w:val="0"/>
-          <w:numId w:val="1019"/>
+          <w:numId w:val="1021"/>
         </w:numPr>
         <w:pStyle w:val="Compact"/>
       </w:pPr>
@@ -11765,32 +12460,44 @@
           <w:bCs/>
           <w:b/>
         </w:rPr>
-        <w:t xml:space="preserve">Months 1–2 — Write and research (Chapters 1, 3).</w:t>
-      </w:r>
-      <w:r>
-        <w:t xml:space="preserve"> </w:t>
-      </w:r>
-      <w:r>
-        <w:t xml:space="preserve">Confirm the category</w:t>
-      </w:r>
-      <w:r>
-        <w:t xml:space="preserve"> </w:t>
-      </w:r>
-      <w:r>
-        <w:t xml:space="preserve">and audience against real Amazon signals before finishing the draft, not</w:t>
-      </w:r>
-      <w:r>
-        <w:t xml:space="preserve"> </w:t>
-      </w:r>
-      <w:r>
-        <w:t xml:space="preserve">after.</w:t>
+        <w:t xml:space="preserve">Narrate it yourself.</w:t>
+      </w:r>
+      <w:r>
+        <w:t xml:space="preserve"> </w:t>
+      </w:r>
+      <w:r>
+        <w:t xml:space="preserve">Zero cost beyond your own time and reasonably</w:t>
+      </w:r>
+      <w:r>
+        <w:t xml:space="preserve"> </w:t>
+      </w:r>
+      <w:r>
+        <w:t xml:space="preserve">decent recording equipment. A real option for nonfiction in particular, if</w:t>
+      </w:r>
+      <w:r>
+        <w:t xml:space="preserve"> </w:t>
+      </w:r>
+      <w:r>
+        <w:t xml:space="preserve">the author has a clear, listenable voice — readers of a how-to guide are</w:t>
+      </w:r>
+      <w:r>
+        <w:t xml:space="preserve"> </w:t>
+      </w:r>
+      <w:r>
+        <w:t xml:space="preserve">often buying the author’s judgment as much as the words, and hearing it in</w:t>
+      </w:r>
+      <w:r>
+        <w:t xml:space="preserve"> </w:t>
+      </w:r>
+      <w:r>
+        <w:t xml:space="preserve">their own voice is not a downgrade.</w:t>
       </w:r>
     </w:p>
     <w:p>
       <w:pPr>
         <w:numPr>
           <w:ilvl w:val="0"/>
-          <w:numId w:val="1019"/>
+          <w:numId w:val="1021"/>
         </w:numPr>
         <w:pStyle w:val="Compact"/>
       </w:pPr>
@@ -11799,32 +12506,50 @@
           <w:bCs/>
           <w:b/>
         </w:rPr>
-        <w:t xml:space="preserve">Month 3 — Revise, design, recruit (Chapters 4, 6, 9).</w:t>
-      </w:r>
-      <w:r>
-        <w:t xml:space="preserve"> </w:t>
-      </w:r>
-      <w:r>
-        <w:t xml:space="preserve">Run your editing</w:t>
-      </w:r>
-      <w:r>
-        <w:t xml:space="preserve"> </w:t>
-      </w:r>
-      <w:r>
-        <w:t xml:space="preserve">passes, commission or finalize the cover, and open ARC-team recruitment</w:t>
-      </w:r>
-      <w:r>
-        <w:t xml:space="preserve"> </w:t>
-      </w:r>
-      <w:r>
-        <w:t xml:space="preserve">early enough for readers to actually finish the book before launch.</w:t>
+        <w:t xml:space="preserve">Royalty share with a narrator.</w:t>
+      </w:r>
+      <w:r>
+        <w:t xml:space="preserve"> </w:t>
+      </w:r>
+      <w:r>
+        <w:t xml:space="preserve">No upfront cash — the narrator is paid</w:t>
+      </w:r>
+      <w:r>
+        <w:t xml:space="preserve"> </w:t>
+      </w:r>
+      <w:r>
+        <w:t xml:space="preserve">out of future royalties instead of a fee, typically splitting close to</w:t>
+      </w:r>
+      <w:r>
+        <w:t xml:space="preserve"> </w:t>
+      </w:r>
+      <w:r>
+        <w:t xml:space="preserve">evenly with the rights holder. This is the standard route for an author</w:t>
+      </w:r>
+      <w:r>
+        <w:t xml:space="preserve"> </w:t>
+      </w:r>
+      <w:r>
+        <w:t xml:space="preserve">with no production budget but a book (or catalog) with a real chance of</w:t>
+      </w:r>
+      <w:r>
+        <w:t xml:space="preserve"> </w:t>
+      </w:r>
+      <w:r>
+        <w:t xml:space="preserve">actually selling, since a narrator taking a royalty-share deal is, in</w:t>
+      </w:r>
+      <w:r>
+        <w:t xml:space="preserve"> </w:t>
+      </w:r>
+      <w:r>
+        <w:t xml:space="preserve">effect, betting on the book too.</w:t>
       </w:r>
     </w:p>
     <w:p>
       <w:pPr>
         <w:numPr>
           <w:ilvl w:val="0"/>
-          <w:numId w:val="1019"/>
+          <w:numId w:val="1021"/>
         </w:numPr>
         <w:pStyle w:val="Compact"/>
       </w:pPr>
@@ -11833,38 +12558,550 @@
           <w:bCs/>
           <w:b/>
         </w:rPr>
-        <w:t xml:space="preserve">Month 4 — Format, list, launch (Chapters 5, 7, 8, 9).</w:t>
-      </w:r>
-      <w:r>
-        <w:t xml:space="preserve"> </w:t>
-      </w:r>
-      <w:r>
-        <w:t xml:space="preserve">Format for the</w:t>
-      </w:r>
-      <w:r>
-        <w:t xml:space="preserve"> </w:t>
-      </w:r>
-      <w:r>
-        <w:t xml:space="preserve">correct output(s), set categories and keywords deliberately, price with</w:t>
-      </w:r>
-      <w:r>
-        <w:t xml:space="preserve"> </w:t>
-      </w:r>
-      <w:r>
-        <w:t xml:space="preserve">intent, and concentrate your launch-week activity rather than spreading it</w:t>
-      </w:r>
-      <w:r>
-        <w:t xml:space="preserve"> </w:t>
-      </w:r>
-      <w:r>
-        <w:t xml:space="preserve">thin.</w:t>
+        <w:t xml:space="preserve">Pay-per-finished-hour (PFH).</w:t>
+      </w:r>
+      <w:r>
+        <w:t xml:space="preserve"> </w:t>
+      </w:r>
+      <w:r>
+        <w:t xml:space="preserve">A professional narrator, paid a flat fee</w:t>
+      </w:r>
+      <w:r>
+        <w:t xml:space="preserve"> </w:t>
+      </w:r>
+      <w:r>
+        <w:t xml:space="preserve">for each finished hour of audio — commonly several hundred dollars per</w:t>
+      </w:r>
+      <w:r>
+        <w:t xml:space="preserve"> </w:t>
+      </w:r>
+      <w:r>
+        <w:t xml:space="preserve">hour, which puts a full-length audiobook’s upfront cost in the</w:t>
+      </w:r>
+      <w:r>
+        <w:t xml:space="preserve"> </w:t>
+      </w:r>
+      <w:r>
+        <w:t xml:space="preserve">low-to-mid thousands. You keep the full royalty going forward; you also</w:t>
+      </w:r>
+      <w:r>
+        <w:t xml:space="preserve"> </w:t>
+      </w:r>
+      <w:r>
+        <w:t xml:space="preserve">carry the entire financial risk if the audiobook doesn’t earn it back.</w:t>
+      </w:r>
+    </w:p>
+    <w:p>
+      <w:pPr>
+        <w:pStyle w:val="FirstParagraph"/>
+      </w:pPr>
+      <w:r>
+        <w:rPr>
+          <w:bCs/>
+          <w:b/>
+        </w:rPr>
+        <w:t xml:space="preserve">A newer, fourth option</w:t>
+      </w:r>
+      <w:r>
+        <w:t xml:space="preserve">: Amazon has been rolling out</w:t>
+      </w:r>
+      <w:r>
+        <w:t xml:space="preserve"> </w:t>
+      </w:r>
+      <w:r>
+        <w:rPr>
+          <w:bCs/>
+          <w:b/>
+        </w:rPr>
+        <w:t xml:space="preserve">AI-narrated</w:t>
+      </w:r>
+      <w:r>
+        <w:rPr>
+          <w:bCs/>
+          <w:b/>
+        </w:rPr>
+        <w:t xml:space="preserve"> </w:t>
+      </w:r>
+      <w:r>
+        <w:rPr>
+          <w:bCs/>
+          <w:b/>
+        </w:rPr>
+        <w:t xml:space="preserve">(</w:t>
+      </w:r>
+      <w:r>
+        <w:rPr>
+          <w:bCs/>
+          <w:b/>
+        </w:rPr>
+        <w:t xml:space="preserve">“</w:t>
+      </w:r>
+      <w:r>
+        <w:rPr>
+          <w:bCs/>
+          <w:b/>
+        </w:rPr>
+        <w:t xml:space="preserve">Virtual Voice</w:t>
+      </w:r>
+      <w:r>
+        <w:rPr>
+          <w:bCs/>
+          <w:b/>
+        </w:rPr>
+        <w:t xml:space="preserve">”</w:t>
+      </w:r>
+      <w:r>
+        <w:rPr>
+          <w:bCs/>
+          <w:b/>
+        </w:rPr>
+        <w:t xml:space="preserve">) audiobooks</w:t>
+      </w:r>
+      <w:r>
+        <w:t xml:space="preserve"> </w:t>
+      </w:r>
+      <w:r>
+        <w:t xml:space="preserve">directly through KDP for eligible titles, at</w:t>
+      </w:r>
+      <w:r>
+        <w:t xml:space="preserve"> </w:t>
+      </w:r>
+      <w:r>
+        <w:t xml:space="preserve">little to no cost — a real, current alternative to the three routes above</w:t>
+      </w:r>
+      <w:r>
+        <w:t xml:space="preserve"> </w:t>
+      </w:r>
+      <w:r>
+        <w:t xml:space="preserve">for an author testing whether their book’s audience wants audio at all</w:t>
+      </w:r>
+      <w:r>
+        <w:t xml:space="preserve"> </w:t>
+      </w:r>
+      <w:r>
+        <w:t xml:space="preserve">before committing real money to it. Eligibility, available voices, and</w:t>
+      </w:r>
+      <w:r>
+        <w:t xml:space="preserve"> </w:t>
+      </w:r>
+      <w:r>
+        <w:t xml:space="preserve">quality have been moving targets since this feature launched; check your</w:t>
+      </w:r>
+      <w:r>
+        <w:t xml:space="preserve"> </w:t>
+      </w:r>
+      <w:r>
+        <w:t xml:space="preserve">own KDP dashboard for what’s actually offered before assuming it works the</w:t>
+      </w:r>
+      <w:r>
+        <w:t xml:space="preserve"> </w:t>
+      </w:r>
+      <w:r>
+        <w:t xml:space="preserve">way an older article describes.</w:t>
+      </w:r>
+    </w:p>
+    <w:p>
+      <w:pPr>
+        <w:pStyle w:val="WorkedExample"/>
+      </w:pPr>
+      <w:r>
+        <w:rPr>
+          <w:bCs/>
+          <w:b/>
+        </w:rPr>
+        <w:t xml:space="preserve">Worked example.</w:t>
+      </w:r>
+      <w:r>
+        <w:t xml:space="preserve"> </w:t>
+      </w:r>
+      <w:r>
+        <w:t xml:space="preserve">A pay-per-finished-hour audiobook running 6 finished</w:t>
+      </w:r>
+      <w:r>
+        <w:t xml:space="preserve"> </w:t>
+      </w:r>
+      <w:r>
+        <w:t xml:space="preserve">hours at $300/hour costs</w:t>
+      </w:r>
+      <w:r>
+        <w:t xml:space="preserve"> </w:t>
+      </w:r>
+      <w:r>
+        <w:rPr>
+          <w:bCs/>
+          <w:b/>
+        </w:rPr>
+        <w:t xml:space="preserve">$1,800</w:t>
+      </w:r>
+      <w:r>
+        <w:t xml:space="preserve"> </w:t>
+      </w:r>
+      <w:r>
+        <w:t xml:space="preserve">upfront, fully owned by the author</w:t>
+      </w:r>
+      <w:r>
+        <w:t xml:space="preserve"> </w:t>
+      </w:r>
+      <w:r>
+        <w:t xml:space="preserve">afterward. The same book via royalty share costs</w:t>
+      </w:r>
+      <w:r>
+        <w:t xml:space="preserve"> </w:t>
+      </w:r>
+      <w:r>
+        <w:rPr>
+          <w:bCs/>
+          <w:b/>
+        </w:rPr>
+        <w:t xml:space="preserve">$0</w:t>
+      </w:r>
+      <w:r>
+        <w:t xml:space="preserve"> </w:t>
+      </w:r>
+      <w:r>
+        <w:t xml:space="preserve">upfront, but every</w:t>
+      </w:r>
+      <w:r>
+        <w:t xml:space="preserve"> </w:t>
+      </w:r>
+      <w:r>
+        <w:t xml:space="preserve">future audiobook royalty is split with the narrator, indefinitely. Neither</w:t>
+      </w:r>
+      <w:r>
+        <w:t xml:space="preserve"> </w:t>
+      </w:r>
+      <w:r>
+        <w:t xml:space="preserve">choice is simply</w:t>
+      </w:r>
+      <w:r>
+        <w:t xml:space="preserve"> </w:t>
+      </w:r>
+      <w:r>
+        <w:t xml:space="preserve">“</w:t>
+      </w:r>
+      <w:r>
+        <w:t xml:space="preserve">better</w:t>
+      </w:r>
+      <w:r>
+        <w:t xml:space="preserve">”</w:t>
+      </w:r>
+      <w:r>
+        <w:t xml:space="preserve"> </w:t>
+      </w:r>
+      <w:r>
+        <w:t xml:space="preserve">— PFH is the better bet for a book with proven</w:t>
+      </w:r>
+      <w:r>
+        <w:t xml:space="preserve"> </w:t>
+      </w:r>
+      <w:r>
+        <w:t xml:space="preserve">sales already (Chapters 2 and 15 show you how to tell); royalty share is</w:t>
+      </w:r>
+      <w:r>
+        <w:t xml:space="preserve"> </w:t>
+      </w:r>
+      <w:r>
+        <w:t xml:space="preserve">the better bet for a first audiobook on an unproven title, since it caps</w:t>
+      </w:r>
+      <w:r>
+        <w:t xml:space="preserve"> </w:t>
+      </w:r>
+      <w:r>
+        <w:t xml:space="preserve">the downside at zero.</w:t>
+      </w:r>
+    </w:p>
+    <w:p>
+      <w:pPr>
+        <w:pStyle w:val="BodyText"/>
+      </w:pPr>
+      <w:r>
+        <w:t xml:space="preserve">Exclusivity works the same trade-off shape as KDP Select (Chapter 12): ACX</w:t>
+      </w:r>
+      <w:r>
+        <w:t xml:space="preserve"> </w:t>
+      </w:r>
+      <w:r>
+        <w:t xml:space="preserve">offers a meaningfully higher royalty rate for audiobooks distributed</w:t>
+      </w:r>
+      <w:r>
+        <w:t xml:space="preserve"> </w:t>
+      </w:r>
+      <w:r>
+        <w:rPr>
+          <w:bCs/>
+          <w:b/>
+        </w:rPr>
+        <w:t xml:space="preserve">exclusively</w:t>
+      </w:r>
+      <w:r>
+        <w:t xml:space="preserve"> </w:t>
+      </w:r>
+      <w:r>
+        <w:t xml:space="preserve">through Audible, Amazon, and iTunes, against a lower rate</w:t>
+      </w:r>
+      <w:r>
+        <w:t xml:space="preserve"> </w:t>
+      </w:r>
+      <w:r>
+        <w:t xml:space="preserve">for</w:t>
+      </w:r>
+      <w:r>
+        <w:t xml:space="preserve"> </w:t>
+      </w:r>
+      <w:r>
+        <w:rPr>
+          <w:bCs/>
+          <w:b/>
+        </w:rPr>
+        <w:t xml:space="preserve">non-exclusive</w:t>
+      </w:r>
+      <w:r>
+        <w:t xml:space="preserve"> </w:t>
+      </w:r>
+      <w:r>
+        <w:t xml:space="preserve">distribution that also reaches other audiobook</w:t>
+      </w:r>
+      <w:r>
+        <w:t xml:space="preserve"> </w:t>
+      </w:r>
+      <w:r>
+        <w:t xml:space="preserve">retailers and library platforms. Check ACX’s current royalty table before</w:t>
+      </w:r>
+      <w:r>
+        <w:t xml:space="preserve"> </w:t>
+      </w:r>
+      <w:r>
+        <w:t xml:space="preserve">committing — like every rate in this book, it’s a real number that changes</w:t>
+      </w:r>
+      <w:r>
+        <w:t xml:space="preserve"> </w:t>
+      </w:r>
+      <w:r>
+        <w:t xml:space="preserve">over time, not a fixed constant.</w:t>
+      </w:r>
+    </w:p>
+    <w:p>
+      <w:pPr>
+        <w:pStyle w:val="BodyText"/>
+      </w:pPr>
+      <w:r>
+        <w:t xml:space="preserve">Not every book belongs in audio. A book that leans on charts, worked</w:t>
+      </w:r>
+      <w:r>
+        <w:t xml:space="preserve"> </w:t>
+      </w:r>
+      <w:r>
+        <w:t xml:space="preserve">numerical examples, or anything the reader needs to</w:t>
+      </w:r>
+      <w:r>
+        <w:t xml:space="preserve"> </w:t>
+      </w:r>
+      <w:r>
+        <w:rPr>
+          <w:iCs/>
+          <w:i/>
+        </w:rPr>
+        <w:t xml:space="preserve">see</w:t>
+      </w:r>
+      <w:r>
+        <w:t xml:space="preserve"> </w:t>
+      </w:r>
+      <w:r>
+        <w:t xml:space="preserve">translates</w:t>
+      </w:r>
+      <w:r>
+        <w:t xml:space="preserve"> </w:t>
+      </w:r>
+      <w:r>
+        <w:t xml:space="preserve">poorly to a listen-only format — this book’s own royalty-cliff chart and</w:t>
+      </w:r>
+      <w:r>
+        <w:t xml:space="preserve"> </w:t>
+      </w:r>
+      <w:r>
+        <w:t xml:space="preserve">break-even ACOS math, read aloud with no image to look at, would be a</w:t>
+      </w:r>
+      <w:r>
+        <w:t xml:space="preserve"> </w:t>
+      </w:r>
+      <w:r>
+        <w:t xml:space="preserve">worse experience than the page version, not an equal one. A narrative</w:t>
+      </w:r>
+      <w:r>
+        <w:t xml:space="preserve"> </w:t>
+      </w:r>
+      <w:r>
+        <w:t xml:space="preserve">nonfiction book, a memoir, or a novel has no such problem. Know which kind</w:t>
+      </w:r>
+      <w:r>
+        <w:t xml:space="preserve"> </w:t>
+      </w:r>
+      <w:r>
+        <w:t xml:space="preserve">of book you’ve written before assuming audio is the obvious next format.</w:t>
+      </w:r>
+    </w:p>
+    <w:bookmarkEnd w:id="127"/>
+    <w:bookmarkEnd w:id="128"/>
+    <w:bookmarkStart w:id="133" w:name="chapter-15-a-realistic-first-year-plan"/>
+    <w:p>
+      <w:pPr>
+        <w:pStyle w:val="Heading2"/>
+      </w:pPr>
+      <w:r>
+        <w:t xml:space="preserve">Chapter 15: A Realistic First-Year Plan</w:t>
+      </w:r>
+    </w:p>
+    <w:p>
+      <w:pPr>
+        <w:pStyle w:val="FirstParagraph"/>
+      </w:pPr>
+      <w:r>
+        <w:t xml:space="preserve">This book opened with a promise to show its arithmetic, including the</w:t>
+      </w:r>
+      <w:r>
+        <w:t xml:space="preserve"> </w:t>
+      </w:r>
+      <w:r>
+        <w:t xml:space="preserve">unflattering parts. Here is the unflattering part: self-publishing income is</w:t>
+      </w:r>
+      <w:r>
+        <w:t xml:space="preserve"> </w:t>
+      </w:r>
+      <w:r>
+        <w:t xml:space="preserve">a</w:t>
+      </w:r>
+      <w:r>
+        <w:t xml:space="preserve"> </w:t>
+      </w:r>
+      <w:r>
+        <w:rPr>
+          <w:bCs/>
+          <w:b/>
+        </w:rPr>
+        <w:t xml:space="preserve">power law</w:t>
+      </w:r>
+      <w:r>
+        <w:t xml:space="preserve">, not a bell curve. A small share of books and authors earn</w:t>
+      </w:r>
+      <w:r>
+        <w:t xml:space="preserve"> </w:t>
+      </w:r>
+      <w:r>
+        <w:t xml:space="preserve">very well; a large share earn modestly or barely cover their production</w:t>
+      </w:r>
+      <w:r>
+        <w:t xml:space="preserve"> </w:t>
+      </w:r>
+      <w:r>
+        <w:t xml:space="preserve">costs; very few outcomes land neatly in between. Nothing in this book changes</w:t>
+      </w:r>
+      <w:r>
+        <w:t xml:space="preserve"> </w:t>
+      </w:r>
+      <w:r>
+        <w:t xml:space="preserve">that distribution — what it changes is your odds of landing in the better</w:t>
+      </w:r>
+      <w:r>
+        <w:t xml:space="preserve"> </w:t>
+      </w:r>
+      <w:r>
+        <w:t xml:space="preserve">half of it, by doing the specific, checkable things (real editing, honest</w:t>
+      </w:r>
+      <w:r>
+        <w:t xml:space="preserve"> </w:t>
+      </w:r>
+      <w:r>
+        <w:t xml:space="preserve">launch coordination, correct categories and keywords, disciplined ad</w:t>
+      </w:r>
+      <w:r>
+        <w:t xml:space="preserve"> </w:t>
+      </w:r>
+      <w:r>
+        <w:t xml:space="preserve">spending, a catalog instead of a single bet) that separate a professionally</w:t>
+      </w:r>
+      <w:r>
+        <w:t xml:space="preserve"> </w:t>
+      </w:r>
+      <w:r>
+        <w:t xml:space="preserve">run small business from a hopeful one-off.</w:t>
+      </w:r>
+    </w:p>
+    <w:p>
+      <w:pPr>
+        <w:pStyle w:val="KeyTakeaway"/>
+      </w:pPr>
+      <w:r>
+        <w:rPr>
+          <w:bCs/>
+          <w:b/>
+        </w:rPr>
+        <w:t xml:space="preserve">Key takeaway:</w:t>
+      </w:r>
+      <w:r>
+        <w:t xml:space="preserve"> </w:t>
+      </w:r>
+      <w:r>
+        <w:t xml:space="preserve">Treat your first book as tuition, not a lottery ticket.</w:t>
+      </w:r>
+      <w:r>
+        <w:t xml:space="preserve"> </w:t>
+      </w:r>
+      <w:r>
+        <w:t xml:space="preserve">Its most valuable output may not be its own royalty check — it may be</w:t>
+      </w:r>
+      <w:r>
+        <w:t xml:space="preserve"> </w:t>
+      </w:r>
+      <w:r>
+        <w:t xml:space="preserve">everything you learn about your category, your readers, and your own process,</w:t>
+      </w:r>
+      <w:r>
+        <w:t xml:space="preserve"> </w:t>
+      </w:r>
+      <w:r>
+        <w:t xml:space="preserve">which book two then gets to apply at a fraction of the effort. That’s not a</w:t>
+      </w:r>
+      <w:r>
+        <w:t xml:space="preserve"> </w:t>
+      </w:r>
+      <w:r>
+        <w:t xml:space="preserve">consolation prize; it’s exactly how the compounding in Chapter 14 gets</w:t>
+      </w:r>
+      <w:r>
+        <w:t xml:space="preserve"> </w:t>
+      </w:r>
+      <w:r>
+        <w:t xml:space="preserve">started.</w:t>
+      </w:r>
+    </w:p>
+    <w:bookmarkStart w:id="132" w:name="a-month-by-month-shape-for-a-first-book"/>
+    <w:p>
+      <w:pPr>
+        <w:pStyle w:val="Heading3"/>
+      </w:pPr>
+      <w:r>
+        <w:t xml:space="preserve">A month-by-month shape for a first book</w:t>
+      </w:r>
+    </w:p>
+    <w:p>
+      <w:pPr>
+        <w:pStyle w:val="FirstParagraph"/>
+      </w:pPr>
+      <w:r>
+        <w:t xml:space="preserve">Every catalog’s real timeline will vary, but a reasonable default shape,</w:t>
+      </w:r>
+      <w:r>
+        <w:t xml:space="preserve"> </w:t>
+      </w:r>
+      <w:r>
+        <w:t xml:space="preserve">tying every earlier chapter together:</w:t>
       </w:r>
     </w:p>
     <w:p>
       <w:pPr>
         <w:numPr>
           <w:ilvl w:val="0"/>
-          <w:numId w:val="1019"/>
+          <w:numId w:val="1022"/>
         </w:numPr>
         <w:pStyle w:val="Compact"/>
       </w:pPr>
@@ -11873,52 +13110,160 @@
           <w:bCs/>
           <w:b/>
         </w:rPr>
-        <w:t xml:space="preserve">Months 5–6 — Read the data, adjust, decide on ads (Chapters 10, 11,</w:t>
-      </w:r>
-      <w:r>
-        <w:rPr>
-          <w:bCs/>
-          <w:b/>
-        </w:rPr>
-        <w:t xml:space="preserve"> </w:t>
-      </w:r>
-      <w:r>
-        <w:rPr>
-          <w:bCs/>
-          <w:b/>
-        </w:rPr>
-        <w:t xml:space="preserve">12).</w:t>
-      </w:r>
-      <w:r>
-        <w:t xml:space="preserve"> </w:t>
-      </w:r>
-      <w:r>
-        <w:t xml:space="preserve">Start (or continue) advertising with real break-even math, read your</w:t>
-      </w:r>
-      <w:r>
-        <w:t xml:space="preserve"> </w:t>
-      </w:r>
-      <w:r>
-        <w:t xml:space="preserve">first finalized royalty report rather than the running estimate, and make</w:t>
-      </w:r>
-      <w:r>
-        <w:t xml:space="preserve"> </w:t>
-      </w:r>
-      <w:r>
-        <w:t xml:space="preserve">your first informed KDP Select renewal decision from actual page-read</w:t>
-      </w:r>
-      <w:r>
-        <w:t xml:space="preserve"> </w:t>
-      </w:r>
-      <w:r>
-        <w:t xml:space="preserve">numbers.</w:t>
+        <w:t xml:space="preserve">Months 1–2 — Write and research (Chapters 1, 3).</w:t>
+      </w:r>
+      <w:r>
+        <w:t xml:space="preserve"> </w:t>
+      </w:r>
+      <w:r>
+        <w:t xml:space="preserve">Confirm the category</w:t>
+      </w:r>
+      <w:r>
+        <w:t xml:space="preserve"> </w:t>
+      </w:r>
+      <w:r>
+        <w:t xml:space="preserve">and audience against real Amazon signals before finishing the draft, not</w:t>
+      </w:r>
+      <w:r>
+        <w:t xml:space="preserve"> </w:t>
+      </w:r>
+      <w:r>
+        <w:t xml:space="preserve">after.</w:t>
       </w:r>
     </w:p>
     <w:p>
       <w:pPr>
         <w:numPr>
           <w:ilvl w:val="0"/>
-          <w:numId w:val="1019"/>
+          <w:numId w:val="1022"/>
+        </w:numPr>
+        <w:pStyle w:val="Compact"/>
+      </w:pPr>
+      <w:r>
+        <w:rPr>
+          <w:bCs/>
+          <w:b/>
+        </w:rPr>
+        <w:t xml:space="preserve">Month 3 — Revise, design, recruit (Chapters 4, 6, 9).</w:t>
+      </w:r>
+      <w:r>
+        <w:t xml:space="preserve"> </w:t>
+      </w:r>
+      <w:r>
+        <w:t xml:space="preserve">Run your editing</w:t>
+      </w:r>
+      <w:r>
+        <w:t xml:space="preserve"> </w:t>
+      </w:r>
+      <w:r>
+        <w:t xml:space="preserve">passes, commission or finalize the cover, and open ARC-team recruitment</w:t>
+      </w:r>
+      <w:r>
+        <w:t xml:space="preserve"> </w:t>
+      </w:r>
+      <w:r>
+        <w:t xml:space="preserve">early enough for readers to actually finish the book before launch.</w:t>
+      </w:r>
+    </w:p>
+    <w:p>
+      <w:pPr>
+        <w:numPr>
+          <w:ilvl w:val="0"/>
+          <w:numId w:val="1022"/>
+        </w:numPr>
+        <w:pStyle w:val="Compact"/>
+      </w:pPr>
+      <w:r>
+        <w:rPr>
+          <w:bCs/>
+          <w:b/>
+        </w:rPr>
+        <w:t xml:space="preserve">Month 4 — Format, list, launch (Chapters 5, 7, 8, 9).</w:t>
+      </w:r>
+      <w:r>
+        <w:t xml:space="preserve"> </w:t>
+      </w:r>
+      <w:r>
+        <w:t xml:space="preserve">Format for the</w:t>
+      </w:r>
+      <w:r>
+        <w:t xml:space="preserve"> </w:t>
+      </w:r>
+      <w:r>
+        <w:t xml:space="preserve">correct output(s), set categories and keywords deliberately, price with</w:t>
+      </w:r>
+      <w:r>
+        <w:t xml:space="preserve"> </w:t>
+      </w:r>
+      <w:r>
+        <w:t xml:space="preserve">intent, and concentrate your launch-week activity rather than spreading it</w:t>
+      </w:r>
+      <w:r>
+        <w:t xml:space="preserve"> </w:t>
+      </w:r>
+      <w:r>
+        <w:t xml:space="preserve">thin.</w:t>
+      </w:r>
+    </w:p>
+    <w:p>
+      <w:pPr>
+        <w:numPr>
+          <w:ilvl w:val="0"/>
+          <w:numId w:val="1022"/>
+        </w:numPr>
+        <w:pStyle w:val="Compact"/>
+      </w:pPr>
+      <w:r>
+        <w:rPr>
+          <w:bCs/>
+          <w:b/>
+        </w:rPr>
+        <w:t xml:space="preserve">Months 5–6 — Read the data, adjust, decide on ads (Chapters 10, 11,</w:t>
+      </w:r>
+      <w:r>
+        <w:rPr>
+          <w:bCs/>
+          <w:b/>
+        </w:rPr>
+        <w:t xml:space="preserve"> </w:t>
+      </w:r>
+      <w:r>
+        <w:rPr>
+          <w:bCs/>
+          <w:b/>
+        </w:rPr>
+        <w:t xml:space="preserve">12).</w:t>
+      </w:r>
+      <w:r>
+        <w:t xml:space="preserve"> </w:t>
+      </w:r>
+      <w:r>
+        <w:t xml:space="preserve">Start (or continue) advertising with real break-even math, read your</w:t>
+      </w:r>
+      <w:r>
+        <w:t xml:space="preserve"> </w:t>
+      </w:r>
+      <w:r>
+        <w:t xml:space="preserve">first finalized royalty report rather than the running estimate, and make</w:t>
+      </w:r>
+      <w:r>
+        <w:t xml:space="preserve"> </w:t>
+      </w:r>
+      <w:r>
+        <w:t xml:space="preserve">your first informed KDP Select renewal decision from actual page-read</w:t>
+      </w:r>
+      <w:r>
+        <w:t xml:space="preserve"> </w:t>
+      </w:r>
+      <w:r>
+        <w:t xml:space="preserve">numbers.</w:t>
+      </w:r>
+    </w:p>
+    <w:p>
+      <w:pPr>
+        <w:numPr>
+          <w:ilvl w:val="0"/>
+          <w:numId w:val="1022"/>
         </w:numPr>
         <w:pStyle w:val="Compact"/>
       </w:pPr>
@@ -11977,18 +13322,18 @@
           <wp:inline>
             <wp:extent cx="4013200" cy="1921471"/>
             <wp:effectExtent b="0" l="0" r="0" t="0"/>
-            <wp:docPr descr="" title="" id="125" name="Picture"/>
+            <wp:docPr descr="" title="" id="130" name="Picture"/>
             <a:graphic>
               <a:graphicData uri="http://schemas.openxmlformats.org/drawingml/2006/picture">
                 <pic:pic>
                   <pic:nvPicPr>
-                    <pic:cNvPr descr="figures/fig15_first_year_roadmap.png" id="126" name="Picture"/>
+                    <pic:cNvPr descr="figures/fig15_first_year_roadmap.png" id="131" name="Picture"/>
                     <pic:cNvPicPr>
                       <a:picLocks noChangeArrowheads="1" noChangeAspect="1"/>
                     </pic:cNvPicPr>
                   </pic:nvPicPr>
                   <pic:blipFill>
-                    <a:blip r:embed="rId124"/>
+                    <a:blip r:embed="rId129"/>
                     <a:stretch>
                       <a:fillRect/>
                     </a:stretch>
@@ -12083,9 +13428,9 @@
         <w:t xml:space="preserve">and having become a self-publisher.</w:t>
       </w:r>
     </w:p>
-    <w:bookmarkEnd w:id="127"/>
-    <w:bookmarkEnd w:id="128"/>
-    <w:bookmarkStart w:id="129" w:name="appendix-a-the-one-page-launch-checklist"/>
+    <w:bookmarkEnd w:id="132"/>
+    <w:bookmarkEnd w:id="133"/>
+    <w:bookmarkStart w:id="134" w:name="appendix-a-the-one-page-launch-checklist"/>
     <w:p>
       <w:pPr>
         <w:pStyle w:val="Heading2"/>
@@ -12366,8 +13711,8 @@
         <w:t xml:space="preserve">one (Chapter 10)</w:t>
       </w:r>
     </w:p>
-    <w:bookmarkEnd w:id="129"/>
-    <w:bookmarkStart w:id="130" w:name="appendix-b-royalty-quick-reference"/>
+    <w:bookmarkEnd w:id="134"/>
+    <w:bookmarkStart w:id="135" w:name="appendix-b-royalty-quick-reference"/>
     <w:p>
       <w:pPr>
         <w:pStyle w:val="Heading2"/>
@@ -12528,8 +13873,8 @@
         <w:t xml:space="preserve">Break-even ACOS ≈ Royalty per copy ÷ Sale price × 100%</w:t>
       </w:r>
     </w:p>
-    <w:bookmarkEnd w:id="130"/>
-    <w:bookmarkStart w:id="134" w:name="Xc1a462834ef4c70435a2995a2a1442b2f067253"/>
+    <w:bookmarkEnd w:id="135"/>
+    <w:bookmarkStart w:id="139" w:name="Xc1a462834ef4c70435a2995a2a1442b2f067253"/>
     <w:p>
       <w:pPr>
         <w:pStyle w:val="Heading2"/>
@@ -12538,7 +13883,7 @@
         <w:t xml:space="preserve">Appendix C — ISBNs, Wide Distribution, and Further Reading</w:t>
       </w:r>
     </w:p>
-    <w:bookmarkStart w:id="131" w:name="isbns"/>
+    <w:bookmarkStart w:id="136" w:name="isbns"/>
     <w:p>
       <w:pPr>
         <w:pStyle w:val="Heading3"/>
@@ -12663,8 +14008,8 @@
         <w:t xml:space="preserve">need print-provider flexibility, buying your own is worth the cost.</w:t>
       </w:r>
     </w:p>
-    <w:bookmarkEnd w:id="131"/>
-    <w:bookmarkStart w:id="132" w:name="wide-distribution-tools"/>
+    <w:bookmarkEnd w:id="136"/>
+    <w:bookmarkStart w:id="137" w:name="wide-distribution-tools"/>
     <w:p>
       <w:pPr>
         <w:pStyle w:val="Heading3"/>
@@ -12723,8 +14068,8 @@
         <w:t xml:space="preserve">and distribution service in the indie-publishing space.</w:t>
       </w:r>
     </w:p>
-    <w:bookmarkEnd w:id="132"/>
-    <w:bookmarkStart w:id="133" w:name="further-reading-and-legitimate-resources"/>
+    <w:bookmarkEnd w:id="137"/>
+    <w:bookmarkStart w:id="138" w:name="further-reading-and-legitimate-resources"/>
     <w:p>
       <w:pPr>
         <w:pStyle w:val="Heading3"/>
@@ -12737,7 +14082,7 @@
       <w:pPr>
         <w:numPr>
           <w:ilvl w:val="0"/>
-          <w:numId w:val="1020"/>
+          <w:numId w:val="1023"/>
         </w:numPr>
         <w:pStyle w:val="Compact"/>
       </w:pPr>
@@ -12795,7 +14140,7 @@
       <w:pPr>
         <w:numPr>
           <w:ilvl w:val="0"/>
-          <w:numId w:val="1020"/>
+          <w:numId w:val="1023"/>
         </w:numPr>
         <w:pStyle w:val="Compact"/>
       </w:pPr>
@@ -12853,7 +14198,7 @@
       <w:pPr>
         <w:numPr>
           <w:ilvl w:val="0"/>
-          <w:numId w:val="1020"/>
+          <w:numId w:val="1023"/>
         </w:numPr>
         <w:pStyle w:val="Compact"/>
       </w:pPr>
@@ -12880,9 +14225,9 @@
         <w:t xml:space="preserve">general terms.</w:t>
       </w:r>
     </w:p>
-    <w:bookmarkEnd w:id="133"/>
-    <w:bookmarkEnd w:id="134"/>
-    <w:bookmarkStart w:id="135" w:name="a-closing-word"/>
+    <w:bookmarkEnd w:id="138"/>
+    <w:bookmarkEnd w:id="139"/>
+    <w:bookmarkStart w:id="140" w:name="a-closing-word"/>
     <w:p>
       <w:pPr>
         <w:pStyle w:val="Heading2"/>
@@ -12979,8 +14324,8 @@
         <w:t xml:space="preserve">finding.</w:t>
       </w:r>
     </w:p>
-    <w:bookmarkEnd w:id="135"/>
-    <w:bookmarkEnd w:id="136"/>
+    <w:bookmarkEnd w:id="140"/>
+    <w:bookmarkEnd w:id="141"/>
     <w:sectPr>
       <w:pgSz w:h="12960" w:w="8640"/>
       <w:pgMar w:bottom="1152" w:footer="720" w:gutter="288" w:header="720" w:left="1296" w:right="1008" w:top="1152"/>
@@ -13545,7 +14890,34 @@
     <w:abstractNumId w:val="991"/>
   </w:num>
   <w:num w:numId="1013">
-    <w:abstractNumId w:val="991"/>
+    <w:abstractNumId w:val="99411"/>
+    <w:lvlOverride w:ilvl="0">
+      <w:startOverride w:val="1"/>
+    </w:lvlOverride>
+    <w:lvlOverride w:ilvl="1">
+      <w:startOverride w:val="1"/>
+    </w:lvlOverride>
+    <w:lvlOverride w:ilvl="2">
+      <w:startOverride w:val="1"/>
+    </w:lvlOverride>
+    <w:lvlOverride w:ilvl="3">
+      <w:startOverride w:val="1"/>
+    </w:lvlOverride>
+    <w:lvlOverride w:ilvl="4">
+      <w:startOverride w:val="1"/>
+    </w:lvlOverride>
+    <w:lvlOverride w:ilvl="5">
+      <w:startOverride w:val="1"/>
+    </w:lvlOverride>
+    <w:lvlOverride w:ilvl="6">
+      <w:startOverride w:val="1"/>
+    </w:lvlOverride>
+    <w:lvlOverride w:ilvl="7">
+      <w:startOverride w:val="1"/>
+    </w:lvlOverride>
+    <w:lvlOverride w:ilvl="8">
+      <w:startOverride w:val="1"/>
+    </w:lvlOverride>
   </w:num>
   <w:num w:numId="1014">
     <w:abstractNumId w:val="991"/>
@@ -13566,6 +14938,15 @@
     <w:abstractNumId w:val="991"/>
   </w:num>
   <w:num w:numId="1020">
+    <w:abstractNumId w:val="991"/>
+  </w:num>
+  <w:num w:numId="1021">
+    <w:abstractNumId w:val="991"/>
+  </w:num>
+  <w:num w:numId="1022">
+    <w:abstractNumId w:val="991"/>
+  </w:num>
+  <w:num w:numId="1023">
     <w:abstractNumId w:val="991"/>
   </w:num>
 </w:numbering>
